--- a/Dissertation_Drafts/Thesis/Completed thesis.docx
+++ b/Dissertation_Drafts/Thesis/Completed thesis.docx
@@ -28,7 +28,7 @@
           <w:noProof/>
         </w:rPr>
         <w:drawing>
-          <wp:anchor distT="0" distB="0" distL="114300" distR="114300" simplePos="0" relativeHeight="251661312" behindDoc="0" locked="0" layoutInCell="1" allowOverlap="1" wp14:anchorId="24870974" wp14:editId="6B826361">
+          <wp:anchor distT="0" distB="0" distL="114300" distR="114300" simplePos="0" relativeHeight="251661312" behindDoc="0" locked="0" layoutInCell="1" allowOverlap="1" wp14:anchorId="3DDFE73A" wp14:editId="51B66952">
             <wp:simplePos x="0" y="0"/>
             <wp:positionH relativeFrom="column">
               <wp:posOffset>4079875</wp:posOffset>
@@ -53,7 +53,7 @@
                     </pic:cNvPicPr>
                   </pic:nvPicPr>
                   <pic:blipFill>
-                    <a:blip r:embed="rId7" cstate="print">
+                    <a:blip r:embed="rId8" cstate="print">
                       <a:extLst>
                         <a:ext uri="{28A0092B-C50C-407E-A947-70E740481C1C}">
                           <a14:useLocalDpi xmlns:a14="http://schemas.microsoft.com/office/drawing/2010/main" val="0"/>
@@ -105,7 +105,7 @@
           <w:lang w:val="en-AU" w:eastAsia="en-AU"/>
         </w:rPr>
         <w:drawing>
-          <wp:anchor distT="0" distB="0" distL="114300" distR="114300" simplePos="0" relativeHeight="251660288" behindDoc="0" locked="0" layoutInCell="1" allowOverlap="1" wp14:anchorId="042B81F1" wp14:editId="1424BE37">
+          <wp:anchor distT="0" distB="0" distL="114300" distR="114300" simplePos="0" relativeHeight="251660288" behindDoc="0" locked="0" layoutInCell="1" allowOverlap="1" wp14:anchorId="5DF3530B" wp14:editId="5AC5A82F">
             <wp:simplePos x="0" y="0"/>
             <wp:positionH relativeFrom="column">
               <wp:posOffset>127200</wp:posOffset>
@@ -128,7 +128,7 @@
                     <pic:cNvPicPr/>
                   </pic:nvPicPr>
                   <pic:blipFill>
-                    <a:blip r:embed="rId8" cstate="print">
+                    <a:blip r:embed="rId9" cstate="print">
                       <a:extLst>
                         <a:ext uri="{28A0092B-C50C-407E-A947-70E740481C1C}">
                           <a14:useLocalDpi xmlns:a14="http://schemas.microsoft.com/office/drawing/2010/main" val="0"/>
@@ -171,7 +171,7 @@
         <mc:AlternateContent>
           <mc:Choice Requires="wps">
             <w:drawing>
-              <wp:anchor distT="0" distB="0" distL="114300" distR="114300" simplePos="0" relativeHeight="251659264" behindDoc="0" locked="0" layoutInCell="1" allowOverlap="1" wp14:anchorId="60A1F847" wp14:editId="40BEB3C1">
+              <wp:anchor distT="0" distB="0" distL="114300" distR="114300" simplePos="0" relativeHeight="251659264" behindDoc="0" locked="0" layoutInCell="1" allowOverlap="1" wp14:anchorId="6BD1EF15" wp14:editId="6FCDFAED">
                 <wp:simplePos x="0" y="0"/>
                 <wp:positionH relativeFrom="column">
                   <wp:posOffset>7658100</wp:posOffset>
@@ -227,7 +227,7 @@
           </mc:Choice>
           <mc:Fallback>
             <w:pict>
-              <v:rect w14:anchorId="2E07249A" id="Rectangle 1" o:spid="_x0000_s1026" style="position:absolute;margin-left:603pt;margin-top:-9.75pt;width:3.6pt;height:211.5pt;z-index:251659264;visibility:visible;mso-wrap-style:square;mso-wrap-distance-left:9pt;mso-wrap-distance-top:0;mso-wrap-distance-right:9pt;mso-wrap-distance-bottom:0;mso-position-horizontal:absolute;mso-position-horizontal-relative:text;mso-position-vertical:absolute;mso-position-vertical-relative:text;v-text-anchor:middle" o:gfxdata="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" fillcolor="#4472c4 [3204]" strokecolor="#1f3763 [1604]" strokeweight="1pt"/>
+              <v:rect w14:anchorId="6940CCEA" id="Rectangle 1" o:spid="_x0000_s1026" style="position:absolute;margin-left:603pt;margin-top:-9.75pt;width:3.6pt;height:211.5pt;z-index:251659264;visibility:visible;mso-wrap-style:square;mso-wrap-distance-left:9pt;mso-wrap-distance-top:0;mso-wrap-distance-right:9pt;mso-wrap-distance-bottom:0;mso-position-horizontal:absolute;mso-position-horizontal-relative:text;mso-position-vertical:absolute;mso-position-vertical-relative:text;v-text-anchor:middle" o:gfxdata="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" fillcolor="#4472c4 [3204]" strokecolor="#1f3763 [1604]" strokeweight="1pt"/>
             </w:pict>
           </mc:Fallback>
         </mc:AlternateContent>
@@ -883,7 +883,7 @@
           <w:color w:val="000000" w:themeColor="text1"/>
         </w:rPr>
         <w:sectPr>
-          <w:footerReference w:type="default" r:id="rId9"/>
+          <w:footerReference w:type="default" r:id="rId10"/>
           <w:pgSz w:w="12240" w:h="15840"/>
           <w:pgMar w:top="1440" w:right="1440" w:bottom="1440" w:left="2160" w:header="720" w:footer="720" w:gutter="0"/>
           <w:pgNumType w:fmt="lowerRoman"/>
@@ -10276,7 +10276,7 @@
             <w:noProof/>
             <w:webHidden/>
           </w:rPr>
-          <w:t>37</w:t>
+          <w:t>38</w:t>
         </w:r>
         <w:r>
           <w:rPr>
@@ -10370,7 +10370,7 @@
           <w:lang w:bidi="si-LK"/>
         </w:rPr>
       </w:pPr>
-      <w:hyperlink r:id="rId10" w:anchor="_Toc242738675" w:history="1">
+      <w:hyperlink r:id="rId11" w:anchor="_Toc242738675" w:history="1">
         <w:r>
           <w:rPr>
             <w:rStyle w:val="Hyperlink"/>
@@ -10441,7 +10441,7 @@
           <w:lang w:bidi="si-LK"/>
         </w:rPr>
       </w:pPr>
-      <w:hyperlink r:id="rId11" w:anchor="_Toc242738676" w:history="1">
+      <w:hyperlink r:id="rId12" w:anchor="_Toc242738676" w:history="1">
         <w:r>
           <w:rPr>
             <w:rStyle w:val="Hyperlink"/>
@@ -11009,7 +11009,7 @@
           <w:lang w:bidi="si-LK"/>
         </w:rPr>
       </w:pPr>
-      <w:hyperlink r:id="rId12" w:anchor="_Toc242738684" w:history="1">
+      <w:hyperlink r:id="rId13" w:anchor="_Toc242738684" w:history="1">
         <w:r>
           <w:rPr>
             <w:rStyle w:val="Hyperlink"/>
@@ -11341,7 +11341,7 @@
             <w:noProof/>
             <w:webHidden/>
           </w:rPr>
-          <w:t>108</w:t>
+          <w:t>109</w:t>
         </w:r>
         <w:r>
           <w:rPr>
@@ -13620,7 +13620,7 @@
           <w:pPr>
             <w:spacing w:line="360" w:lineRule="auto"/>
             <w:sectPr>
-              <w:footerReference w:type="default" r:id="rId13"/>
+              <w:footerReference w:type="default" r:id="rId14"/>
               <w:pgSz w:w="12240" w:h="15840"/>
               <w:pgMar w:top="1440" w:right="1440" w:bottom="1440" w:left="2160" w:header="720" w:footer="720" w:gutter="0"/>
               <w:pgNumType w:fmt="lowerRoman"/>
@@ -13703,8 +13703,30 @@
         <w:rPr>
           <w:rStyle w:val="normaltextrun"/>
         </w:rPr>
-        <w:t>Each year road traffic accidents cause significant damage to human lives and economy. Accordingly, World Health Organization reports that around 1.19 million loses their life as a result of road traffic accident while causing significant number of injuries to individuals. and damages to properties (World Health Organization, 2023). Not only that, but such accidents can also cause economic burden to both the individuals and economy of a relevant country via healthcare expenses, property damage, emergency response cost and etc.</w:t>
-      </w:r>
+        <w:t>Each year road traffic accidents cause significant damage to human lives and economy. Accordingly, World Health Organization reports that around 1.19 million loses their life </w:t>
+      </w:r>
+      <w:proofErr w:type="gramStart"/>
+      <w:r>
+        <w:rPr>
+          <w:rStyle w:val="normaltextrun"/>
+        </w:rPr>
+        <w:t>as a result of</w:t>
+      </w:r>
+      <w:proofErr w:type="gramEnd"/>
+      <w:r>
+        <w:rPr>
+          <w:rStyle w:val="normaltextrun"/>
+        </w:rPr>
+        <w:t xml:space="preserve"> road traffic accident while causing significant number of injuries to individuals. and damages to properties (World Health Organization, 2023). Not only that, but such accidents can also cause economic burden to both the individuals and economy of a relevant country via healthcare expenses, property damage, emergency response cost </w:t>
+      </w:r>
+      <w:proofErr w:type="gramStart"/>
+      <w:r>
+        <w:rPr>
+          <w:rStyle w:val="normaltextrun"/>
+        </w:rPr>
+        <w:t>and etc.</w:t>
+      </w:r>
+      <w:proofErr w:type="gramEnd"/>
       <w:r>
         <w:t xml:space="preserve"> </w:t>
       </w:r>
@@ -13720,6 +13742,20 @@
         </w:rPr>
         <w:t>.</w:t>
       </w:r>
+    </w:p>
+    <w:p>
+      <w:pPr>
+        <w:pStyle w:val="paragraph"/>
+        <w:spacing w:line="360" w:lineRule="auto"/>
+        <w:jc w:val="both"/>
+        <w:textAlignment w:val="baseline"/>
+        <w:rPr>
+          <w:rStyle w:val="normaltextrun"/>
+          <w:sz w:val="22"/>
+          <w:szCs w:val="22"/>
+          <w:lang w:bidi="ar-SA"/>
+        </w:rPr>
+      </w:pPr>
     </w:p>
     <w:p>
       <w:pPr>
@@ -13752,19 +13788,69 @@
         <w:rPr>
           <w:rStyle w:val="normaltextrun"/>
         </w:rPr>
-        <w:t xml:space="preserve">, 2026). Also similar to other countries, road traffic accident has a significant impact to Sri Lankan economy as well. According to a study by </w:t>
-      </w:r>
+        <w:t xml:space="preserve">, 2026). Also </w:t>
+      </w:r>
+      <w:proofErr w:type="gramStart"/>
       <w:r>
         <w:rPr>
           <w:rStyle w:val="normaltextrun"/>
         </w:rPr>
-        <w:t>Bhavan</w:t>
-      </w:r>
+        <w:t>similar to</w:t>
+      </w:r>
+      <w:proofErr w:type="gramEnd"/>
       <w:r>
         <w:rPr>
           <w:rStyle w:val="normaltextrun"/>
         </w:rPr>
-        <w:t xml:space="preserve"> (2019), it is found that 1% increase in fatality index can negatively affect the country by declining its economic growth by 0.79%.  Additionally, the study by Bhavan (2019) also confirms that road traffic accident contributes to increased health expenditures per capita, placing further restrains on financial resources. This confirms that road traffic accident cause harm not only to individual but also cause damage to the country’s macroeconomic stability.</w:t>
+        <w:t xml:space="preserve"> other countries, road traffic accident has a significant impact to Sri Lankan economy as well. According to a study by </w:t>
+      </w:r>
+      <w:r>
+        <w:rPr>
+          <w:rStyle w:val="normaltextrun"/>
+        </w:rPr>
+        <w:t xml:space="preserve">Gunaruwan &amp; Nayanalochana </w:t>
+      </w:r>
+      <w:r>
+        <w:rPr>
+          <w:rStyle w:val="normaltextrun"/>
+        </w:rPr>
+        <w:t>(</w:t>
+      </w:r>
+      <w:r>
+        <w:rPr>
+          <w:rStyle w:val="normaltextrun"/>
+        </w:rPr>
+        <w:t>2023)</w:t>
+      </w:r>
+      <w:r>
+        <w:rPr>
+          <w:rStyle w:val="normaltextrun"/>
+        </w:rPr>
+        <w:t xml:space="preserve">, it is found that fatalities caused by road accidents cost around 0.25% of the country’s GDP each year.  Additionally, the study by </w:t>
+      </w:r>
+      <w:r>
+        <w:rPr>
+          <w:rStyle w:val="normaltextrun"/>
+        </w:rPr>
+        <w:t xml:space="preserve">Gunaruwan &amp; Nayanalochana </w:t>
+      </w:r>
+      <w:r>
+        <w:rPr>
+          <w:rStyle w:val="normaltextrun"/>
+        </w:rPr>
+        <w:t>(</w:t>
+      </w:r>
+      <w:r>
+        <w:rPr>
+          <w:rStyle w:val="normaltextrun"/>
+        </w:rPr>
+        <w:t>2023)</w:t>
+      </w:r>
+      <w:r>
+        <w:rPr>
+          <w:rStyle w:val="normaltextrun"/>
+        </w:rPr>
+        <w:t xml:space="preserve"> also confirms that road traffic accident contributes to increased health expenditures per capita, placing further restrains on financial resources. This confirms that road traffic accident cause harm not only to individual but also cause damage to the country’s macroeconomic stability.</w:t>
       </w:r>
     </w:p>
     <w:p>
@@ -13805,7 +13891,21 @@
         <w:rPr>
           <w:rStyle w:val="normaltextrun"/>
         </w:rPr>
-        <w:t>To reduce negative impacts of road traffic accidents, Sri Lankan government has already taken necessary steps such as introduction of new laws, polices, awareness programs and etc. (Ministry of Transport, n.d.). However, even with such measures, the number of road traffic accidents fluctuates each year due to numerous factors like poor</w:t>
+        <w:t>To reduce negative impacts of road traffic accidents, Sri Lankan government has already taken necessary steps such as introduction of new laws, polices, awareness programs </w:t>
+      </w:r>
+      <w:proofErr w:type="gramStart"/>
+      <w:r>
+        <w:rPr>
+          <w:rStyle w:val="normaltextrun"/>
+        </w:rPr>
+        <w:t>and etc.</w:t>
+      </w:r>
+      <w:proofErr w:type="gramEnd"/>
+      <w:r>
+        <w:rPr>
+          <w:rStyle w:val="normaltextrun"/>
+        </w:rPr>
+        <w:t> (Ministry of Transport, n.d.). However, even with such measures, the number of road traffic accidents fluctuates each year due to numerous factors like poor</w:t>
       </w:r>
       <w:r>
         <w:t xml:space="preserve"> road conditions, reckless driving and excessive speeding</w:t>
@@ -13814,7 +13914,19 @@
         <w:t xml:space="preserve"> </w:t>
       </w:r>
       <w:r>
-        <w:t>(Over 670 Fatal Road Accidents Reported so Far This Year - Sri Lanka Police, 2026)</w:t>
+        <w:t xml:space="preserve">(Over 670 Fatal Road Accidents </w:t>
+      </w:r>
+      <w:r>
+        <w:lastRenderedPageBreak/>
+        <w:t xml:space="preserve">Reported </w:t>
+      </w:r>
+      <w:proofErr w:type="gramStart"/>
+      <w:r>
+        <w:t>so</w:t>
+      </w:r>
+      <w:proofErr w:type="gramEnd"/>
+      <w:r>
+        <w:t xml:space="preserve"> Far This Year - Sri Lanka Police, 2026)</w:t>
       </w:r>
       <w:r>
         <w:t>.</w:t>
@@ -13823,14 +13935,21 @@
         <w:rPr>
           <w:rStyle w:val="normaltextrun"/>
         </w:rPr>
-        <w:t xml:space="preserve"> Accordingly, it is clear that such </w:t>
-      </w:r>
+        <w:t xml:space="preserve"> Accordingly, </w:t>
+      </w:r>
+      <w:proofErr w:type="gramStart"/>
       <w:r>
         <w:rPr>
           <w:rStyle w:val="normaltextrun"/>
         </w:rPr>
-        <w:lastRenderedPageBreak/>
-        <w:t xml:space="preserve">traditional reactive measures alone are not effective, when it comes to road traffic accident preventions in modern Sri Lanka. </w:t>
+        <w:t>it is clear that such</w:t>
+      </w:r>
+      <w:proofErr w:type="gramEnd"/>
+      <w:r>
+        <w:rPr>
+          <w:rStyle w:val="normaltextrun"/>
+        </w:rPr>
+        <w:t xml:space="preserve"> traditional reactive measures alone are not effective, when it comes to road traffic accident preventions in modern Sri Lanka. </w:t>
       </w:r>
     </w:p>
     <w:p>
@@ -14077,6 +14196,26 @@
         </w:rPr>
         <w:t>Accordingly, this research proposes developing of a multi-source machine learning framework for accident risk prediction and spatial analysis in Sri Lanka, which will be integrated with Sri Lankan police accident records and contextual weather data. This framework will help decision making process of the relevant authorities by identifying accident hotspot locations, contributing factors for the accident prediction, dynamic variations across accidents hotspots over a period of time and presenting those information via an interactive dashboard.</w:t>
       </w:r>
+    </w:p>
+    <w:p>
+      <w:pPr>
+        <w:spacing w:line="360" w:lineRule="auto"/>
+        <w:jc w:val="both"/>
+        <w:rPr>
+          <w:sz w:val="24"/>
+          <w:szCs w:val="24"/>
+        </w:rPr>
+      </w:pPr>
+    </w:p>
+    <w:p>
+      <w:pPr>
+        <w:spacing w:line="360" w:lineRule="auto"/>
+        <w:jc w:val="both"/>
+        <w:rPr>
+          <w:sz w:val="24"/>
+          <w:szCs w:val="24"/>
+        </w:rPr>
+      </w:pPr>
     </w:p>
     <w:p>
       <w:pPr>
@@ -14229,7 +14368,6 @@
           <w:bCs/>
           <w:szCs w:val="28"/>
         </w:rPr>
-        <w:lastRenderedPageBreak/>
         <w:t>1.2 Research Problem</w:t>
       </w:r>
       <w:bookmarkEnd w:id="5"/>
@@ -14331,35 +14469,71 @@
           <w:sz w:val="24"/>
           <w:szCs w:val="24"/>
         </w:rPr>
-        <w:t>), where they developed a predictive framework for accident hotspot prediction in Brazilian Highways using multiple data sources such as location, time and weather conditions. But exploration of such kind of machine learning frameworks are extremely limited when it comes to Sri Lankan context. Moreover, frameworks developed for countries like Brazil are not validated against Sri Lankan context where accident contribution factors such as weather, peak hours and traffic conditions significant differ from such countries.</w:t>
-      </w:r>
-    </w:p>
-    <w:p>
-      <w:pPr>
-        <w:spacing w:line="360" w:lineRule="auto"/>
-        <w:jc w:val="both"/>
+        <w:t xml:space="preserve">), where they developed a predictive framework for accident hotspot prediction in Brazilian Highways using multiple data sources such as location, </w:t>
+      </w:r>
+      <w:proofErr w:type="gramStart"/>
+      <w:r>
         <w:rPr>
           <w:color w:val="000000" w:themeColor="text1"/>
           <w:sz w:val="24"/>
           <w:szCs w:val="24"/>
         </w:rPr>
-      </w:pPr>
-    </w:p>
-    <w:p>
-      <w:pPr>
-        <w:spacing w:line="360" w:lineRule="auto"/>
-        <w:jc w:val="both"/>
-        <w:rPr>
-          <w:sz w:val="24"/>
-          <w:szCs w:val="24"/>
-        </w:rPr>
-      </w:pPr>
+        <w:t>time</w:t>
+      </w:r>
+      <w:proofErr w:type="gramEnd"/>
       <w:r>
         <w:rPr>
           <w:color w:val="000000" w:themeColor="text1"/>
           <w:sz w:val="24"/>
           <w:szCs w:val="24"/>
         </w:rPr>
+        <w:t xml:space="preserve"> and weather conditions. But exploration of such kind of machine learning frameworks are extremely limited when it comes to Sri Lankan context. Moreover, frameworks developed for countries like Brazil are not validated against Sri Lankan context where accident contribution factors such as weather, peak </w:t>
+      </w:r>
+      <w:proofErr w:type="gramStart"/>
+      <w:r>
+        <w:rPr>
+          <w:color w:val="000000" w:themeColor="text1"/>
+          <w:sz w:val="24"/>
+          <w:szCs w:val="24"/>
+        </w:rPr>
+        <w:t>hours</w:t>
+      </w:r>
+      <w:proofErr w:type="gramEnd"/>
+      <w:r>
+        <w:rPr>
+          <w:color w:val="000000" w:themeColor="text1"/>
+          <w:sz w:val="24"/>
+          <w:szCs w:val="24"/>
+        </w:rPr>
+        <w:t xml:space="preserve"> and traffic conditions significant differ from such countries.</w:t>
+      </w:r>
+    </w:p>
+    <w:p>
+      <w:pPr>
+        <w:spacing w:line="360" w:lineRule="auto"/>
+        <w:jc w:val="both"/>
+        <w:rPr>
+          <w:color w:val="000000" w:themeColor="text1"/>
+          <w:sz w:val="24"/>
+          <w:szCs w:val="24"/>
+        </w:rPr>
+      </w:pPr>
+    </w:p>
+    <w:p>
+      <w:pPr>
+        <w:spacing w:line="360" w:lineRule="auto"/>
+        <w:jc w:val="both"/>
+        <w:rPr>
+          <w:sz w:val="24"/>
+          <w:szCs w:val="24"/>
+        </w:rPr>
+      </w:pPr>
+      <w:r>
+        <w:rPr>
+          <w:color w:val="000000" w:themeColor="text1"/>
+          <w:sz w:val="24"/>
+          <w:szCs w:val="24"/>
+        </w:rPr>
         <w:t xml:space="preserve">When it specifically comes to Sri Lankan context, only a limited number of studies have been done on this exact domain. Accordingly, </w:t>
       </w:r>
       <w:r>
@@ -14411,7 +14585,15 @@
           <w:sz w:val="24"/>
           <w:szCs w:val="24"/>
         </w:rPr>
-        <w:t xml:space="preserve"> for Sri Lankan context</w:t>
+        <w:t xml:space="preserve"> for Sri Lankan </w:t>
+      </w:r>
+      <w:r>
+        <w:rPr>
+          <w:sz w:val="24"/>
+          <w:szCs w:val="24"/>
+        </w:rPr>
+        <w:lastRenderedPageBreak/>
+        <w:t>context</w:t>
       </w:r>
       <w:r>
         <w:rPr>
@@ -14445,8 +14627,23 @@
           <w:sz w:val="24"/>
           <w:szCs w:val="24"/>
         </w:rPr>
-        <w:lastRenderedPageBreak/>
-        <w:t xml:space="preserve">Also as mentioned earlier, occurrence of road accidents are not uniformly distributed across locations and time periods and they vary depends on the location (spatial) and temporal (time) features. So, understating such variation can be very helpful for authorities when it comes to decision making and implementing preventative strategies related to road traffic accidents. Additionally, analysis of such spatial and temporal variation can contribute greatly to the model’s performance </w:t>
+        <w:t xml:space="preserve">Also as mentioned earlier, occurrence of road accidents </w:t>
+      </w:r>
+      <w:proofErr w:type="gramStart"/>
+      <w:r>
+        <w:rPr>
+          <w:sz w:val="24"/>
+          <w:szCs w:val="24"/>
+        </w:rPr>
+        <w:t>are</w:t>
+      </w:r>
+      <w:proofErr w:type="gramEnd"/>
+      <w:r>
+        <w:rPr>
+          <w:sz w:val="24"/>
+          <w:szCs w:val="24"/>
+        </w:rPr>
+        <w:t xml:space="preserve"> not uniformly distributed across locations and time periods and they vary depends on the location (spatial) and temporal (time) features. So, understating such variation can be very helpful for authorities when it comes to decision making and implementing preventative strategies related to road traffic accidents. Additionally, analysis of such spatial and temporal variation can contribute greatly to the model’s performance </w:t>
       </w:r>
       <w:r>
         <w:rPr>
@@ -14516,7 +14713,23 @@
           <w:sz w:val="24"/>
           <w:szCs w:val="24"/>
         </w:rPr>
-        <w:t xml:space="preserve"> But, similar to spatial and temporal analysis of road traffic accident-related data, only a limited number of evidence was found regarding incorporating Explainable AI technologies for accident hotspot prediction and severity classification in Sri Lankan context.</w:t>
+        <w:t xml:space="preserve"> But, </w:t>
+      </w:r>
+      <w:proofErr w:type="gramStart"/>
+      <w:r>
+        <w:rPr>
+          <w:sz w:val="24"/>
+          <w:szCs w:val="24"/>
+        </w:rPr>
+        <w:t>similar to</w:t>
+      </w:r>
+      <w:proofErr w:type="gramEnd"/>
+      <w:r>
+        <w:rPr>
+          <w:sz w:val="24"/>
+          <w:szCs w:val="24"/>
+        </w:rPr>
+        <w:t xml:space="preserve"> spatial and temporal analysis of road traffic accident-related data, only a limited number of evidence was found regarding incorporating Explainable AI technologies for accident hotspot prediction and severity classification in Sri Lankan context.</w:t>
       </w:r>
     </w:p>
     <w:p>
@@ -14550,7 +14763,23 @@
           <w:sz w:val="24"/>
           <w:szCs w:val="24"/>
         </w:rPr>
-        <w:t>and severity classification. Additionally incorporating analysis of spatial and temporal variation in accident related data Explainable AI technologies can improve both model’s prediction accuracy and transparency.</w:t>
+        <w:t xml:space="preserve">and severity classification. Additionally incorporating analysis of spatial and temporal variation in </w:t>
+      </w:r>
+      <w:proofErr w:type="gramStart"/>
+      <w:r>
+        <w:rPr>
+          <w:sz w:val="24"/>
+          <w:szCs w:val="24"/>
+        </w:rPr>
+        <w:t>accident related</w:t>
+      </w:r>
+      <w:proofErr w:type="gramEnd"/>
+      <w:r>
+        <w:rPr>
+          <w:sz w:val="24"/>
+          <w:szCs w:val="24"/>
+        </w:rPr>
+        <w:t xml:space="preserve"> data Explainable AI technologies can improve both model’s prediction accuracy and transparency.</w:t>
       </w:r>
     </w:p>
     <w:p>
@@ -14650,7 +14879,6 @@
           <w:bCs/>
           <w:szCs w:val="28"/>
         </w:rPr>
-        <w:lastRenderedPageBreak/>
         <w:t>1</w:t>
       </w:r>
       <w:r>
@@ -14683,7 +14911,23 @@
           <w:sz w:val="24"/>
           <w:szCs w:val="24"/>
         </w:rPr>
-        <w:t>To feature engineer the spatial, temporal and weather parameters from the combined accident data and weather data for the development of spatiotemporal model training panel.</w:t>
+        <w:t xml:space="preserve">To feature engineer the spatial, </w:t>
+      </w:r>
+      <w:proofErr w:type="gramStart"/>
+      <w:r>
+        <w:rPr>
+          <w:sz w:val="24"/>
+          <w:szCs w:val="24"/>
+        </w:rPr>
+        <w:t>temporal</w:t>
+      </w:r>
+      <w:proofErr w:type="gramEnd"/>
+      <w:r>
+        <w:rPr>
+          <w:sz w:val="24"/>
+          <w:szCs w:val="24"/>
+        </w:rPr>
+        <w:t xml:space="preserve"> and weather parameters from the combined accident data and weather data for the development of spatiotemporal model training panel.</w:t>
       </w:r>
     </w:p>
     <w:p>
@@ -15125,34 +15369,66 @@
           <w:sz w:val="24"/>
           <w:szCs w:val="24"/>
         </w:rPr>
-        <w:t xml:space="preserve">. For the implementation, historical police accident records along with weather data obtained through external APIs based on accident location, time and data will be used. Also the scope of this research will be limited to a selected set of regions due to data scarcity in Sri Lankan context. </w:t>
-      </w:r>
-    </w:p>
-    <w:p>
-      <w:pPr>
-        <w:spacing w:line="360" w:lineRule="auto"/>
-        <w:jc w:val="both"/>
-        <w:rPr>
-          <w:sz w:val="24"/>
-          <w:szCs w:val="24"/>
-        </w:rPr>
-      </w:pPr>
-    </w:p>
-    <w:p>
-      <w:pPr>
-        <w:spacing w:line="360" w:lineRule="auto"/>
-        <w:jc w:val="both"/>
-        <w:rPr>
-          <w:sz w:val="24"/>
-          <w:szCs w:val="24"/>
-        </w:rPr>
-      </w:pPr>
-      <w:r>
-        <w:rPr>
-          <w:sz w:val="24"/>
-          <w:szCs w:val="24"/>
-        </w:rPr>
-        <w:t>The inputs for this research include accident related data such as location, date and time, severity, vehicle involvement, casualties, and cause of the accident along with the contextual weather data, which includes features like precipitation, visibility and temperature. Once collected, these data will go through an ETL pipeline where preprocessing techniques like extraction, transformation, feature engineering and finally integrating to a centralized data warehouse happen. After this, these data will be used to train and evaluate machine learning models such as random forest, Logistic Regression and XGBoost to identify the most suitable for Sri Lankan context.</w:t>
+        <w:t xml:space="preserve">. For the implementation, historical police accident records along with weather data obtained through external APIs based on accident location, time and data will be used. </w:t>
+      </w:r>
+      <w:proofErr w:type="gramStart"/>
+      <w:r>
+        <w:rPr>
+          <w:sz w:val="24"/>
+          <w:szCs w:val="24"/>
+        </w:rPr>
+        <w:t>Also</w:t>
+      </w:r>
+      <w:proofErr w:type="gramEnd"/>
+      <w:r>
+        <w:rPr>
+          <w:sz w:val="24"/>
+          <w:szCs w:val="24"/>
+        </w:rPr>
+        <w:t xml:space="preserve"> the scope of this research will be limited to a selected set of regions due to data scarcity in Sri Lankan context. </w:t>
+      </w:r>
+    </w:p>
+    <w:p>
+      <w:pPr>
+        <w:spacing w:line="360" w:lineRule="auto"/>
+        <w:jc w:val="both"/>
+        <w:rPr>
+          <w:sz w:val="24"/>
+          <w:szCs w:val="24"/>
+        </w:rPr>
+      </w:pPr>
+    </w:p>
+    <w:p>
+      <w:pPr>
+        <w:spacing w:line="360" w:lineRule="auto"/>
+        <w:jc w:val="both"/>
+        <w:rPr>
+          <w:sz w:val="24"/>
+          <w:szCs w:val="24"/>
+        </w:rPr>
+      </w:pPr>
+      <w:r>
+        <w:rPr>
+          <w:sz w:val="24"/>
+          <w:szCs w:val="24"/>
+        </w:rPr>
+        <w:t xml:space="preserve">The inputs for this research include </w:t>
+      </w:r>
+      <w:proofErr w:type="gramStart"/>
+      <w:r>
+        <w:rPr>
+          <w:sz w:val="24"/>
+          <w:szCs w:val="24"/>
+        </w:rPr>
+        <w:t>accident related</w:t>
+      </w:r>
+      <w:proofErr w:type="gramEnd"/>
+      <w:r>
+        <w:rPr>
+          <w:sz w:val="24"/>
+          <w:szCs w:val="24"/>
+        </w:rPr>
+        <w:t xml:space="preserve"> data such as location, date and time, severity, vehicle involvement, casualties, and cause of the accident along with the contextual weather data, which includes features like precipitation, visibility and temperature. Once collected, these data will go through an ETL pipeline where preprocessing techniques like extraction, transformation, feature engineering and finally integrating to a centralized data warehouse happen. After this, these data will be used to train and evaluate machine learning models such as random forest, Logistic Regression and XGBoost to identify the most suitable for Sri Lankan context.</w:t>
       </w:r>
     </w:p>
     <w:p>
@@ -15247,7 +15523,23 @@
           <w:sz w:val="24"/>
           <w:szCs w:val="24"/>
         </w:rPr>
-        <w:t xml:space="preserve"> as there is no any systematic approach to obtain real time or livestream accident data within Sri Lanka.</w:t>
+        <w:t xml:space="preserve"> as there is </w:t>
+      </w:r>
+      <w:proofErr w:type="gramStart"/>
+      <w:r>
+        <w:rPr>
+          <w:sz w:val="24"/>
+          <w:szCs w:val="24"/>
+        </w:rPr>
+        <w:t>no</w:t>
+      </w:r>
+      <w:proofErr w:type="gramEnd"/>
+      <w:r>
+        <w:rPr>
+          <w:sz w:val="24"/>
+          <w:szCs w:val="24"/>
+        </w:rPr>
+        <w:t xml:space="preserve"> any systematic approach to obtain real time or livestream accident data within Sri Lanka.</w:t>
       </w:r>
     </w:p>
     <w:p>
@@ -15566,7 +15858,23 @@
           <w:sz w:val="24"/>
           <w:szCs w:val="24"/>
         </w:rPr>
-        <w:t>When it comes to technological side of the research, most of the existing studies in Sri Lanka has only given focus to accident hotspot and severity prediction with limited exploration towards integration of technologies such as multiple-data source, spatiotemporal analysis, and Explainable AI integration. However, to mitigate such limitations, this research proposes an explainable multi source spatiotemporal framework for hotspot prediction and classify severity of them. Furthermore, even most of the existing studies that integrated Explainable AI only shows the contribution of features to a certain prediction. Even though XAI integrations improves the model’s transparency, such kind of frameworks are still unable to provide intelligent context aware recommendations to the relevant authorities to make the decision making process easier. Accordingly, through the proposed framework, we also address those kinds of limitation by adding a multi agent decision support system and thereby improving practicality of the framework.</w:t>
+        <w:t xml:space="preserve">When it comes to technological side of the research, most of the existing studies in Sri Lanka has only given focus to accident hotspot and severity prediction with limited exploration towards integration of technologies such as multiple-data source, spatiotemporal analysis, and Explainable AI integration. However, to mitigate such limitations, this research proposes an explainable multi source spatiotemporal framework for hotspot prediction and classify severity of them. Furthermore, even most of the existing studies that integrated Explainable AI only shows the contribution of features to a certain prediction. Even though XAI integrations improves the model’s transparency, such kind of frameworks are still unable to provide intelligent context aware recommendations to the relevant authorities to make the </w:t>
+      </w:r>
+      <w:proofErr w:type="gramStart"/>
+      <w:r>
+        <w:rPr>
+          <w:sz w:val="24"/>
+          <w:szCs w:val="24"/>
+        </w:rPr>
+        <w:t>decision making</w:t>
+      </w:r>
+      <w:proofErr w:type="gramEnd"/>
+      <w:r>
+        <w:rPr>
+          <w:sz w:val="24"/>
+          <w:szCs w:val="24"/>
+        </w:rPr>
+        <w:t xml:space="preserve"> process easier. Accordingly, through the proposed framework, we also address those kinds of limitation by adding a multi agent decision support system and thereby improving practicality of the framework.</w:t>
       </w:r>
     </w:p>
     <w:p>
@@ -15816,7 +16124,23 @@
           <w:sz w:val="24"/>
           <w:szCs w:val="24"/>
         </w:rPr>
-        <w:t xml:space="preserve">. But even those synthetic data is also limited to Colombo Municipal Area as such synthetic data is based on Colombo area’s road network, weather patterns and location structure. So it is better to understand that even technical feasibility (Lambda Contribution) of the framework is implemented by considering Colombo Municipal Area context. </w:t>
+        <w:t xml:space="preserve">. But even those synthetic data is also limited to Colombo Municipal Area as such synthetic data is based on Colombo area’s road network, weather patterns and location structure. </w:t>
+      </w:r>
+      <w:proofErr w:type="gramStart"/>
+      <w:r>
+        <w:rPr>
+          <w:sz w:val="24"/>
+          <w:szCs w:val="24"/>
+        </w:rPr>
+        <w:t>So</w:t>
+      </w:r>
+      <w:proofErr w:type="gramEnd"/>
+      <w:r>
+        <w:rPr>
+          <w:sz w:val="24"/>
+          <w:szCs w:val="24"/>
+        </w:rPr>
+        <w:t xml:space="preserve"> it is better to understand that even technical feasibility (Lambda Contribution) of the framework is implemented by considering Colombo Municipal Area context. </w:t>
       </w:r>
     </w:p>
     <w:p>
@@ -15867,7 +16191,39 @@
           <w:sz w:val="24"/>
           <w:szCs w:val="24"/>
         </w:rPr>
-        <w:t xml:space="preserve">Another limitation is that Sri Lanka does not have any publicly available traffic accident hotspot or blackspot location maintained by official authorities like Sri Lanka Police. As a result of this, there is no any structured way to validate the findings of the research against official source. So considering factors like data limitations, geographic limitations, validation limitations and most of historical traffic accident data that is supposed to use for model training being synthetic, contribution of the research will be limited to technical aspect (Lambda Contribution) rather than statistical insights or real world accuracy of the predicted hotspots (Omega Contribution) </w:t>
+        <w:t xml:space="preserve">Another limitation is that Sri Lanka does not have any publicly available traffic accident hotspot or blackspot location maintained by official authorities like Sri Lanka Police. As a result of this, there is </w:t>
+      </w:r>
+      <w:proofErr w:type="gramStart"/>
+      <w:r>
+        <w:rPr>
+          <w:sz w:val="24"/>
+          <w:szCs w:val="24"/>
+        </w:rPr>
+        <w:t>no</w:t>
+      </w:r>
+      <w:proofErr w:type="gramEnd"/>
+      <w:r>
+        <w:rPr>
+          <w:sz w:val="24"/>
+          <w:szCs w:val="24"/>
+        </w:rPr>
+        <w:t xml:space="preserve"> any structured way to validate the findings of the research against official source. </w:t>
+      </w:r>
+      <w:proofErr w:type="gramStart"/>
+      <w:r>
+        <w:rPr>
+          <w:sz w:val="24"/>
+          <w:szCs w:val="24"/>
+        </w:rPr>
+        <w:t>So</w:t>
+      </w:r>
+      <w:proofErr w:type="gramEnd"/>
+      <w:r>
+        <w:rPr>
+          <w:sz w:val="24"/>
+          <w:szCs w:val="24"/>
+        </w:rPr>
+        <w:t xml:space="preserve"> considering factors like data limitations, geographic limitations, validation limitations and most of historical traffic accident data that is supposed to use for model training being synthetic, contribution of the research will be limited to technical aspect (Lambda Contribution) rather than statistical insights or real world accuracy of the predicted hotspots (Omega Contribution) </w:t>
       </w:r>
       <w:r>
         <w:rPr>
@@ -15961,7 +16317,15 @@
         <w:textAlignment w:val="baseline"/>
       </w:pPr>
       <w:r>
-        <w:t>In today’s world, road traffic accidents are considered as one of the major global threats to both human lives and economy of a country. As a country Sri Lanka also experiences negative effects of road traffic accidents due to several factors such as urbanization, increased vehicle usage and etc. Despites the traditional measures such as implementation of laws and regulations, traffic light systems, awareness programs, fine taken by Sri Lankan government, the number of road traffic accidents grow each year.</w:t>
+        <w:t xml:space="preserve">In today’s world, road traffic accidents are considered as one of the major global threats to both human lives and economy of a country. As a country Sri Lanka also experiences negative effects of road traffic accidents due to several factors such as urbanization, increased vehicle usage </w:t>
+      </w:r>
+      <w:proofErr w:type="gramStart"/>
+      <w:r>
+        <w:t>and etc.</w:t>
+      </w:r>
+      <w:proofErr w:type="gramEnd"/>
+      <w:r>
+        <w:t xml:space="preserve"> Despites the traditional measures such as implementation of laws and regulations, traffic light systems, awareness programs, fine taken by Sri Lankan government, the number of road traffic accidents grow each year.</w:t>
       </w:r>
     </w:p>
     <w:p>
@@ -15999,7 +16363,15 @@
         <w:textAlignment w:val="baseline"/>
       </w:pPr>
       <w:r>
-        <w:t xml:space="preserve">Furthermore, this chapter also highlights, how such implementation are minimally adapted when it comes to Sri Lankan context, along with an overview of limitations of existing studies. </w:t>
+        <w:t xml:space="preserve">Furthermore, this chapter also highlights, how such implementation </w:t>
+      </w:r>
+      <w:proofErr w:type="gramStart"/>
+      <w:r>
+        <w:t>are</w:t>
+      </w:r>
+      <w:proofErr w:type="gramEnd"/>
+      <w:r>
+        <w:t xml:space="preserve"> minimally adapted when it comes to Sri Lankan context, along with an overview of limitations of existing studies. </w:t>
       </w:r>
     </w:p>
     <w:p>
@@ -16036,7 +16408,15 @@
         <w:t>ource spatiotemporal model for traffic accident hotspot prediction and severity classification in Sri Lanka</w:t>
       </w:r>
       <w:r>
-        <w:t xml:space="preserve"> along with its objectives, research questions and scope of the research. The next chapter will explore existing literatures related to accident hotspots prediction, machine learning, techniques used in hotspot predictions, spatiotemporal modelling and explainable AI technologies along with identification of research gaps on existing studies in related to our proposed implementation.</w:t>
+        <w:t xml:space="preserve"> along with its objectives, research questions and scope of the research. The next chapter will explore existing literatures related to accident hotspots prediction, machine learning, techniques used in hotspot predictions, spatiotemporal </w:t>
+      </w:r>
+      <w:proofErr w:type="gramStart"/>
+      <w:r>
+        <w:t>modelling</w:t>
+      </w:r>
+      <w:proofErr w:type="gramEnd"/>
+      <w:r>
+        <w:t xml:space="preserve"> and explainable AI technologies along with identification of research gaps on existing studies in related to our proposed implementation.</w:t>
       </w:r>
       <w:r>
         <w:tab/>
@@ -16056,6 +16436,18 @@
         <w:rPr>
           <w:color w:val="000000" w:themeColor="text1"/>
         </w:rPr>
+      </w:pPr>
+    </w:p>
+    <w:p>
+      <w:pPr>
+        <w:spacing w:line="360" w:lineRule="auto"/>
+        <w:jc w:val="both"/>
+      </w:pPr>
+    </w:p>
+    <w:p>
+      <w:pPr>
+        <w:spacing w:line="360" w:lineRule="auto"/>
+        <w:jc w:val="both"/>
       </w:pPr>
     </w:p>
     <w:p>
@@ -16098,7 +16490,6 @@
           <w:bCs/>
           <w:color w:val="000000" w:themeColor="text1"/>
         </w:rPr>
-        <w:lastRenderedPageBreak/>
         <w:t>Chapter 2: Literature Review</w:t>
       </w:r>
       <w:bookmarkEnd w:id="26"/>
@@ -16298,7 +16689,47 @@
           <w:sz w:val="24"/>
           <w:szCs w:val="24"/>
         </w:rPr>
-        <w:t>Usually, in order to enable computers with decision making capabilities, we have to program every possible scenario related to a certain decision making process via rule based algorithmic techniques. However, with the invention of machine learning (ML), which is a subsection of Artificial Intelligence (AI), it is possible to enable such computer systems to make predictions or decisions by making those computers learn patterns, relationships and structures via historical data without needing the above mentioned rule based algorithmic approaches</w:t>
+        <w:t xml:space="preserve">Usually, in order to enable computers with decision making capabilities, we have to program every possible scenario related to a certain </w:t>
+      </w:r>
+      <w:proofErr w:type="gramStart"/>
+      <w:r>
+        <w:rPr>
+          <w:sz w:val="24"/>
+          <w:szCs w:val="24"/>
+        </w:rPr>
+        <w:t>decision making</w:t>
+      </w:r>
+      <w:proofErr w:type="gramEnd"/>
+      <w:r>
+        <w:rPr>
+          <w:sz w:val="24"/>
+          <w:szCs w:val="24"/>
+        </w:rPr>
+        <w:t xml:space="preserve"> process via rule based algorithmic techniques. However, with the invention of machine learning (ML), which is a subsection of Artificial Intelligence (AI), it is possible to enable such computer systems to make predictions or decisions by making those computers learn patterns, relationships and structures via historical data without needing the </w:t>
+      </w:r>
+      <w:proofErr w:type="gramStart"/>
+      <w:r>
+        <w:rPr>
+          <w:sz w:val="24"/>
+          <w:szCs w:val="24"/>
+        </w:rPr>
+        <w:t>above mentioned</w:t>
+      </w:r>
+      <w:proofErr w:type="gramEnd"/>
+      <w:r>
+        <w:rPr>
+          <w:sz w:val="24"/>
+          <w:szCs w:val="24"/>
+        </w:rPr>
+        <w:t xml:space="preserve"> rule based </w:t>
+      </w:r>
+      <w:r>
+        <w:rPr>
+          <w:sz w:val="24"/>
+          <w:szCs w:val="24"/>
+        </w:rPr>
+        <w:lastRenderedPageBreak/>
+        <w:t>algorithmic approaches</w:t>
       </w:r>
       <w:r>
         <w:t xml:space="preserve"> </w:t>
@@ -16342,15 +16773,327 @@
           <w:sz w:val="24"/>
           <w:szCs w:val="24"/>
         </w:rPr>
+        <w:t xml:space="preserve">Furthermore, machine learning is divided in to 3 approaches, which are namely, supervised, unsupervised and reinforcement learning. Accordingly, when it comes tasks like predicting traffic accident hotspots, it is found that supervised learning is much more suitable as these kinds of tasks require involve learning patterns in historical road traffic data via input variables (features) and output variables (target) </w:t>
+      </w:r>
+      <w:r>
+        <w:rPr>
+          <w:sz w:val="24"/>
+          <w:szCs w:val="24"/>
+        </w:rPr>
+        <w:t>(Chen, 2024)</w:t>
+      </w:r>
+      <w:r>
+        <w:rPr>
+          <w:sz w:val="24"/>
+          <w:szCs w:val="24"/>
+        </w:rPr>
+        <w:t xml:space="preserve">. </w:t>
+      </w:r>
+    </w:p>
+    <w:p>
+      <w:pPr>
+        <w:spacing w:line="360" w:lineRule="auto"/>
+        <w:jc w:val="both"/>
+        <w:rPr>
+          <w:sz w:val="24"/>
+          <w:szCs w:val="24"/>
+        </w:rPr>
+      </w:pPr>
+    </w:p>
+    <w:p>
+      <w:pPr>
+        <w:spacing w:line="360" w:lineRule="auto"/>
+        <w:jc w:val="both"/>
+        <w:rPr>
+          <w:sz w:val="24"/>
+          <w:szCs w:val="24"/>
+        </w:rPr>
+      </w:pPr>
+      <w:r>
+        <w:rPr>
+          <w:sz w:val="24"/>
+          <w:szCs w:val="24"/>
+        </w:rPr>
+        <w:t>When it comes to using supervised learning approach in this study, it acts as classification task instead of regression as the goal is to label a certain spatial and temporal unit as either a hotspot or not. Also, similar approach has been used when it comes to predicting severity of each hotspot based on the predefined severity assigned to each road accident.</w:t>
+      </w:r>
+    </w:p>
+    <w:p>
+      <w:pPr>
+        <w:spacing w:line="360" w:lineRule="auto"/>
+        <w:jc w:val="both"/>
+        <w:rPr>
+          <w:sz w:val="24"/>
+          <w:szCs w:val="24"/>
+        </w:rPr>
+      </w:pPr>
+    </w:p>
+    <w:p>
+      <w:pPr>
+        <w:spacing w:line="360" w:lineRule="auto"/>
+        <w:jc w:val="both"/>
+        <w:rPr>
+          <w:sz w:val="24"/>
+          <w:szCs w:val="24"/>
+        </w:rPr>
+      </w:pPr>
+      <w:r>
+        <w:rPr>
+          <w:b/>
+          <w:bCs/>
+          <w:color w:val="000000" w:themeColor="text1"/>
+          <w:sz w:val="24"/>
+          <w:szCs w:val="24"/>
+        </w:rPr>
+        <w:t>2.2.</w:t>
+      </w:r>
+      <w:r>
+        <w:rPr>
+          <w:b/>
+          <w:bCs/>
+          <w:color w:val="000000" w:themeColor="text1"/>
+          <w:sz w:val="24"/>
+          <w:szCs w:val="24"/>
+        </w:rPr>
+        <w:t>2</w:t>
+      </w:r>
+      <w:r>
+        <w:rPr>
+          <w:b/>
+          <w:bCs/>
+          <w:color w:val="000000" w:themeColor="text1"/>
+          <w:sz w:val="24"/>
+          <w:szCs w:val="24"/>
+        </w:rPr>
+        <w:t xml:space="preserve"> </w:t>
+      </w:r>
+      <w:r>
+        <w:rPr>
+          <w:b/>
+          <w:bCs/>
+          <w:color w:val="000000" w:themeColor="text1"/>
+          <w:sz w:val="24"/>
+          <w:szCs w:val="24"/>
+        </w:rPr>
+        <w:t>Spatiotemporal Analysis</w:t>
+      </w:r>
+      <w:r>
+        <w:rPr>
+          <w:b/>
+          <w:bCs/>
+          <w:color w:val="000000" w:themeColor="text1"/>
+          <w:sz w:val="24"/>
+          <w:szCs w:val="24"/>
+        </w:rPr>
+        <w:t xml:space="preserve"> </w:t>
+      </w:r>
+    </w:p>
+    <w:p>
+      <w:pPr>
+        <w:spacing w:line="360" w:lineRule="auto"/>
+        <w:jc w:val="both"/>
+        <w:rPr>
+          <w:sz w:val="24"/>
+          <w:szCs w:val="24"/>
+        </w:rPr>
+      </w:pPr>
+      <w:r>
+        <w:rPr>
+          <w:sz w:val="24"/>
+          <w:szCs w:val="24"/>
+        </w:rPr>
+        <w:t xml:space="preserve">Events like occurrence of traffic accident depends heavily on geographic locations and the time of the day. However, most of the existing studies implement these kinds of frameworks by considering geographic locations/space (spatial) and time (temporal) as 2 separate entities, which can lead to incomplete predictions. As a solution for this, we can incorporate techniques like spatiotemporal analysis which helps us to understand how patterns related to events like occurrence of road traffic accident hotspots changes with the time and geographic locations </w:t>
+      </w:r>
+      <w:r>
+        <w:rPr>
+          <w:sz w:val="24"/>
+          <w:szCs w:val="24"/>
+        </w:rPr>
+        <w:t>(Turab et al., 2026)</w:t>
+      </w:r>
+      <w:r>
+        <w:rPr>
+          <w:sz w:val="24"/>
+          <w:szCs w:val="24"/>
+        </w:rPr>
+        <w:t xml:space="preserve">. </w:t>
+      </w:r>
+    </w:p>
+    <w:p>
+      <w:pPr>
+        <w:spacing w:line="360" w:lineRule="auto"/>
+        <w:jc w:val="both"/>
+        <w:rPr>
+          <w:sz w:val="24"/>
+          <w:szCs w:val="24"/>
+        </w:rPr>
+      </w:pPr>
+    </w:p>
+    <w:p>
+      <w:pPr>
+        <w:spacing w:line="360" w:lineRule="auto"/>
+        <w:jc w:val="both"/>
+        <w:rPr>
+          <w:sz w:val="24"/>
+          <w:szCs w:val="24"/>
+        </w:rPr>
+      </w:pPr>
+      <w:r>
+        <w:rPr>
+          <w:sz w:val="24"/>
+          <w:szCs w:val="24"/>
+        </w:rPr>
+        <w:t xml:space="preserve">Like mentioned earlier, road traffic accidents are not uniformly distributed across geographic locations and time. Instead, many factors like traffic conditions, date, time of the day, weather during the occurrence of the accident, and even historical trends contribute to occurrence of such accident. Therefore, considering only one among spatial and temporal changes can lead to missing detail in each other. Accordingly, by using spatiotemporal analysis, we can enable a machine learning model to learn patterns across both space and time, instead of making it to consider accidents as static events. </w:t>
+      </w:r>
+    </w:p>
+    <w:p>
+      <w:pPr>
+        <w:spacing w:line="360" w:lineRule="auto"/>
+        <w:jc w:val="both"/>
+        <w:rPr>
+          <w:sz w:val="24"/>
+          <w:szCs w:val="24"/>
+        </w:rPr>
+      </w:pPr>
+    </w:p>
+    <w:p>
+      <w:pPr>
+        <w:spacing w:line="360" w:lineRule="auto"/>
+        <w:jc w:val="both"/>
+        <w:rPr>
+          <w:sz w:val="24"/>
+          <w:szCs w:val="24"/>
+        </w:rPr>
+      </w:pPr>
+      <w:r>
+        <w:rPr>
+          <w:sz w:val="24"/>
+          <w:szCs w:val="24"/>
+        </w:rPr>
+        <w:t xml:space="preserve">Accordingly, when it comes to this study, it implements spatiotemporal analysis via </w:t>
+      </w:r>
+      <w:r>
+        <w:rPr>
+          <w:sz w:val="24"/>
+          <w:szCs w:val="24"/>
+        </w:rPr>
         <w:lastRenderedPageBreak/>
-        <w:t xml:space="preserve">Furthermore, machine learning is divided in to 3 approaches, which are namely, supervised, unsupervised and reinforcement learning. Accordingly, when it comes tasks like predicting traffic accident hotspots, it is found that supervised learning is much more suitable as these kinds of tasks require involve learning patterns in historical road traffic data via input variables (features) and output variables (target) </w:t>
-      </w:r>
-      <w:r>
-        <w:rPr>
-          <w:sz w:val="24"/>
-          <w:szCs w:val="24"/>
-        </w:rPr>
-        <w:t>(Chen, 2024)</w:t>
+        <w:t>considering factors like time trends related to road accidents, environmental or weather features, and even by creating spatial units via Uber’s H3 Spatial Indexing.</w:t>
+      </w:r>
+    </w:p>
+    <w:p>
+      <w:pPr>
+        <w:spacing w:line="360" w:lineRule="auto"/>
+        <w:jc w:val="both"/>
+        <w:rPr>
+          <w:sz w:val="24"/>
+          <w:szCs w:val="24"/>
+        </w:rPr>
+      </w:pPr>
+      <w:r>
+        <w:rPr>
+          <w:b/>
+          <w:bCs/>
+          <w:color w:val="000000" w:themeColor="text1"/>
+          <w:sz w:val="24"/>
+          <w:szCs w:val="24"/>
+        </w:rPr>
+        <w:t>2.2.</w:t>
+      </w:r>
+      <w:r>
+        <w:rPr>
+          <w:b/>
+          <w:bCs/>
+          <w:color w:val="000000" w:themeColor="text1"/>
+          <w:sz w:val="24"/>
+          <w:szCs w:val="24"/>
+        </w:rPr>
+        <w:t>3</w:t>
+      </w:r>
+      <w:r>
+        <w:rPr>
+          <w:b/>
+          <w:bCs/>
+          <w:color w:val="000000" w:themeColor="text1"/>
+          <w:sz w:val="24"/>
+          <w:szCs w:val="24"/>
+        </w:rPr>
+        <w:t xml:space="preserve"> </w:t>
+      </w:r>
+      <w:r>
+        <w:rPr>
+          <w:b/>
+          <w:bCs/>
+          <w:color w:val="000000" w:themeColor="text1"/>
+          <w:sz w:val="24"/>
+          <w:szCs w:val="24"/>
+        </w:rPr>
+        <w:t>Explainable Artificial Intelligence (XAI)</w:t>
+      </w:r>
+      <w:r>
+        <w:rPr>
+          <w:b/>
+          <w:bCs/>
+          <w:color w:val="000000" w:themeColor="text1"/>
+          <w:sz w:val="24"/>
+          <w:szCs w:val="24"/>
+        </w:rPr>
+        <w:t xml:space="preserve"> </w:t>
+      </w:r>
+    </w:p>
+    <w:p>
+      <w:pPr>
+        <w:spacing w:line="360" w:lineRule="auto"/>
+        <w:jc w:val="both"/>
+        <w:rPr>
+          <w:sz w:val="24"/>
+          <w:szCs w:val="24"/>
+        </w:rPr>
+      </w:pPr>
+      <w:r>
+        <w:rPr>
+          <w:sz w:val="24"/>
+          <w:szCs w:val="24"/>
+        </w:rPr>
+        <w:t xml:space="preserve">As mentioned earlier, machine learning can be </w:t>
+      </w:r>
+      <w:proofErr w:type="gramStart"/>
+      <w:r>
+        <w:rPr>
+          <w:sz w:val="24"/>
+          <w:szCs w:val="24"/>
+        </w:rPr>
+        <w:t>really good</w:t>
+      </w:r>
+      <w:proofErr w:type="gramEnd"/>
+      <w:r>
+        <w:rPr>
+          <w:sz w:val="24"/>
+          <w:szCs w:val="24"/>
+        </w:rPr>
+        <w:t xml:space="preserve"> when it comes to predictive performance. However, despite being good at prediction, those machined learning models are considered as black box systems as a result of difficulties in understanding the </w:t>
+      </w:r>
+      <w:proofErr w:type="gramStart"/>
+      <w:r>
+        <w:rPr>
+          <w:sz w:val="24"/>
+          <w:szCs w:val="24"/>
+        </w:rPr>
+        <w:t>decision making</w:t>
+      </w:r>
+      <w:proofErr w:type="gramEnd"/>
+      <w:r>
+        <w:rPr>
+          <w:sz w:val="24"/>
+          <w:szCs w:val="24"/>
+        </w:rPr>
+        <w:t xml:space="preserve"> process of such models by humans.  This limited transparency can result in limited adaptation of such technologies in safety critical areas like transportation. As a solution for these kinds of problems Explainable AI (XAI) techniques has been introduced </w:t>
+      </w:r>
+      <w:r>
+        <w:rPr>
+          <w:sz w:val="24"/>
+          <w:szCs w:val="24"/>
+        </w:rPr>
+        <w:t>(Ali et al., 2023)</w:t>
       </w:r>
       <w:r>
         <w:rPr>
@@ -16384,36 +17127,201 @@
           <w:sz w:val="24"/>
           <w:szCs w:val="24"/>
         </w:rPr>
-        <w:t>When it comes to using supervised learning approach in this study, it acts as classification task instead of regression as the goal is to label a certain spatial and temporal unit as either a hotspot or not. Also, similar approach has been used when it comes to predicting severity of each hotspot based on the predefined severity assigned to each road accident.</w:t>
-      </w:r>
-    </w:p>
-    <w:p>
-      <w:pPr>
-        <w:spacing w:line="360" w:lineRule="auto"/>
-        <w:jc w:val="both"/>
-        <w:rPr>
-          <w:sz w:val="24"/>
-          <w:szCs w:val="24"/>
-        </w:rPr>
-      </w:pPr>
-    </w:p>
-    <w:p>
-      <w:pPr>
-        <w:spacing w:line="360" w:lineRule="auto"/>
-        <w:jc w:val="both"/>
-        <w:rPr>
-          <w:sz w:val="24"/>
-          <w:szCs w:val="24"/>
-        </w:rPr>
-      </w:pPr>
+        <w:t xml:space="preserve">Accordingly, by using XAI, we can understand how a certain prediction is made by a machine model and what input features contributed most for that prediction. Techniques like these, improve the model interpretability and thereby their transparency which helps to improve their adaptation in safety critical domains </w:t>
+      </w:r>
+      <w:r>
+        <w:rPr>
+          <w:sz w:val="24"/>
+          <w:szCs w:val="24"/>
+        </w:rPr>
+        <w:t>(Ali et al., 2023)</w:t>
+      </w:r>
+      <w:r>
+        <w:rPr>
+          <w:sz w:val="24"/>
+          <w:szCs w:val="24"/>
+        </w:rPr>
+        <w:t>.</w:t>
+      </w:r>
+    </w:p>
+    <w:p>
+      <w:pPr>
+        <w:spacing w:line="360" w:lineRule="auto"/>
+        <w:jc w:val="both"/>
+        <w:rPr>
+          <w:sz w:val="24"/>
+          <w:szCs w:val="24"/>
+        </w:rPr>
+      </w:pPr>
+    </w:p>
+    <w:p>
+      <w:pPr>
+        <w:spacing w:line="360" w:lineRule="auto"/>
+        <w:jc w:val="both"/>
+        <w:rPr>
+          <w:sz w:val="24"/>
+          <w:szCs w:val="24"/>
+        </w:rPr>
+      </w:pPr>
+      <w:r>
+        <w:rPr>
+          <w:sz w:val="24"/>
+          <w:szCs w:val="24"/>
+        </w:rPr>
+        <w:t xml:space="preserve">The specific XAI techniques that we use for this study is </w:t>
+      </w:r>
       <w:r>
         <w:rPr>
           <w:b/>
           <w:bCs/>
+          <w:sz w:val="24"/>
+          <w:szCs w:val="24"/>
+        </w:rPr>
+        <w:t>SHapley Additive exPlanations</w:t>
+      </w:r>
+      <w:r>
+        <w:rPr>
+          <w:sz w:val="24"/>
+          <w:szCs w:val="24"/>
+        </w:rPr>
+        <w:t xml:space="preserve"> </w:t>
+      </w:r>
+      <w:r>
+        <w:rPr>
+          <w:b/>
+          <w:bCs/>
+          <w:sz w:val="24"/>
+          <w:szCs w:val="24"/>
+        </w:rPr>
+        <w:t>(SHAP)</w:t>
+      </w:r>
+      <w:r>
+        <w:rPr>
+          <w:b/>
+          <w:bCs/>
+          <w:sz w:val="24"/>
+          <w:szCs w:val="24"/>
+        </w:rPr>
+        <w:t xml:space="preserve"> which</w:t>
+      </w:r>
+      <w:r>
+        <w:rPr>
+          <w:sz w:val="24"/>
+          <w:szCs w:val="24"/>
+        </w:rPr>
+        <w:t xml:space="preserve"> is based on Shapely values from cooperative game theory. Accordingly in this method each feature’s contribution to certain predication is calculated by observing how the prediction of a machine learning changes when features of a dataset added or removed across all possible combinations </w:t>
+      </w:r>
+      <w:r>
+        <w:rPr>
+          <w:sz w:val="24"/>
+          <w:szCs w:val="24"/>
+        </w:rPr>
+        <w:t>(Lundberg &amp; Lee, 2017)</w:t>
+      </w:r>
+      <w:r>
+        <w:rPr>
+          <w:sz w:val="24"/>
+          <w:szCs w:val="24"/>
+        </w:rPr>
+        <w:t>. Moreover, SHAP can provide both global feature explanation, which helps us to understand overall feature importance of the whole dataset and local feature explanation, which helps us to understand each feature’s contribution to a certain predication.</w:t>
+      </w:r>
+    </w:p>
+    <w:p>
+      <w:pPr>
+        <w:spacing w:line="360" w:lineRule="auto"/>
+        <w:jc w:val="both"/>
+        <w:rPr>
+          <w:sz w:val="24"/>
+          <w:szCs w:val="24"/>
+        </w:rPr>
+      </w:pPr>
+    </w:p>
+    <w:p>
+      <w:pPr>
+        <w:spacing w:line="360" w:lineRule="auto"/>
+        <w:jc w:val="both"/>
+        <w:rPr>
+          <w:sz w:val="24"/>
+          <w:szCs w:val="24"/>
+        </w:rPr>
+      </w:pPr>
+      <w:proofErr w:type="gramStart"/>
+      <w:r>
+        <w:rPr>
+          <w:sz w:val="24"/>
+          <w:szCs w:val="24"/>
+        </w:rPr>
+        <w:t>Accordingly</w:t>
+      </w:r>
+      <w:proofErr w:type="gramEnd"/>
+      <w:r>
+        <w:rPr>
+          <w:sz w:val="24"/>
+          <w:szCs w:val="24"/>
+        </w:rPr>
+        <w:t xml:space="preserve"> when it comes to this study, SHAP is used to understand how feature like spatiotemporal and weather condition contributed to a certain accident hotspot and severity prediction, improving adaptation of such frameworks in safety critical domains such as transportation.</w:t>
+      </w:r>
+    </w:p>
+    <w:p>
+      <w:pPr>
+        <w:spacing w:line="360" w:lineRule="auto"/>
+        <w:jc w:val="both"/>
+        <w:rPr>
+          <w:sz w:val="24"/>
+          <w:szCs w:val="24"/>
+        </w:rPr>
+      </w:pPr>
+    </w:p>
+    <w:p>
+      <w:pPr>
+        <w:spacing w:line="360" w:lineRule="auto"/>
+        <w:jc w:val="both"/>
+        <w:rPr>
+          <w:sz w:val="24"/>
+          <w:szCs w:val="24"/>
+        </w:rPr>
+      </w:pPr>
+    </w:p>
+    <w:p>
+      <w:pPr>
+        <w:spacing w:line="360" w:lineRule="auto"/>
+        <w:jc w:val="both"/>
+        <w:rPr>
+          <w:sz w:val="24"/>
+          <w:szCs w:val="24"/>
+        </w:rPr>
+      </w:pPr>
+    </w:p>
+    <w:p>
+      <w:pPr>
+        <w:spacing w:line="360" w:lineRule="auto"/>
+        <w:jc w:val="both"/>
+        <w:rPr>
+          <w:sz w:val="24"/>
+          <w:szCs w:val="24"/>
+        </w:rPr>
+      </w:pPr>
+    </w:p>
+    <w:p>
+      <w:pPr>
+        <w:spacing w:line="360" w:lineRule="auto"/>
+        <w:jc w:val="both"/>
+        <w:rPr>
+          <w:b/>
+          <w:bCs/>
           <w:color w:val="000000" w:themeColor="text1"/>
           <w:sz w:val="24"/>
           <w:szCs w:val="24"/>
         </w:rPr>
+      </w:pPr>
+      <w:r>
+        <w:rPr>
+          <w:b/>
+          <w:bCs/>
+          <w:color w:val="000000" w:themeColor="text1"/>
+          <w:sz w:val="24"/>
+          <w:szCs w:val="24"/>
+        </w:rPr>
         <w:t>2.2.</w:t>
       </w:r>
       <w:r>
@@ -16424,7 +17332,7 @@
           <w:sz w:val="24"/>
           <w:szCs w:val="24"/>
         </w:rPr>
-        <w:t>2</w:t>
+        <w:t>4</w:t>
       </w:r>
       <w:r>
         <w:rPr>
@@ -16444,7 +17352,7 @@
           <w:sz w:val="24"/>
           <w:szCs w:val="24"/>
         </w:rPr>
-        <w:t>Spatiotemporal Analysis</w:t>
+        <w:t>Lambda (</w:t>
       </w:r>
       <w:r>
         <w:rPr>
@@ -16454,6 +17362,46 @@
           <w:sz w:val="24"/>
           <w:szCs w:val="24"/>
         </w:rPr>
+        <w:t>Λ</w:t>
+      </w:r>
+      <w:r>
+        <w:rPr>
+          <w:b/>
+          <w:bCs/>
+          <w:color w:val="000000" w:themeColor="text1"/>
+          <w:sz w:val="24"/>
+          <w:szCs w:val="24"/>
+        </w:rPr>
+        <w:t>) and Omega (</w:t>
+      </w:r>
+      <w:r>
+        <w:rPr>
+          <w:b/>
+          <w:bCs/>
+          <w:color w:val="000000" w:themeColor="text1"/>
+          <w:sz w:val="24"/>
+          <w:szCs w:val="24"/>
+        </w:rPr>
+        <w:t>Ω</w:t>
+      </w:r>
+      <w:r>
+        <w:rPr>
+          <w:b/>
+          <w:bCs/>
+          <w:color w:val="000000" w:themeColor="text1"/>
+          <w:sz w:val="24"/>
+          <w:szCs w:val="24"/>
+        </w:rPr>
+        <w:t>) Contribution in Design Science Research (DSR)</w:t>
+      </w:r>
+      <w:r>
+        <w:rPr>
+          <w:b/>
+          <w:bCs/>
+          <w:color w:val="000000" w:themeColor="text1"/>
+          <w:sz w:val="24"/>
+          <w:szCs w:val="24"/>
+        </w:rPr>
         <w:t xml:space="preserve"> </w:t>
       </w:r>
     </w:p>
@@ -16471,14 +17419,176 @@
           <w:sz w:val="24"/>
           <w:szCs w:val="24"/>
         </w:rPr>
-        <w:t xml:space="preserve">Events like occurrence of traffic accident depends heavily on geographic locations and the time of the day. However, most of the existing studies implement these kinds of frameworks by considering geographic locations/space (spatial) and time (temporal) as 2 separate entities, which can lead to incomplete predictions. As a solution for this, we can incorporate techniques like spatiotemporal analysis which helps us to understand how patterns related to events like occurrence of road traffic accident hotspots changes with the time and geographic locations </w:t>
-      </w:r>
-      <w:r>
-        <w:rPr>
-          <w:sz w:val="24"/>
-          <w:szCs w:val="24"/>
-        </w:rPr>
-        <w:t>(Turab et al., 2026)</w:t>
+        <w:t xml:space="preserve">Traditional research mostly focuses on understanding or explaining existing phenomena. But when it comes to Design Scient Research (DSR), it involves design, development and evaluation of an artefact that can be used to solve a specific social or organizational problem. Accordingly, this research methodology helps to output </w:t>
+      </w:r>
+      <w:proofErr w:type="gramStart"/>
+      <w:r>
+        <w:rPr>
+          <w:sz w:val="24"/>
+          <w:szCs w:val="24"/>
+        </w:rPr>
+        <w:t>a</w:t>
+      </w:r>
+      <w:proofErr w:type="gramEnd"/>
+      <w:r>
+        <w:rPr>
+          <w:sz w:val="24"/>
+          <w:szCs w:val="24"/>
+        </w:rPr>
+        <w:t xml:space="preserve"> artefact along with proof that the relevant artefact is rigorously evaluated while ensuring its relevance to practical world.  </w:t>
+      </w:r>
+    </w:p>
+    <w:p>
+      <w:pPr>
+        <w:spacing w:line="360" w:lineRule="auto"/>
+        <w:jc w:val="both"/>
+        <w:rPr>
+          <w:sz w:val="24"/>
+          <w:szCs w:val="24"/>
+        </w:rPr>
+      </w:pPr>
+    </w:p>
+    <w:p>
+      <w:pPr>
+        <w:spacing w:line="360" w:lineRule="auto"/>
+        <w:jc w:val="both"/>
+        <w:rPr>
+          <w:sz w:val="24"/>
+          <w:szCs w:val="24"/>
+        </w:rPr>
+      </w:pPr>
+      <w:r>
+        <w:rPr>
+          <w:sz w:val="24"/>
+          <w:szCs w:val="24"/>
+        </w:rPr>
+        <w:t>When it comes to DSR project, it can be classified into 2 parts as Lambda (</w:t>
+      </w:r>
+      <w:r>
+        <w:rPr>
+          <w:color w:val="000000" w:themeColor="text1"/>
+          <w:sz w:val="24"/>
+          <w:szCs w:val="24"/>
+        </w:rPr>
+        <w:t>Λ</w:t>
+      </w:r>
+      <w:r>
+        <w:rPr>
+          <w:sz w:val="24"/>
+          <w:szCs w:val="24"/>
+        </w:rPr>
+        <w:t>) and Omega (</w:t>
+      </w:r>
+      <w:r>
+        <w:rPr>
+          <w:color w:val="000000" w:themeColor="text1"/>
+          <w:sz w:val="24"/>
+          <w:szCs w:val="24"/>
+        </w:rPr>
+        <w:t>Ω</w:t>
+      </w:r>
+      <w:r>
+        <w:rPr>
+          <w:b/>
+          <w:bCs/>
+          <w:color w:val="000000" w:themeColor="text1"/>
+          <w:sz w:val="24"/>
+          <w:szCs w:val="24"/>
+        </w:rPr>
+        <w:t xml:space="preserve">) </w:t>
+      </w:r>
+      <w:r>
+        <w:rPr>
+          <w:color w:val="000000" w:themeColor="text1"/>
+          <w:sz w:val="24"/>
+          <w:szCs w:val="24"/>
+        </w:rPr>
+        <w:t xml:space="preserve">based on its knowledge contribution. Accordingly, </w:t>
+      </w:r>
+      <w:r>
+        <w:rPr>
+          <w:sz w:val="24"/>
+          <w:szCs w:val="24"/>
+        </w:rPr>
+        <w:t>Lambda (</w:t>
+      </w:r>
+      <w:r>
+        <w:rPr>
+          <w:color w:val="000000" w:themeColor="text1"/>
+          <w:sz w:val="24"/>
+          <w:szCs w:val="24"/>
+        </w:rPr>
+        <w:t>Λ</w:t>
+      </w:r>
+      <w:r>
+        <w:rPr>
+          <w:sz w:val="24"/>
+          <w:szCs w:val="24"/>
+        </w:rPr>
+        <w:t xml:space="preserve">) contribution is more focused on delivering technical designs, development, and evaluation of a certain artefact and its more about proving that the relevant artefact can be implemented technically to solve a specific problem. Overall lambda contribution is about outputting a methodological rigorous artifact that is novel, technical feasible and being a product that can solve a real-world problem rather than proving its impact via findings </w:t>
+      </w:r>
+      <w:r>
+        <w:rPr>
+          <w:sz w:val="24"/>
+          <w:szCs w:val="24"/>
+        </w:rPr>
+        <w:t>(Gregor &amp; Hevner, 2013)</w:t>
+      </w:r>
+      <w:r>
+        <w:rPr>
+          <w:sz w:val="24"/>
+          <w:szCs w:val="24"/>
+        </w:rPr>
+        <w:t>.</w:t>
+      </w:r>
+    </w:p>
+    <w:p>
+      <w:pPr>
+        <w:spacing w:line="360" w:lineRule="auto"/>
+        <w:jc w:val="both"/>
+        <w:rPr>
+          <w:sz w:val="24"/>
+          <w:szCs w:val="24"/>
+        </w:rPr>
+      </w:pPr>
+    </w:p>
+    <w:p>
+      <w:pPr>
+        <w:spacing w:line="360" w:lineRule="auto"/>
+        <w:jc w:val="both"/>
+        <w:rPr>
+          <w:sz w:val="24"/>
+          <w:szCs w:val="24"/>
+        </w:rPr>
+      </w:pPr>
+      <w:r>
+        <w:rPr>
+          <w:sz w:val="24"/>
+          <w:szCs w:val="24"/>
+        </w:rPr>
+        <w:t>On the other hand, Omega (</w:t>
+      </w:r>
+      <w:r>
+        <w:rPr>
+          <w:color w:val="000000" w:themeColor="text1"/>
+          <w:sz w:val="24"/>
+          <w:szCs w:val="24"/>
+        </w:rPr>
+        <w:t>Ω</w:t>
+      </w:r>
+      <w:r>
+        <w:rPr>
+          <w:sz w:val="24"/>
+          <w:szCs w:val="24"/>
+        </w:rPr>
+        <w:t xml:space="preserve">) contribution is more focused on real world impact and insights that can be gained after a certain artefact is deployed in a relevant working environment. Unlike lambda contribution which only shows certain artefact can be developed using the method that describe in the dissertation, Omega contribution requires proving the developed artefact can provide real world insights via the output of the artefact and improves organization performance, which requires additional evaluation to make sure that such insights are authentic </w:t>
+      </w:r>
+      <w:r>
+        <w:rPr>
+          <w:sz w:val="24"/>
+          <w:szCs w:val="24"/>
+        </w:rPr>
+        <w:t>(Gregor &amp; Hevner, 2013)</w:t>
       </w:r>
       <w:r>
         <w:rPr>
@@ -16512,624 +17622,15 @@
           <w:sz w:val="24"/>
           <w:szCs w:val="24"/>
         </w:rPr>
-        <w:t xml:space="preserve">Like mentioned earlier, road traffic accidents are not uniformly distributed across geographic locations and time. Instead, many factors like traffic conditions, date, time of the day, weather during the occurrence of the accident, and even historical trends contribute to occurrence of such accident. Therefore, considering only one among spatial and temporal changes can lead to missing detail in each other. Accordingly, by using spatiotemporal analysis, we can enable a machine learning model to learn patterns across both space and time, instead of making it to consider accidents as static events. </w:t>
-      </w:r>
-    </w:p>
-    <w:p>
-      <w:pPr>
-        <w:spacing w:line="360" w:lineRule="auto"/>
-        <w:jc w:val="both"/>
-        <w:rPr>
-          <w:sz w:val="24"/>
-          <w:szCs w:val="24"/>
-        </w:rPr>
-      </w:pPr>
-    </w:p>
-    <w:p>
-      <w:pPr>
-        <w:spacing w:line="360" w:lineRule="auto"/>
-        <w:jc w:val="both"/>
-        <w:rPr>
-          <w:sz w:val="24"/>
-          <w:szCs w:val="24"/>
-        </w:rPr>
-      </w:pPr>
-      <w:r>
-        <w:rPr>
-          <w:sz w:val="24"/>
-          <w:szCs w:val="24"/>
-        </w:rPr>
-        <w:t>Accordingly, when it comes to this study, it implements spatiotemporal analysis via considering factors like time trends related to road accidents, environmental or weather features, and even by creating spatial units via Uber’s H3 Spatial Indexing.</w:t>
-      </w:r>
-    </w:p>
-    <w:p>
-      <w:pPr>
-        <w:spacing w:line="360" w:lineRule="auto"/>
-        <w:jc w:val="both"/>
-        <w:rPr>
-          <w:sz w:val="24"/>
-          <w:szCs w:val="24"/>
-        </w:rPr>
-      </w:pPr>
-      <w:r>
-        <w:rPr>
-          <w:b/>
-          <w:bCs/>
-          <w:color w:val="000000" w:themeColor="text1"/>
+        <w:t xml:space="preserve">When it comes to this study, its more focused on lambda contribution due to some limitation like data scarcity, usage of synthetic data generation and external validation via the organizations like Sri Lanka police itself. As a result of these limitation, this study is going to give lesser or no focus for omega contributions. However, the study will output an artefact that can predict traffic accident hotspots and severity via the usage of </w:t>
+      </w:r>
+      <w:r>
+        <w:rPr>
           <w:sz w:val="24"/>
           <w:szCs w:val="24"/>
         </w:rPr>
         <w:lastRenderedPageBreak/>
-        <w:t>2.2.</w:t>
-      </w:r>
-      <w:r>
-        <w:rPr>
-          <w:b/>
-          <w:bCs/>
-          <w:color w:val="000000" w:themeColor="text1"/>
-          <w:sz w:val="24"/>
-          <w:szCs w:val="24"/>
-        </w:rPr>
-        <w:t>3</w:t>
-      </w:r>
-      <w:r>
-        <w:rPr>
-          <w:b/>
-          <w:bCs/>
-          <w:color w:val="000000" w:themeColor="text1"/>
-          <w:sz w:val="24"/>
-          <w:szCs w:val="24"/>
-        </w:rPr>
-        <w:t xml:space="preserve"> </w:t>
-      </w:r>
-      <w:r>
-        <w:rPr>
-          <w:b/>
-          <w:bCs/>
-          <w:color w:val="000000" w:themeColor="text1"/>
-          <w:sz w:val="24"/>
-          <w:szCs w:val="24"/>
-        </w:rPr>
-        <w:t>Explainable Artificial Intelligence (XAI)</w:t>
-      </w:r>
-      <w:r>
-        <w:rPr>
-          <w:b/>
-          <w:bCs/>
-          <w:color w:val="000000" w:themeColor="text1"/>
-          <w:sz w:val="24"/>
-          <w:szCs w:val="24"/>
-        </w:rPr>
-        <w:t xml:space="preserve"> </w:t>
-      </w:r>
-    </w:p>
-    <w:p>
-      <w:pPr>
-        <w:spacing w:line="360" w:lineRule="auto"/>
-        <w:jc w:val="both"/>
-        <w:rPr>
-          <w:sz w:val="24"/>
-          <w:szCs w:val="24"/>
-        </w:rPr>
-      </w:pPr>
-      <w:r>
-        <w:rPr>
-          <w:sz w:val="24"/>
-          <w:szCs w:val="24"/>
-        </w:rPr>
-        <w:t xml:space="preserve">As mentioned earlier, machine learning can be really good when it comes to predictive performance. However, despite being good at prediction, those machined learning models are considered as black box systems as a result of difficulties in understanding the decision making process of such models by humans.  This limited transparency can result in limited adaptation of such technologies in safety critical areas like transportation. As a solution for these kinds of problems Explainable AI (XAI) techniques has been introduced </w:t>
-      </w:r>
-      <w:r>
-        <w:rPr>
-          <w:sz w:val="24"/>
-          <w:szCs w:val="24"/>
-        </w:rPr>
-        <w:t>(Ali et al., 2023)</w:t>
-      </w:r>
-      <w:r>
-        <w:rPr>
-          <w:sz w:val="24"/>
-          <w:szCs w:val="24"/>
-        </w:rPr>
-        <w:t xml:space="preserve">. </w:t>
-      </w:r>
-    </w:p>
-    <w:p>
-      <w:pPr>
-        <w:spacing w:line="360" w:lineRule="auto"/>
-        <w:jc w:val="both"/>
-        <w:rPr>
-          <w:sz w:val="24"/>
-          <w:szCs w:val="24"/>
-        </w:rPr>
-      </w:pPr>
-    </w:p>
-    <w:p>
-      <w:pPr>
-        <w:spacing w:line="360" w:lineRule="auto"/>
-        <w:jc w:val="both"/>
-        <w:rPr>
-          <w:sz w:val="24"/>
-          <w:szCs w:val="24"/>
-        </w:rPr>
-      </w:pPr>
-      <w:r>
-        <w:rPr>
-          <w:sz w:val="24"/>
-          <w:szCs w:val="24"/>
-        </w:rPr>
-        <w:t xml:space="preserve">Accordingly, by using XAI, we can understand how a certain prediction is made by a machine model and what input features contributed most for that prediction. Techniques like these, improve the model interpretability and thereby their transparency which helps to improve their adaptation in safety critical domains </w:t>
-      </w:r>
-      <w:r>
-        <w:rPr>
-          <w:sz w:val="24"/>
-          <w:szCs w:val="24"/>
-        </w:rPr>
-        <w:t>(Ali et al., 2023)</w:t>
-      </w:r>
-      <w:r>
-        <w:rPr>
-          <w:sz w:val="24"/>
-          <w:szCs w:val="24"/>
-        </w:rPr>
-        <w:t>.</w:t>
-      </w:r>
-    </w:p>
-    <w:p>
-      <w:pPr>
-        <w:spacing w:line="360" w:lineRule="auto"/>
-        <w:jc w:val="both"/>
-        <w:rPr>
-          <w:sz w:val="24"/>
-          <w:szCs w:val="24"/>
-        </w:rPr>
-      </w:pPr>
-    </w:p>
-    <w:p>
-      <w:pPr>
-        <w:spacing w:line="360" w:lineRule="auto"/>
-        <w:jc w:val="both"/>
-        <w:rPr>
-          <w:sz w:val="24"/>
-          <w:szCs w:val="24"/>
-        </w:rPr>
-      </w:pPr>
-      <w:r>
-        <w:rPr>
-          <w:sz w:val="24"/>
-          <w:szCs w:val="24"/>
-        </w:rPr>
-        <w:t xml:space="preserve">The specific XAI techniques that we use for this study is </w:t>
-      </w:r>
-      <w:r>
-        <w:rPr>
-          <w:b/>
-          <w:bCs/>
-          <w:sz w:val="24"/>
-          <w:szCs w:val="24"/>
-        </w:rPr>
-        <w:t>SHapley Additive exPlanations</w:t>
-      </w:r>
-      <w:r>
-        <w:rPr>
-          <w:sz w:val="24"/>
-          <w:szCs w:val="24"/>
-        </w:rPr>
-        <w:t xml:space="preserve"> </w:t>
-      </w:r>
-      <w:r>
-        <w:rPr>
-          <w:b/>
-          <w:bCs/>
-          <w:sz w:val="24"/>
-          <w:szCs w:val="24"/>
-        </w:rPr>
-        <w:t>(SHAP)</w:t>
-      </w:r>
-      <w:r>
-        <w:rPr>
-          <w:b/>
-          <w:bCs/>
-          <w:sz w:val="24"/>
-          <w:szCs w:val="24"/>
-        </w:rPr>
-        <w:t xml:space="preserve"> which</w:t>
-      </w:r>
-      <w:r>
-        <w:rPr>
-          <w:sz w:val="24"/>
-          <w:szCs w:val="24"/>
-        </w:rPr>
-        <w:t xml:space="preserve"> is based on Shapely values from cooperative game theory. Accordingly in this method each feature’s contribution to certain predication is calculated by observing how the prediction of a machine learning changes when features of a dataset added or removed across all possible combinations </w:t>
-      </w:r>
-      <w:r>
-        <w:rPr>
-          <w:sz w:val="24"/>
-          <w:szCs w:val="24"/>
-        </w:rPr>
-        <w:t>(Lundberg &amp; Lee, 2017)</w:t>
-      </w:r>
-      <w:r>
-        <w:rPr>
-          <w:sz w:val="24"/>
-          <w:szCs w:val="24"/>
-        </w:rPr>
-        <w:t>. Moreover, SHAP can provide both global feature explanation, which helps us to understand overall feature importance of the whole dataset and local feature explanation, which helps us to understand each feature’s contribution to a certain predication.</w:t>
-      </w:r>
-    </w:p>
-    <w:p>
-      <w:pPr>
-        <w:spacing w:line="360" w:lineRule="auto"/>
-        <w:jc w:val="both"/>
-        <w:rPr>
-          <w:sz w:val="24"/>
-          <w:szCs w:val="24"/>
-        </w:rPr>
-      </w:pPr>
-    </w:p>
-    <w:p>
-      <w:pPr>
-        <w:spacing w:line="360" w:lineRule="auto"/>
-        <w:jc w:val="both"/>
-        <w:rPr>
-          <w:sz w:val="24"/>
-          <w:szCs w:val="24"/>
-        </w:rPr>
-      </w:pPr>
-      <w:r>
-        <w:rPr>
-          <w:sz w:val="24"/>
-          <w:szCs w:val="24"/>
-        </w:rPr>
-        <w:t>Accordingly when it comes to this study, SHAP is used to understand how feature like spatiotemporal and weather condition contributed to a certain accident hotspot and severity prediction, improving adaptation of such frameworks in safety critical domains such as transportation.</w:t>
-      </w:r>
-    </w:p>
-    <w:p>
-      <w:pPr>
-        <w:spacing w:line="360" w:lineRule="auto"/>
-        <w:jc w:val="both"/>
-        <w:rPr>
-          <w:sz w:val="24"/>
-          <w:szCs w:val="24"/>
-        </w:rPr>
-      </w:pPr>
-    </w:p>
-    <w:p>
-      <w:pPr>
-        <w:spacing w:line="360" w:lineRule="auto"/>
-        <w:jc w:val="both"/>
-        <w:rPr>
-          <w:sz w:val="24"/>
-          <w:szCs w:val="24"/>
-        </w:rPr>
-      </w:pPr>
-    </w:p>
-    <w:p>
-      <w:pPr>
-        <w:spacing w:line="360" w:lineRule="auto"/>
-        <w:jc w:val="both"/>
-        <w:rPr>
-          <w:sz w:val="24"/>
-          <w:szCs w:val="24"/>
-        </w:rPr>
-      </w:pPr>
-    </w:p>
-    <w:p>
-      <w:pPr>
-        <w:spacing w:line="360" w:lineRule="auto"/>
-        <w:jc w:val="both"/>
-        <w:rPr>
-          <w:sz w:val="24"/>
-          <w:szCs w:val="24"/>
-        </w:rPr>
-      </w:pPr>
-    </w:p>
-    <w:p>
-      <w:pPr>
-        <w:spacing w:line="360" w:lineRule="auto"/>
-        <w:jc w:val="both"/>
-        <w:rPr>
-          <w:b/>
-          <w:bCs/>
-          <w:color w:val="000000" w:themeColor="text1"/>
-          <w:sz w:val="24"/>
-          <w:szCs w:val="24"/>
-        </w:rPr>
-      </w:pPr>
-      <w:r>
-        <w:rPr>
-          <w:b/>
-          <w:bCs/>
-          <w:color w:val="000000" w:themeColor="text1"/>
-          <w:sz w:val="24"/>
-          <w:szCs w:val="24"/>
-        </w:rPr>
-        <w:lastRenderedPageBreak/>
-        <w:t>2.2.</w:t>
-      </w:r>
-      <w:r>
-        <w:rPr>
-          <w:b/>
-          <w:bCs/>
-          <w:color w:val="000000" w:themeColor="text1"/>
-          <w:sz w:val="24"/>
-          <w:szCs w:val="24"/>
-        </w:rPr>
-        <w:t>4</w:t>
-      </w:r>
-      <w:r>
-        <w:rPr>
-          <w:b/>
-          <w:bCs/>
-          <w:color w:val="000000" w:themeColor="text1"/>
-          <w:sz w:val="24"/>
-          <w:szCs w:val="24"/>
-        </w:rPr>
-        <w:t xml:space="preserve"> </w:t>
-      </w:r>
-      <w:r>
-        <w:rPr>
-          <w:b/>
-          <w:bCs/>
-          <w:color w:val="000000" w:themeColor="text1"/>
-          <w:sz w:val="24"/>
-          <w:szCs w:val="24"/>
-        </w:rPr>
-        <w:t>Lambda (</w:t>
-      </w:r>
-      <w:r>
-        <w:rPr>
-          <w:b/>
-          <w:bCs/>
-          <w:color w:val="000000" w:themeColor="text1"/>
-          <w:sz w:val="24"/>
-          <w:szCs w:val="24"/>
-        </w:rPr>
-        <w:t>Λ</w:t>
-      </w:r>
-      <w:r>
-        <w:rPr>
-          <w:b/>
-          <w:bCs/>
-          <w:color w:val="000000" w:themeColor="text1"/>
-          <w:sz w:val="24"/>
-          <w:szCs w:val="24"/>
-        </w:rPr>
-        <w:t>) and Omega (</w:t>
-      </w:r>
-      <w:r>
-        <w:rPr>
-          <w:b/>
-          <w:bCs/>
-          <w:color w:val="000000" w:themeColor="text1"/>
-          <w:sz w:val="24"/>
-          <w:szCs w:val="24"/>
-        </w:rPr>
-        <w:t>Ω</w:t>
-      </w:r>
-      <w:r>
-        <w:rPr>
-          <w:b/>
-          <w:bCs/>
-          <w:color w:val="000000" w:themeColor="text1"/>
-          <w:sz w:val="24"/>
-          <w:szCs w:val="24"/>
-        </w:rPr>
-        <w:t>) Contribution in Design Science Research (DSR)</w:t>
-      </w:r>
-      <w:r>
-        <w:rPr>
-          <w:b/>
-          <w:bCs/>
-          <w:color w:val="000000" w:themeColor="text1"/>
-          <w:sz w:val="24"/>
-          <w:szCs w:val="24"/>
-        </w:rPr>
-        <w:t xml:space="preserve"> </w:t>
-      </w:r>
-    </w:p>
-    <w:p>
-      <w:pPr>
-        <w:spacing w:line="360" w:lineRule="auto"/>
-        <w:jc w:val="both"/>
-        <w:rPr>
-          <w:sz w:val="24"/>
-          <w:szCs w:val="24"/>
-        </w:rPr>
-      </w:pPr>
-      <w:r>
-        <w:rPr>
-          <w:sz w:val="24"/>
-          <w:szCs w:val="24"/>
-        </w:rPr>
-        <w:t xml:space="preserve">Traditional research mostly focuses on understanding or explaining existing phenomena. But when it comes to Design Scient Research (DSR), it involves design, development and evaluation of an artefact that can be used to solve a specific social or organizational problem. Accordingly, this research methodology helps to output a artefact along with proof that the relevant artefact is rigorously evaluated while ensuring its relevance to practical world.  </w:t>
-      </w:r>
-    </w:p>
-    <w:p>
-      <w:pPr>
-        <w:spacing w:line="360" w:lineRule="auto"/>
-        <w:jc w:val="both"/>
-        <w:rPr>
-          <w:sz w:val="24"/>
-          <w:szCs w:val="24"/>
-        </w:rPr>
-      </w:pPr>
-    </w:p>
-    <w:p>
-      <w:pPr>
-        <w:spacing w:line="360" w:lineRule="auto"/>
-        <w:jc w:val="both"/>
-        <w:rPr>
-          <w:sz w:val="24"/>
-          <w:szCs w:val="24"/>
-        </w:rPr>
-      </w:pPr>
-      <w:r>
-        <w:rPr>
-          <w:sz w:val="24"/>
-          <w:szCs w:val="24"/>
-        </w:rPr>
-        <w:t>When it comes to DSR project, it can be classified into 2 parts as Lambda (</w:t>
-      </w:r>
-      <w:r>
-        <w:rPr>
-          <w:color w:val="000000" w:themeColor="text1"/>
-          <w:sz w:val="24"/>
-          <w:szCs w:val="24"/>
-        </w:rPr>
-        <w:t>Λ</w:t>
-      </w:r>
-      <w:r>
-        <w:rPr>
-          <w:sz w:val="24"/>
-          <w:szCs w:val="24"/>
-        </w:rPr>
-        <w:t>) and Omega (</w:t>
-      </w:r>
-      <w:r>
-        <w:rPr>
-          <w:color w:val="000000" w:themeColor="text1"/>
-          <w:sz w:val="24"/>
-          <w:szCs w:val="24"/>
-        </w:rPr>
-        <w:t>Ω</w:t>
-      </w:r>
-      <w:r>
-        <w:rPr>
-          <w:b/>
-          <w:bCs/>
-          <w:color w:val="000000" w:themeColor="text1"/>
-          <w:sz w:val="24"/>
-          <w:szCs w:val="24"/>
-        </w:rPr>
-        <w:t xml:space="preserve">) </w:t>
-      </w:r>
-      <w:r>
-        <w:rPr>
-          <w:color w:val="000000" w:themeColor="text1"/>
-          <w:sz w:val="24"/>
-          <w:szCs w:val="24"/>
-        </w:rPr>
-        <w:t xml:space="preserve">based on its knowledge contribution. Accordingly, </w:t>
-      </w:r>
-      <w:r>
-        <w:rPr>
-          <w:sz w:val="24"/>
-          <w:szCs w:val="24"/>
-        </w:rPr>
-        <w:t>Lambda (</w:t>
-      </w:r>
-      <w:r>
-        <w:rPr>
-          <w:color w:val="000000" w:themeColor="text1"/>
-          <w:sz w:val="24"/>
-          <w:szCs w:val="24"/>
-        </w:rPr>
-        <w:t>Λ</w:t>
-      </w:r>
-      <w:r>
-        <w:rPr>
-          <w:sz w:val="24"/>
-          <w:szCs w:val="24"/>
-        </w:rPr>
-        <w:t xml:space="preserve">) contribution is more focused on delivering technical designs, development, and evaluation of a certain artefact and its more about proving that the relevant artefact can be implemented technically to solve a specific problem. Overall lambda contribution is about outputting a methodological rigorous artifact that is novel, technical feasible and being a product that can solve a real-world problem rather than proving its impact via findings </w:t>
-      </w:r>
-      <w:r>
-        <w:rPr>
-          <w:sz w:val="24"/>
-          <w:szCs w:val="24"/>
-        </w:rPr>
-        <w:t>(Gregor &amp; Hevner, 2013)</w:t>
-      </w:r>
-      <w:r>
-        <w:rPr>
-          <w:sz w:val="24"/>
-          <w:szCs w:val="24"/>
-        </w:rPr>
-        <w:t>.</w:t>
-      </w:r>
-    </w:p>
-    <w:p>
-      <w:pPr>
-        <w:spacing w:line="360" w:lineRule="auto"/>
-        <w:jc w:val="both"/>
-        <w:rPr>
-          <w:sz w:val="24"/>
-          <w:szCs w:val="24"/>
-        </w:rPr>
-      </w:pPr>
-    </w:p>
-    <w:p>
-      <w:pPr>
-        <w:spacing w:line="360" w:lineRule="auto"/>
-        <w:jc w:val="both"/>
-        <w:rPr>
-          <w:sz w:val="24"/>
-          <w:szCs w:val="24"/>
-        </w:rPr>
-      </w:pPr>
-      <w:r>
-        <w:rPr>
-          <w:sz w:val="24"/>
-          <w:szCs w:val="24"/>
-        </w:rPr>
-        <w:t>On the other hand, Omega (</w:t>
-      </w:r>
-      <w:r>
-        <w:rPr>
-          <w:color w:val="000000" w:themeColor="text1"/>
-          <w:sz w:val="24"/>
-          <w:szCs w:val="24"/>
-        </w:rPr>
-        <w:t>Ω</w:t>
-      </w:r>
-      <w:r>
-        <w:rPr>
-          <w:sz w:val="24"/>
-          <w:szCs w:val="24"/>
-        </w:rPr>
-        <w:t xml:space="preserve">) contribution is more focused on real world impact and insights that can be gained after a certain artefact is deployed in a relevant working environment. Unlike lambda contribution which only shows certain artefact can be developed using the method that describe in the dissertation, Omega contribution requires proving the developed artefact can provide real world insights via the output of the artefact and improves organization performance, which requires additional evaluation to make sure that such insights are authentic </w:t>
-      </w:r>
-      <w:r>
-        <w:rPr>
-          <w:sz w:val="24"/>
-          <w:szCs w:val="24"/>
-        </w:rPr>
-        <w:t>(Gregor &amp; Hevner, 2013)</w:t>
-      </w:r>
-      <w:r>
-        <w:rPr>
-          <w:sz w:val="24"/>
-          <w:szCs w:val="24"/>
-        </w:rPr>
-        <w:t xml:space="preserve">. </w:t>
-      </w:r>
-    </w:p>
-    <w:p>
-      <w:pPr>
-        <w:spacing w:line="360" w:lineRule="auto"/>
-        <w:jc w:val="both"/>
-        <w:rPr>
-          <w:sz w:val="24"/>
-          <w:szCs w:val="24"/>
-        </w:rPr>
-      </w:pPr>
-    </w:p>
-    <w:p>
-      <w:pPr>
-        <w:spacing w:line="360" w:lineRule="auto"/>
-        <w:jc w:val="both"/>
-        <w:rPr>
-          <w:sz w:val="24"/>
-          <w:szCs w:val="24"/>
-        </w:rPr>
-      </w:pPr>
-      <w:r>
-        <w:rPr>
-          <w:sz w:val="24"/>
-          <w:szCs w:val="24"/>
-        </w:rPr>
-        <w:t>When it comes to this study, its more focused on lambda contribution due to some limitation like data scarcity, usage of synthetic data generation and external validation via the organizations like Sri Lanka police itself. As a result of these limitation, this study is going to give lesser or no focus for omega contributions. However, the study will output an artefact that can predict traffic accident hotspots and severity via the usage of technologies like machine learning, XAI, and spatiotemporal analysis that is rigorously tested and evaluated for Sri Lankan context, ensuring a Lambda contribution.</w:t>
+        <w:t>technologies like machine learning, XAI, and spatiotemporal analysis that is rigorously tested and evaluated for Sri Lankan context, ensuring a Lambda contribution.</w:t>
       </w:r>
     </w:p>
     <w:p>
@@ -17144,16 +17645,15 @@
           <w:szCs w:val="28"/>
         </w:rPr>
       </w:pPr>
-      <w:bookmarkStart w:id="32" w:name="_Toc227497993"/>
-      <w:bookmarkStart w:id="33" w:name="_Toc231561464"/>
-      <w:bookmarkStart w:id="34" w:name="_Toc242813607"/>
+      <w:bookmarkStart w:id="32" w:name="_Toc242813607"/>
+      <w:bookmarkStart w:id="33" w:name="_Toc227497993"/>
+      <w:bookmarkStart w:id="34" w:name="_Toc231561464"/>
       <w:r>
         <w:rPr>
           <w:rFonts w:cs="Times New Roman"/>
           <w:bCs/>
           <w:szCs w:val="28"/>
         </w:rPr>
-        <w:lastRenderedPageBreak/>
         <w:t>2.</w:t>
       </w:r>
       <w:r>
@@ -18189,15 +18689,33 @@
           <w:sz w:val="24"/>
           <w:szCs w:val="24"/>
         </w:rPr>
-        <w:t xml:space="preserve">Accordingly, regression supervised machine learning approaches such as  </w:t>
-      </w:r>
+        <w:t xml:space="preserve">Accordingly, regression supervised machine learning approaches such </w:t>
+      </w:r>
+      <w:proofErr w:type="gramStart"/>
       <w:r>
         <w:rPr>
           <w:color w:val="000000" w:themeColor="text1"/>
           <w:sz w:val="24"/>
           <w:szCs w:val="24"/>
         </w:rPr>
-        <w:t>Random Forest Regression, Support Vector Regression (SVR), Gradient Boosting Regression, Decision Tree Regression, and XGBoost Regression were used and evaluated. Among them based on metrices such as Mean Squared Error (MSE) and Mean Absolute Error (MAE), XGBoost Regression was identified as the model with the best performance and chosen as the candidate model for accident hotspot prediction.</w:t>
+        <w:t xml:space="preserve">as  </w:t>
+      </w:r>
+      <w:r>
+        <w:rPr>
+          <w:color w:val="000000" w:themeColor="text1"/>
+          <w:sz w:val="24"/>
+          <w:szCs w:val="24"/>
+        </w:rPr>
+        <w:t>Random</w:t>
+      </w:r>
+      <w:proofErr w:type="gramEnd"/>
+      <w:r>
+        <w:rPr>
+          <w:color w:val="000000" w:themeColor="text1"/>
+          <w:sz w:val="24"/>
+          <w:szCs w:val="24"/>
+        </w:rPr>
+        <w:t xml:space="preserve"> Forest Regression, Support Vector Regression (SVR), Gradient Boosting Regression, Decision Tree Regression, and XGBoost Regression were used and evaluated. Among them based on metrices such as Mean Squared Error (MSE) and Mean Absolute Error (MAE), XGBoost Regression was identified as the model with the best performance and chosen as the candidate model for accident hotspot prediction.</w:t>
       </w:r>
     </w:p>
     <w:p>
@@ -18505,7 +19023,23 @@
           <w:sz w:val="24"/>
           <w:szCs w:val="24"/>
         </w:rPr>
-        <w:t xml:space="preserve">with Random Forest to develop a interpretable machine learning model for road accident severity analysis for Irbid region of Jordan. By using SHAP, it is possible to quantify the contribution of each feature for a prediction and thereby to understand the prominent features affecting final accident severity prediction. Accordingly, it is found that speed was the feature that contributed mostly to the traffic accident severity analysis among several environmental and traffic accident-related features. </w:t>
+        <w:t xml:space="preserve">with Random Forest to develop </w:t>
+      </w:r>
+      <w:proofErr w:type="gramStart"/>
+      <w:r>
+        <w:rPr>
+          <w:sz w:val="24"/>
+          <w:szCs w:val="24"/>
+        </w:rPr>
+        <w:t>a</w:t>
+      </w:r>
+      <w:proofErr w:type="gramEnd"/>
+      <w:r>
+        <w:rPr>
+          <w:sz w:val="24"/>
+          <w:szCs w:val="24"/>
+        </w:rPr>
+        <w:t xml:space="preserve"> interpretable machine learning model for road accident severity analysis for Irbid region of Jordan. By using SHAP, it is possible to quantify the contribution of each feature for a prediction and thereby to understand the prominent features affecting final accident severity prediction. Accordingly, it is found that speed was the feature that contributed mostly to the traffic accident severity analysis among several environmental and traffic accident-related features. </w:t>
       </w:r>
     </w:p>
     <w:p>
@@ -18676,7 +19210,55 @@
           <w:sz w:val="24"/>
           <w:szCs w:val="24"/>
         </w:rPr>
-        <w:t xml:space="preserve">As it is mentioned earlier, road traffic accidents are not solely depending on just accident related factors. In fact, contextual spatial and temporal feature like location, time, season and weather contribute heavily to a road traffic accident. But most of the above mentioned studies has given less priority for such analysis of spatial and temporal features. </w:t>
+        <w:t xml:space="preserve">As it is mentioned earlier, road traffic accidents are not solely depending on just </w:t>
+      </w:r>
+      <w:proofErr w:type="gramStart"/>
+      <w:r>
+        <w:rPr>
+          <w:sz w:val="24"/>
+          <w:szCs w:val="24"/>
+        </w:rPr>
+        <w:t>accident related</w:t>
+      </w:r>
+      <w:proofErr w:type="gramEnd"/>
+      <w:r>
+        <w:rPr>
+          <w:sz w:val="24"/>
+          <w:szCs w:val="24"/>
+        </w:rPr>
+        <w:t xml:space="preserve"> factors. In fact, contextual spatial and temporal feature like location, time, </w:t>
+      </w:r>
+      <w:proofErr w:type="gramStart"/>
+      <w:r>
+        <w:rPr>
+          <w:sz w:val="24"/>
+          <w:szCs w:val="24"/>
+        </w:rPr>
+        <w:t>season</w:t>
+      </w:r>
+      <w:proofErr w:type="gramEnd"/>
+      <w:r>
+        <w:rPr>
+          <w:sz w:val="24"/>
+          <w:szCs w:val="24"/>
+        </w:rPr>
+        <w:t xml:space="preserve"> and weather contribute heavily to a road traffic accident. But most of the </w:t>
+      </w:r>
+      <w:proofErr w:type="gramStart"/>
+      <w:r>
+        <w:rPr>
+          <w:sz w:val="24"/>
+          <w:szCs w:val="24"/>
+        </w:rPr>
+        <w:t>above mentioned</w:t>
+      </w:r>
+      <w:proofErr w:type="gramEnd"/>
+      <w:r>
+        <w:rPr>
+          <w:sz w:val="24"/>
+          <w:szCs w:val="24"/>
+        </w:rPr>
+        <w:t xml:space="preserve"> studies has given less priority for such analysis of spatial and temporal features. </w:t>
       </w:r>
       <w:r>
         <w:rPr>
@@ -18752,7 +19334,23 @@
           <w:sz w:val="24"/>
           <w:szCs w:val="24"/>
         </w:rPr>
-        <w:t xml:space="preserve">Accordingly, for the machine learning model XGBoost was used because of it’s capabilities on capturing complex nonlinear relationships among accident related data variables. Additionally, they have also integrated spatiotemporal analytical techniques such as </w:t>
+        <w:t xml:space="preserve">Accordingly, for the machine learning model XGBoost was used because of </w:t>
+      </w:r>
+      <w:proofErr w:type="gramStart"/>
+      <w:r>
+        <w:rPr>
+          <w:sz w:val="24"/>
+          <w:szCs w:val="24"/>
+        </w:rPr>
+        <w:t>it’s</w:t>
+      </w:r>
+      <w:proofErr w:type="gramEnd"/>
+      <w:r>
+        <w:rPr>
+          <w:sz w:val="24"/>
+          <w:szCs w:val="24"/>
+        </w:rPr>
+        <w:t xml:space="preserve"> capabilities on capturing complex nonlinear relationships among accident related data variables. Additionally, they have also integrated spatiotemporal analytical techniques such as </w:t>
       </w:r>
       <w:r>
         <w:rPr>
@@ -18766,61 +19364,125 @@
           <w:sz w:val="24"/>
           <w:szCs w:val="24"/>
         </w:rPr>
-        <w:t xml:space="preserve"> to the machine learning model in order to facilitate analysis of road traffic accident variations across both location (spatial) and time (temproal). </w:t>
-      </w:r>
-    </w:p>
-    <w:p>
-      <w:pPr>
-        <w:spacing w:line="360" w:lineRule="auto"/>
-        <w:jc w:val="both"/>
-        <w:rPr>
-          <w:sz w:val="24"/>
-          <w:szCs w:val="24"/>
-        </w:rPr>
-      </w:pPr>
-    </w:p>
-    <w:p>
-      <w:pPr>
-        <w:spacing w:line="360" w:lineRule="auto"/>
-        <w:jc w:val="both"/>
-        <w:rPr>
-          <w:sz w:val="24"/>
-          <w:szCs w:val="24"/>
-        </w:rPr>
-      </w:pPr>
-      <w:r>
-        <w:rPr>
-          <w:sz w:val="24"/>
-          <w:szCs w:val="24"/>
-        </w:rPr>
-        <w:t xml:space="preserve">When it comes to the findings of the above research, it shows that how incorporating spatiotemporal analysis along with accident hotspot prediction can improve the prediction accuracy of machine learning model as occurrence traffic accidents are not solely based on just traffic accident related data. </w:t>
-      </w:r>
-    </w:p>
-    <w:p>
-      <w:pPr>
-        <w:spacing w:line="360" w:lineRule="auto"/>
-        <w:jc w:val="both"/>
-        <w:rPr>
-          <w:sz w:val="24"/>
-          <w:szCs w:val="24"/>
-        </w:rPr>
-      </w:pPr>
-    </w:p>
-    <w:p>
-      <w:pPr>
-        <w:spacing w:line="360" w:lineRule="auto"/>
-        <w:jc w:val="both"/>
-        <w:rPr>
-          <w:sz w:val="24"/>
-          <w:szCs w:val="24"/>
-        </w:rPr>
-      </w:pPr>
-      <w:r>
-        <w:rPr>
-          <w:sz w:val="24"/>
-          <w:szCs w:val="24"/>
-        </w:rPr>
-        <w:t xml:space="preserve">However, similar to the above studies, this is also limited to North Carolina region of USA, limiting its adaptability in Sri Lanka where both traffic related data and spatiotemporal variations of traffic accident may differ from such countries. Additionally this research is only limited to weather related crash data, making it less applicable for more </w:t>
+        <w:t xml:space="preserve"> to the machine learning model </w:t>
+      </w:r>
+      <w:proofErr w:type="gramStart"/>
+      <w:r>
+        <w:rPr>
+          <w:sz w:val="24"/>
+          <w:szCs w:val="24"/>
+        </w:rPr>
+        <w:t>in order to</w:t>
+      </w:r>
+      <w:proofErr w:type="gramEnd"/>
+      <w:r>
+        <w:rPr>
+          <w:sz w:val="24"/>
+          <w:szCs w:val="24"/>
+        </w:rPr>
+        <w:t xml:space="preserve"> facilitate analysis of road traffic accident variations across both location (spatial) and time (temproal). </w:t>
+      </w:r>
+    </w:p>
+    <w:p>
+      <w:pPr>
+        <w:spacing w:line="360" w:lineRule="auto"/>
+        <w:jc w:val="both"/>
+        <w:rPr>
+          <w:sz w:val="24"/>
+          <w:szCs w:val="24"/>
+        </w:rPr>
+      </w:pPr>
+    </w:p>
+    <w:p>
+      <w:pPr>
+        <w:spacing w:line="360" w:lineRule="auto"/>
+        <w:jc w:val="both"/>
+        <w:rPr>
+          <w:sz w:val="24"/>
+          <w:szCs w:val="24"/>
+        </w:rPr>
+      </w:pPr>
+      <w:r>
+        <w:rPr>
+          <w:sz w:val="24"/>
+          <w:szCs w:val="24"/>
+        </w:rPr>
+        <w:t xml:space="preserve">When it comes to the findings of the above research, it shows that how incorporating spatiotemporal analysis along with accident hotspot prediction can improve the prediction accuracy of machine learning model as occurrence traffic accidents are not solely based on just traffic </w:t>
+      </w:r>
+      <w:proofErr w:type="gramStart"/>
+      <w:r>
+        <w:rPr>
+          <w:sz w:val="24"/>
+          <w:szCs w:val="24"/>
+        </w:rPr>
+        <w:t>accident related</w:t>
+      </w:r>
+      <w:proofErr w:type="gramEnd"/>
+      <w:r>
+        <w:rPr>
+          <w:sz w:val="24"/>
+          <w:szCs w:val="24"/>
+        </w:rPr>
+        <w:t xml:space="preserve"> data. </w:t>
+      </w:r>
+    </w:p>
+    <w:p>
+      <w:pPr>
+        <w:spacing w:line="360" w:lineRule="auto"/>
+        <w:jc w:val="both"/>
+        <w:rPr>
+          <w:sz w:val="24"/>
+          <w:szCs w:val="24"/>
+        </w:rPr>
+      </w:pPr>
+    </w:p>
+    <w:p>
+      <w:pPr>
+        <w:spacing w:line="360" w:lineRule="auto"/>
+        <w:jc w:val="both"/>
+        <w:rPr>
+          <w:sz w:val="24"/>
+          <w:szCs w:val="24"/>
+        </w:rPr>
+      </w:pPr>
+      <w:r>
+        <w:rPr>
+          <w:sz w:val="24"/>
+          <w:szCs w:val="24"/>
+        </w:rPr>
+        <w:t xml:space="preserve">However, </w:t>
+      </w:r>
+      <w:proofErr w:type="gramStart"/>
+      <w:r>
+        <w:rPr>
+          <w:sz w:val="24"/>
+          <w:szCs w:val="24"/>
+        </w:rPr>
+        <w:t>similar to</w:t>
+      </w:r>
+      <w:proofErr w:type="gramEnd"/>
+      <w:r>
+        <w:rPr>
+          <w:sz w:val="24"/>
+          <w:szCs w:val="24"/>
+        </w:rPr>
+        <w:t xml:space="preserve"> the above studies, this is also limited to North Carolina region of USA, limiting its adaptability in Sri Lanka where both traffic related data and spatiotemporal variations of traffic accident may differ from such countries. </w:t>
+      </w:r>
+      <w:proofErr w:type="gramStart"/>
+      <w:r>
+        <w:rPr>
+          <w:sz w:val="24"/>
+          <w:szCs w:val="24"/>
+        </w:rPr>
+        <w:t>Additionally</w:t>
+      </w:r>
+      <w:proofErr w:type="gramEnd"/>
+      <w:r>
+        <w:rPr>
+          <w:sz w:val="24"/>
+          <w:szCs w:val="24"/>
+        </w:rPr>
+        <w:t xml:space="preserve"> this research is only limited to weather related crash data, making it less applicable for more </w:t>
       </w:r>
       <w:r>
         <w:rPr>
@@ -18937,7 +19599,23 @@
           <w:sz w:val="24"/>
           <w:szCs w:val="24"/>
         </w:rPr>
-        <w:t xml:space="preserve">According to some of the researches, it is clear that integrating traffic accident data with contextual data such as weather data can significantly improve the prediction performance of the model </w:t>
+        <w:t xml:space="preserve">According to some of the </w:t>
+      </w:r>
+      <w:proofErr w:type="gramStart"/>
+      <w:r>
+        <w:rPr>
+          <w:sz w:val="24"/>
+          <w:szCs w:val="24"/>
+        </w:rPr>
+        <w:t>researches</w:t>
+      </w:r>
+      <w:proofErr w:type="gramEnd"/>
+      <w:r>
+        <w:rPr>
+          <w:sz w:val="24"/>
+          <w:szCs w:val="24"/>
+        </w:rPr>
+        <w:t xml:space="preserve">, it is clear that integrating traffic accident data with contextual data such as weather data can significantly improve the prediction performance of the model </w:t>
       </w:r>
       <w:r>
         <w:rPr>
@@ -18992,19 +19670,44 @@
           <w:szCs w:val="24"/>
         </w:rPr>
       </w:pPr>
-      <w:r>
-        <w:rPr>
-          <w:sz w:val="24"/>
-          <w:szCs w:val="24"/>
-        </w:rPr>
-        <w:t>Also when it comes to real world accident occurrence varies across different time periods due to factors like traffic hours, and weather and such factors contributed greatly to the model’s performance prediction (Yan &amp; Shen, 2022).</w:t>
-      </w:r>
-      <w:r>
-        <w:rPr>
-          <w:sz w:val="24"/>
-          <w:szCs w:val="24"/>
-        </w:rPr>
-        <w:t xml:space="preserve"> Also according to the study by</w:t>
+      <w:proofErr w:type="gramStart"/>
+      <w:r>
+        <w:rPr>
+          <w:sz w:val="24"/>
+          <w:szCs w:val="24"/>
+        </w:rPr>
+        <w:t>Also</w:t>
+      </w:r>
+      <w:proofErr w:type="gramEnd"/>
+      <w:r>
+        <w:rPr>
+          <w:sz w:val="24"/>
+          <w:szCs w:val="24"/>
+        </w:rPr>
+        <w:t xml:space="preserve"> when it comes to real world accident occurrence varies across different time periods due to factors like traffic hours, and weather and such factors contributed greatly to the model’s performance prediction (Yan &amp; Shen, 2022).</w:t>
+      </w:r>
+      <w:r>
+        <w:rPr>
+          <w:sz w:val="24"/>
+          <w:szCs w:val="24"/>
+        </w:rPr>
+        <w:t xml:space="preserve"> </w:t>
+      </w:r>
+      <w:proofErr w:type="gramStart"/>
+      <w:r>
+        <w:rPr>
+          <w:sz w:val="24"/>
+          <w:szCs w:val="24"/>
+        </w:rPr>
+        <w:t>Also</w:t>
+      </w:r>
+      <w:proofErr w:type="gramEnd"/>
+      <w:r>
+        <w:rPr>
+          <w:sz w:val="24"/>
+          <w:szCs w:val="24"/>
+        </w:rPr>
+        <w:t xml:space="preserve"> according to the study by</w:t>
       </w:r>
       <w:r>
         <w:rPr>
@@ -19032,7 +19735,23 @@
           <w:sz w:val="24"/>
           <w:szCs w:val="24"/>
         </w:rPr>
-        <w:t xml:space="preserve"> number of research has been done on capturing those spatiotemporal variations using features such as time patterns and location based grids, when it comes to broader accident hotspot prediction. Accordingly, a gap remains in combining spatial and temporal features of accidents to create a model that can perform more context aware predictions.</w:t>
+        <w:t xml:space="preserve"> number of research has been done on capturing those spatiotemporal variations using features such as time patterns and </w:t>
+      </w:r>
+      <w:proofErr w:type="gramStart"/>
+      <w:r>
+        <w:rPr>
+          <w:sz w:val="24"/>
+          <w:szCs w:val="24"/>
+        </w:rPr>
+        <w:t>location based</w:t>
+      </w:r>
+      <w:proofErr w:type="gramEnd"/>
+      <w:r>
+        <w:rPr>
+          <w:sz w:val="24"/>
+          <w:szCs w:val="24"/>
+        </w:rPr>
+        <w:t xml:space="preserve"> grids, when it comes to broader accident hotspot prediction. Accordingly, a gap remains in combining spatial and temporal features of accidents to create a model that can perform more context aware predictions.</w:t>
       </w:r>
     </w:p>
     <w:p>
@@ -20218,7 +20937,13 @@
     <w:p/>
     <w:p/>
     <w:p/>
-    <w:p/>
+    <w:p>
+      <w:pPr>
+        <w:rPr>
+          <w:b/>
+        </w:rPr>
+      </w:pPr>
+    </w:p>
     <w:p>
       <w:pPr>
         <w:spacing w:line="360" w:lineRule="auto"/>
@@ -20325,7 +21050,39 @@
           <w:sz w:val="24"/>
           <w:szCs w:val="24"/>
         </w:rPr>
-        <w:t>Accordingly, it is clear that machine learning approaches such as Random Forest, XGBoost, Artificial Neural Network and Support Vector Machines have a overall good performance when it comes to accident hotspot prediction and severity classification. Among them , it is also found ensemble models such as Random Forest and XGBoost performs better with a overall high prediction accuracy.</w:t>
+        <w:t xml:space="preserve">Accordingly, it is clear that machine learning approaches such as Random Forest, XGBoost, Artificial Neural Network and Support Vector Machines have </w:t>
+      </w:r>
+      <w:proofErr w:type="gramStart"/>
+      <w:r>
+        <w:rPr>
+          <w:sz w:val="24"/>
+          <w:szCs w:val="24"/>
+        </w:rPr>
+        <w:t>a</w:t>
+      </w:r>
+      <w:proofErr w:type="gramEnd"/>
+      <w:r>
+        <w:rPr>
+          <w:sz w:val="24"/>
+          <w:szCs w:val="24"/>
+        </w:rPr>
+        <w:t xml:space="preserve"> overall good performance when it comes to accident hotspot prediction and severity classification. Among </w:t>
+      </w:r>
+      <w:proofErr w:type="gramStart"/>
+      <w:r>
+        <w:rPr>
+          <w:sz w:val="24"/>
+          <w:szCs w:val="24"/>
+        </w:rPr>
+        <w:t>them ,</w:t>
+      </w:r>
+      <w:proofErr w:type="gramEnd"/>
+      <w:r>
+        <w:rPr>
+          <w:sz w:val="24"/>
+          <w:szCs w:val="24"/>
+        </w:rPr>
+        <w:t xml:space="preserve"> it is also found ensemble models such as Random Forest and XGBoost performs better with a overall high prediction accuracy.</w:t>
       </w:r>
     </w:p>
     <w:p>
@@ -20379,7 +21136,23 @@
           <w:sz w:val="24"/>
           <w:szCs w:val="24"/>
         </w:rPr>
-        <w:t>Also, as it is mentioned earlier, machine learning models act as black box systems, limiting their adaptation in safety critical domains such as transportation and road traffic accidents where authorities need to know why a certain prediction is made. However, several studies related to this matter also discussed in chapter, explaining how can we use Explainable AI techniques such as SHAP to improve model’s transparency and interpretability and thereby to improve the trust between authorities and the prediction.</w:t>
+        <w:t xml:space="preserve">Also, as it is mentioned earlier, machine learning models act as black box systems, limiting their adaptation in safety critical domains such as transportation and road traffic accidents where authorities need to know why a certain prediction is made. However, several studies related to this matter also discussed in chapter, explaining how </w:t>
+      </w:r>
+      <w:proofErr w:type="gramStart"/>
+      <w:r>
+        <w:rPr>
+          <w:sz w:val="24"/>
+          <w:szCs w:val="24"/>
+        </w:rPr>
+        <w:t>can we</w:t>
+      </w:r>
+      <w:proofErr w:type="gramEnd"/>
+      <w:r>
+        <w:rPr>
+          <w:sz w:val="24"/>
+          <w:szCs w:val="24"/>
+        </w:rPr>
+        <w:t xml:space="preserve"> use Explainable AI techniques such as SHAP to improve model’s transparency and interpretability and thereby to improve the trust between authorities and the prediction.</w:t>
       </w:r>
     </w:p>
     <w:p>
@@ -20407,7 +21180,23 @@
           <w:sz w:val="24"/>
           <w:szCs w:val="24"/>
         </w:rPr>
-        <w:t>However, in this chapter, several gaps related to those existing studies were also discussed.  Accordingly, it reveals that most of the existing studies in Sri Lanka given lesser focus to techniques such as multi source data integration, spatiotemporal analysis and integration of Explainable techniques such as SHAP. Thus, this study proposes a</w:t>
+        <w:t xml:space="preserve">However, in this chapter, several gaps related to those existing studies were also discussed.  Accordingly, it reveals that most of the existing studies in Sri Lanka given lesser focus to techniques such as multi source data integration, spatiotemporal </w:t>
+      </w:r>
+      <w:proofErr w:type="gramStart"/>
+      <w:r>
+        <w:rPr>
+          <w:sz w:val="24"/>
+          <w:szCs w:val="24"/>
+        </w:rPr>
+        <w:t>analysis</w:t>
+      </w:r>
+      <w:proofErr w:type="gramEnd"/>
+      <w:r>
+        <w:rPr>
+          <w:sz w:val="24"/>
+          <w:szCs w:val="24"/>
+        </w:rPr>
+        <w:t xml:space="preserve"> and integration of Explainable techniques such as SHAP. Thus, this study proposes a</w:t>
       </w:r>
       <w:r>
         <w:rPr>
@@ -20736,9 +21525,12 @@
         <w:jc w:val="both"/>
       </w:pPr>
       <w:r>
+        <w:rPr>
+          <w:noProof/>
+        </w:rPr>
         <w:lastRenderedPageBreak/>
         <w:drawing>
-          <wp:inline distT="0" distB="0" distL="0" distR="0" wp14:anchorId="6F02C588" wp14:editId="5860EB1D">
+          <wp:inline distT="0" distB="0" distL="0" distR="0" wp14:anchorId="4C205181" wp14:editId="0EE3A200">
             <wp:extent cx="4801270" cy="7840169"/>
             <wp:effectExtent l="0" t="0" r="0" b="8890"/>
             <wp:docPr id="406081794" name="Picture 406081794"/>
@@ -20753,7 +21545,7 @@
                     <pic:cNvPicPr/>
                   </pic:nvPicPr>
                   <pic:blipFill>
-                    <a:blip r:embed="rId14"/>
+                    <a:blip r:embed="rId15"/>
                     <a:stretch>
                       <a:fillRect/>
                     </a:stretch>
@@ -21015,7 +21807,23 @@
           <w:sz w:val="24"/>
           <w:szCs w:val="24"/>
         </w:rPr>
-        <w:t xml:space="preserve"> as the research philosophy. This is because studies done according to DSR approach needs to be evaluated on the factors such as study’s effectiveness and usefulness in solving a real world problem. However, it is found that knowledge contribution of a DSR research could be inspected using critical realism instead of pragmatism, it is stated that  design and evaluation of the artefact itself needs be evaluated through the perspective of pragmatism as the value of such artefacts is indeed measured by its practical impact </w:t>
+        <w:t xml:space="preserve"> as the research philosophy. This is because studies done according to DSR approach needs to be evaluated on the factors such as study’s effectiveness and usefulness in solving a </w:t>
+      </w:r>
+      <w:proofErr w:type="gramStart"/>
+      <w:r>
+        <w:rPr>
+          <w:sz w:val="24"/>
+          <w:szCs w:val="24"/>
+        </w:rPr>
+        <w:t>real world</w:t>
+      </w:r>
+      <w:proofErr w:type="gramEnd"/>
+      <w:r>
+        <w:rPr>
+          <w:sz w:val="24"/>
+          <w:szCs w:val="24"/>
+        </w:rPr>
+        <w:t xml:space="preserve"> problem. However, it is found that knowledge contribution of a DSR research could be inspected using critical realism instead of pragmatism, it is stated that  design and evaluation of the artefact itself needs be evaluated through the perspective of pragmatism as the value of such artefacts is indeed measured by its practical impact </w:t>
       </w:r>
       <w:r>
         <w:rPr>
@@ -21144,7 +21952,23 @@
           <w:sz w:val="24"/>
           <w:szCs w:val="24"/>
         </w:rPr>
-        <w:t>According to the above explanations, it is clear that pragmatism is the most suited research philosophy for this study as it enables this study to follow DSR approach while allowing delivering of a useful artefact that solve real world problems instead of claiming universal theories or ground truths.</w:t>
+        <w:t xml:space="preserve">According to the above explanations, </w:t>
+      </w:r>
+      <w:proofErr w:type="gramStart"/>
+      <w:r>
+        <w:rPr>
+          <w:sz w:val="24"/>
+          <w:szCs w:val="24"/>
+        </w:rPr>
+        <w:t>it is clear that pragmatism</w:t>
+      </w:r>
+      <w:proofErr w:type="gramEnd"/>
+      <w:r>
+        <w:rPr>
+          <w:sz w:val="24"/>
+          <w:szCs w:val="24"/>
+        </w:rPr>
+        <w:t xml:space="preserve"> is the most suited research philosophy for this study as it enables this study to follow DSR approach while allowing delivering of a useful artefact that solve real world problems instead of claiming universal theories or ground truths.</w:t>
       </w:r>
     </w:p>
     <w:p>
@@ -21226,7 +22050,39 @@
           <w:sz w:val="24"/>
           <w:szCs w:val="24"/>
         </w:rPr>
-        <w:t xml:space="preserve">Research approach defines the ways we can use theories and evidences validated through existing studies in related to our own study. Accordingly, such approaches are divided into 3 categories, which are deductive, inductive and abductive. Accordingly, deductive approach refers to testing and validating existing theories via another research while studies done according to inductive approach comes with new theories based on the observations of the study itself. But when it comes to abductive approach, it uses both existing knowledge along with empirical evidence to come up with a solution to a practical problem </w:t>
+        <w:t xml:space="preserve">Research approach defines the ways we can use theories and </w:t>
+      </w:r>
+      <w:proofErr w:type="gramStart"/>
+      <w:r>
+        <w:rPr>
+          <w:sz w:val="24"/>
+          <w:szCs w:val="24"/>
+        </w:rPr>
+        <w:t>evidences</w:t>
+      </w:r>
+      <w:proofErr w:type="gramEnd"/>
+      <w:r>
+        <w:rPr>
+          <w:sz w:val="24"/>
+          <w:szCs w:val="24"/>
+        </w:rPr>
+        <w:t xml:space="preserve"> validated through existing studies in related to our own study. Accordingly, such approaches are divided into 3 categories, which are deductive, </w:t>
+      </w:r>
+      <w:proofErr w:type="gramStart"/>
+      <w:r>
+        <w:rPr>
+          <w:sz w:val="24"/>
+          <w:szCs w:val="24"/>
+        </w:rPr>
+        <w:t>inductive</w:t>
+      </w:r>
+      <w:proofErr w:type="gramEnd"/>
+      <w:r>
+        <w:rPr>
+          <w:sz w:val="24"/>
+          <w:szCs w:val="24"/>
+        </w:rPr>
+        <w:t xml:space="preserve"> and abductive. Accordingly, deductive approach refers to testing and validating existing theories via another research while studies done according to inductive approach comes with new theories based on the observations of the study itself. But when it comes to abductive approach, it uses both existing knowledge along with empirical evidence to come up with a solution to a practical problem </w:t>
       </w:r>
       <w:r>
         <w:rPr>
@@ -21278,34 +22134,82 @@
           <w:sz w:val="24"/>
           <w:szCs w:val="24"/>
         </w:rPr>
-        <w:t xml:space="preserve"> approach as the final goal of this research is to output an artefact that addresses a real world problem. Accordingly, this study explores development of a framework that can predict accident hotspot and their severity in order to enable relevant authorities with early decision making ability instead of validating existing theories (deductive) or introducing universal truth via observations (inductive). As mentioned earlier, for this framework it is decided to combine established theories and technologies such as spatiotemporal feature engineering, XAI, statistical hotspot identification and during each stage of implementation of such features relevant design decision were made demonstrating abductive reasoning nature of the study.</w:t>
-      </w:r>
-    </w:p>
-    <w:p>
-      <w:pPr>
-        <w:spacing w:line="360" w:lineRule="auto"/>
-        <w:jc w:val="both"/>
-        <w:rPr>
-          <w:sz w:val="24"/>
-          <w:szCs w:val="24"/>
-        </w:rPr>
-      </w:pPr>
-    </w:p>
-    <w:p>
-      <w:pPr>
-        <w:spacing w:line="360" w:lineRule="auto"/>
-        <w:jc w:val="both"/>
-        <w:rPr>
-          <w:sz w:val="24"/>
-          <w:szCs w:val="24"/>
-        </w:rPr>
-      </w:pPr>
-      <w:r>
-        <w:rPr>
-          <w:sz w:val="24"/>
-          <w:szCs w:val="24"/>
-        </w:rPr>
-        <w:t>Furthermore, previous studies also have shown that abductive reasoning would be a better approach for an artefact based research. For example, Panakaduwa</w:t>
+        <w:t xml:space="preserve"> approach as the final goal of this research is to output an artefact that addresses a </w:t>
+      </w:r>
+      <w:proofErr w:type="gramStart"/>
+      <w:r>
+        <w:rPr>
+          <w:sz w:val="24"/>
+          <w:szCs w:val="24"/>
+        </w:rPr>
+        <w:t>real world</w:t>
+      </w:r>
+      <w:proofErr w:type="gramEnd"/>
+      <w:r>
+        <w:rPr>
+          <w:sz w:val="24"/>
+          <w:szCs w:val="24"/>
+        </w:rPr>
+        <w:t xml:space="preserve"> problem. Accordingly, this study explores development of a framework that can predict accident hotspot and their severity in order to enable relevant authorities with early </w:t>
+      </w:r>
+      <w:proofErr w:type="gramStart"/>
+      <w:r>
+        <w:rPr>
+          <w:sz w:val="24"/>
+          <w:szCs w:val="24"/>
+        </w:rPr>
+        <w:t>decision making</w:t>
+      </w:r>
+      <w:proofErr w:type="gramEnd"/>
+      <w:r>
+        <w:rPr>
+          <w:sz w:val="24"/>
+          <w:szCs w:val="24"/>
+        </w:rPr>
+        <w:t xml:space="preserve"> ability instead of validating existing theories (deductive) or introducing universal truth via observations (inductive). As mentioned earlier, for this framework it is decided to combine established theories and technologies such as spatiotemporal feature engineering, XAI, statistical hotspot identification and during each stage of implementation of such features relevant design decision were made demonstrating abductive reasoning nature of the study.</w:t>
+      </w:r>
+    </w:p>
+    <w:p>
+      <w:pPr>
+        <w:spacing w:line="360" w:lineRule="auto"/>
+        <w:jc w:val="both"/>
+        <w:rPr>
+          <w:sz w:val="24"/>
+          <w:szCs w:val="24"/>
+        </w:rPr>
+      </w:pPr>
+    </w:p>
+    <w:p>
+      <w:pPr>
+        <w:spacing w:line="360" w:lineRule="auto"/>
+        <w:jc w:val="both"/>
+        <w:rPr>
+          <w:sz w:val="24"/>
+          <w:szCs w:val="24"/>
+        </w:rPr>
+      </w:pPr>
+      <w:r>
+        <w:rPr>
+          <w:sz w:val="24"/>
+          <w:szCs w:val="24"/>
+        </w:rPr>
+        <w:t xml:space="preserve">Furthermore, previous studies also have shown that abductive reasoning would be a better approach for an </w:t>
+      </w:r>
+      <w:proofErr w:type="gramStart"/>
+      <w:r>
+        <w:rPr>
+          <w:sz w:val="24"/>
+          <w:szCs w:val="24"/>
+        </w:rPr>
+        <w:t>artefact based</w:t>
+      </w:r>
+      <w:proofErr w:type="gramEnd"/>
+      <w:r>
+        <w:rPr>
+          <w:sz w:val="24"/>
+          <w:szCs w:val="24"/>
+        </w:rPr>
+        <w:t xml:space="preserve"> research. For example, Panakaduwa</w:t>
       </w:r>
       <w:r>
         <w:rPr>
@@ -21360,7 +22264,23 @@
           <w:sz w:val="24"/>
           <w:szCs w:val="24"/>
         </w:rPr>
-        <w:t>According to the above explanations, it is clear that abductive research approach is the most suited research approach for this study as the final output of the research is about solving a real-world problem by using and combining existing knowledge and based on empirical evidences found on each subsequent stages.</w:t>
+        <w:t xml:space="preserve">According to the above explanations, it is clear that abductive research approach is the most suited research approach for this study as the final output of the research is about solving a real-world problem by using and combining existing knowledge and based on empirical </w:t>
+      </w:r>
+      <w:proofErr w:type="gramStart"/>
+      <w:r>
+        <w:rPr>
+          <w:sz w:val="24"/>
+          <w:szCs w:val="24"/>
+        </w:rPr>
+        <w:t>evidences</w:t>
+      </w:r>
+      <w:proofErr w:type="gramEnd"/>
+      <w:r>
+        <w:rPr>
+          <w:sz w:val="24"/>
+          <w:szCs w:val="24"/>
+        </w:rPr>
+        <w:t xml:space="preserve"> found on each subsequent stages.</w:t>
       </w:r>
     </w:p>
     <w:p>
@@ -21442,7 +22362,39 @@
           <w:sz w:val="24"/>
           <w:szCs w:val="24"/>
         </w:rPr>
-        <w:t xml:space="preserve">Based on previous chapters, now it is clear that this study aims to address a real world issue by providing a practical artefact. So, the Design Science Research (DSR) methodology is incorporated as it is the most suitable approach for such kind of framework. Moreover, above mentioned lambda and omega contribution explains this study’s contribution it doesn’t explain the in what order the research is conducted. Accordingly, in order to explain this how the research is conducted under DSR methodology it can be divided into following 4 phases. </w:t>
+        <w:t xml:space="preserve">Based on previous chapters, now it is clear that this study aims to address a </w:t>
+      </w:r>
+      <w:proofErr w:type="gramStart"/>
+      <w:r>
+        <w:rPr>
+          <w:sz w:val="24"/>
+          <w:szCs w:val="24"/>
+        </w:rPr>
+        <w:t>real world</w:t>
+      </w:r>
+      <w:proofErr w:type="gramEnd"/>
+      <w:r>
+        <w:rPr>
+          <w:sz w:val="24"/>
+          <w:szCs w:val="24"/>
+        </w:rPr>
+        <w:t xml:space="preserve"> issue by providing a practical artefact. So, the Design Science Research (DSR) methodology is incorporated as it is the most suitable approach for such kind of framework. Moreover, above mentioned lambda and omega contribution explains this study’s contribution it doesn’t explain the in what order the research is conducted. Accordingly, </w:t>
+      </w:r>
+      <w:proofErr w:type="gramStart"/>
+      <w:r>
+        <w:rPr>
+          <w:sz w:val="24"/>
+          <w:szCs w:val="24"/>
+        </w:rPr>
+        <w:t>in order to</w:t>
+      </w:r>
+      <w:proofErr w:type="gramEnd"/>
+      <w:r>
+        <w:rPr>
+          <w:sz w:val="24"/>
+          <w:szCs w:val="24"/>
+        </w:rPr>
+        <w:t xml:space="preserve"> explain this how the research is conducted under DSR methodology it can be divided into following 4 phases. </w:t>
       </w:r>
     </w:p>
     <w:p>
@@ -21568,12 +22520,40 @@
       </w:r>
       <w:r>
         <w:rPr>
+          <w:sz w:val="24"/>
+          <w:szCs w:val="24"/>
+        </w:rPr>
+        <w:t xml:space="preserve">Gunaruwan &amp; Nayanalochana </w:t>
+      </w:r>
+      <w:r>
+        <w:rPr>
+          <w:sz w:val="24"/>
+          <w:szCs w:val="24"/>
+        </w:rPr>
+        <w:t>(</w:t>
+      </w:r>
+      <w:r>
+        <w:rPr>
+          <w:sz w:val="24"/>
+          <w:szCs w:val="24"/>
+        </w:rPr>
+        <w:t>2023)</w:t>
+      </w:r>
+      <w:r>
+        <w:rPr>
+          <w:sz w:val="24"/>
+          <w:szCs w:val="24"/>
+        </w:rPr>
+        <w:t xml:space="preserve"> </w:t>
+      </w:r>
+      <w:r>
+        <w:rPr>
           <w:rStyle w:val="normaltextrun"/>
           <w:rFonts w:eastAsiaTheme="majorEastAsia"/>
           <w:sz w:val="24"/>
           <w:szCs w:val="24"/>
         </w:rPr>
-        <w:t>Bhavan (2019) and (</w:t>
+        <w:t>and (</w:t>
       </w:r>
       <w:r>
         <w:rPr>
@@ -21653,7 +22633,27 @@
           <w:sz w:val="24"/>
           <w:szCs w:val="24"/>
         </w:rPr>
-        <w:t>economy of a country despite tradition preventative measures, which justify the need for a framework similar to the proposed one. Also, existing studies and their limitations were also discussed in the section 2.3 and section 2.4 to further identify the research problem.</w:t>
+        <w:t xml:space="preserve">economy of a country despite tradition preventative measures, which justify the need for a framework </w:t>
+      </w:r>
+      <w:proofErr w:type="gramStart"/>
+      <w:r>
+        <w:rPr>
+          <w:rStyle w:val="normaltextrun"/>
+          <w:rFonts w:eastAsiaTheme="majorEastAsia"/>
+          <w:sz w:val="24"/>
+          <w:szCs w:val="24"/>
+        </w:rPr>
+        <w:t>similar to</w:t>
+      </w:r>
+      <w:proofErr w:type="gramEnd"/>
+      <w:r>
+        <w:rPr>
+          <w:rStyle w:val="normaltextrun"/>
+          <w:rFonts w:eastAsiaTheme="majorEastAsia"/>
+          <w:sz w:val="24"/>
+          <w:szCs w:val="24"/>
+        </w:rPr>
+        <w:t xml:space="preserve"> the proposed one. Also, existing studies and their limitations were also discussed in the section 2.3 and section 2.4 to further identify the research problem.</w:t>
       </w:r>
     </w:p>
     <w:p/>
@@ -21978,7 +22978,7 @@
           <w:sz w:val="24"/>
           <w:szCs w:val="24"/>
         </w:rPr>
-        <w:t xml:space="preserve">This is the phase responsible for the implementation of above discussed solution design. Accordingly, this includes implementation of features such as synthetic data generation, ETL pipeline, both conventional and spatiotemporal feature engineering, hotspot identification and severity classification of each hotspot, machine learning model training and evaluation, XAI integration and dashboard development. Following DSR methodology and Lambda contribution, each of such components are supposed to well tested before </w:t>
+        <w:t xml:space="preserve">This is the phase responsible for the implementation of above discussed solution design. Accordingly, this includes implementation of features such as synthetic data generation, ETL pipeline, both conventional and spatiotemporal feature engineering, hotspot identification and severity classification of each hotspot, machine learning model training and evaluation, XAI integration and dashboard development. Following DSR methodology </w:t>
       </w:r>
       <w:r>
         <w:rPr>
@@ -21986,7 +22986,7 @@
           <w:szCs w:val="24"/>
         </w:rPr>
         <w:lastRenderedPageBreak/>
-        <w:t xml:space="preserve">integration, ensuring both technical feasibility and </w:t>
+        <w:t xml:space="preserve">and Lambda contribution, each of such components are supposed to well tested before integration, ensuring both technical feasibility and </w:t>
       </w:r>
       <w:r>
         <w:rPr>
@@ -22104,7 +23104,23 @@
           <w:szCs w:val="24"/>
         </w:rPr>
         <w:br/>
-        <w:t xml:space="preserve">The 2 ensembled machine learning models along with baseline line model will be evaluated via classification metrices such as accuracy, precision, recall and F1-Score in order to choose a candidate model for XAI integration. </w:t>
+        <w:t xml:space="preserve">The 2 ensembled machine learning models along with baseline line model will be evaluated via classification metrices such as accuracy, precision, recall and F1-Score </w:t>
+      </w:r>
+      <w:proofErr w:type="gramStart"/>
+      <w:r>
+        <w:rPr>
+          <w:sz w:val="24"/>
+          <w:szCs w:val="24"/>
+        </w:rPr>
+        <w:t>in order to</w:t>
+      </w:r>
+      <w:proofErr w:type="gramEnd"/>
+      <w:r>
+        <w:rPr>
+          <w:sz w:val="24"/>
+          <w:szCs w:val="24"/>
+        </w:rPr>
+        <w:t xml:space="preserve"> choose a candidate model for XAI integration. </w:t>
       </w:r>
       <w:r>
         <w:rPr>
@@ -22260,7 +23276,7 @@
           <w:sz w:val="24"/>
           <w:szCs w:val="24"/>
         </w:rPr>
-        <w:t xml:space="preserve">With the defined research objective, then the data needed for the research collected as the next step of the whole process. Accordingly, weather data needed for the study was collected from the Visual Crossing Weather API, which covers the whole Colombo area. When it comes to historical road accident data, there were some limitations in data collection process. However, a very limited number of data were able to collect from Slave </w:t>
+        <w:t xml:space="preserve">With the defined research objective, then the data needed for the research collected as the next step of the whole process. Accordingly, weather data needed for the study was collected from the Visual Crossing Weather API, which covers the whole Colombo area. When it comes to historical road accident data, there were some limitations in data </w:t>
       </w:r>
       <w:r>
         <w:rPr>
@@ -22268,7 +23284,7 @@
           <w:szCs w:val="24"/>
         </w:rPr>
         <w:lastRenderedPageBreak/>
-        <w:t xml:space="preserve">Island police station. But such, number of limited data is not enough for machine leaning model training and evaluation. To address this problem, it is decided to implement a structured synthetic data generation pipeline based on the knowledge about road traffic accident distribution obtained from empirical sources. </w:t>
+        <w:t xml:space="preserve">collection process. However, a very limited number of data were able to collect from Slave Island police station. But such, number of limited data is not enough for machine leaning model training and evaluation. To address this problem, it is decided to implement a structured synthetic data generation pipeline based on the knowledge about road traffic accident distribution obtained from empirical sources. </w:t>
       </w:r>
     </w:p>
     <w:p>
@@ -22396,7 +23412,7 @@
           <w:sz w:val="24"/>
           <w:szCs w:val="24"/>
         </w:rPr>
-        <w:t xml:space="preserve">As mentioned earlier, studies done according to DSR approach should address real world practical problems. However, it is very important to make sure that such requirements are not assumed by the researcher. So, a requirement gathering phase is very important to ensure those requirements of the study address real world problems. Accordingly, for this specific study, requirements were gathered though literature reviews, research gap analysis and practical limitations identified during the early stage of research. Also, as this study is more focused on lambda contribution it was decided to not to conduct any stakeholder interviews or questionnaires as such tasks require additional effort to get formal access to </w:t>
+        <w:t xml:space="preserve">As mentioned earlier, studies done according to DSR approach should address real world practical problems. However, it is very important to make sure that such requirements are not assumed by the researcher. So, a requirement gathering phase is very important to ensure those requirements of the study address real world problems. Accordingly, for this specific study, requirements were gathered though literature reviews, research gap analysis and practical limitations identified during the early stage of research. Also, as this study is more focused on lambda contribution it was decided to not to conduct any stakeholder </w:t>
       </w:r>
       <w:r>
         <w:rPr>
@@ -22404,7 +23420,7 @@
           <w:szCs w:val="24"/>
         </w:rPr>
         <w:lastRenderedPageBreak/>
-        <w:t xml:space="preserve">personnel of Sri Lankan Police or Road Development Authority. So, it was decided to focus on above mentioned approach for requirement gathering. </w:t>
+        <w:t xml:space="preserve">interviews or questionnaires as such tasks require additional effort to get formal access to personnel of Sri Lankan Police or Road Development Authority. So, it was decided to focus on above mentioned approach for requirement gathering. </w:t>
       </w:r>
     </w:p>
     <w:p>
@@ -22840,11 +23856,11 @@
               <w:jc w:val="both"/>
             </w:pPr>
             <w:r>
-              <w:t xml:space="preserve">The framework should be able to predict traffic accident hotspot and </w:t>
+              <w:t xml:space="preserve">The framework should be able to predict traffic </w:t>
             </w:r>
             <w:r>
               <w:lastRenderedPageBreak/>
-              <w:t>classify severity of them</w:t>
+              <w:t>accident hotspot and classify severity of them</w:t>
             </w:r>
           </w:p>
         </w:tc>
@@ -22859,11 +23875,11 @@
             </w:pPr>
             <w:r>
               <w:lastRenderedPageBreak/>
-              <w:t xml:space="preserve">By doing this we can enable the framework to provide more information related to road traffic </w:t>
+              <w:t xml:space="preserve">By doing this we can enable the framework to provide more </w:t>
             </w:r>
             <w:r>
               <w:lastRenderedPageBreak/>
-              <w:t>accident context and thereby enabling relevant parties with more completed decision-making approach</w:t>
+              <w:t>information related to road traffic accident context and thereby enabling relevant parties with more completed decision-making approach</w:t>
             </w:r>
           </w:p>
         </w:tc>
@@ -22901,14 +23917,8 @@
               <w:rPr>
                 <w:color w:val="000000" w:themeColor="text1"/>
               </w:rPr>
-              <w:t xml:space="preserve">J.M.C.T. </w:t>
-            </w:r>
-            <w:r>
-              <w:rPr>
-                <w:color w:val="000000" w:themeColor="text1"/>
-              </w:rPr>
               <w:lastRenderedPageBreak/>
-              <w:t>Jayamanna &amp; P. Kalansooriya (2024)</w:t>
+              <w:t>J.M.C.T. Jayamanna &amp; P. Kalansooriya (2024)</w:t>
             </w:r>
           </w:p>
         </w:tc>
@@ -22925,7 +23935,15 @@
             </w:pPr>
             <w:r>
               <w:lastRenderedPageBreak/>
-              <w:t>The framework should  have improved interpretability and transparency via Explainable AI</w:t>
+              <w:t xml:space="preserve">The framework </w:t>
+            </w:r>
+            <w:proofErr w:type="gramStart"/>
+            <w:r>
+              <w:t>should  have</w:t>
+            </w:r>
+            <w:proofErr w:type="gramEnd"/>
+            <w:r>
+              <w:t xml:space="preserve"> improved interpretability and transparency via Explainable AI</w:t>
             </w:r>
           </w:p>
         </w:tc>
@@ -23243,7 +24261,6 @@
           <w:bCs/>
           <w:color w:val="000000" w:themeColor="text1"/>
         </w:rPr>
-        <w:lastRenderedPageBreak/>
         <w:t>3</w:t>
       </w:r>
       <w:r>
@@ -23629,7 +24646,39 @@
           <w:sz w:val="24"/>
           <w:szCs w:val="24"/>
         </w:rPr>
-        <w:t xml:space="preserve">However, it is very important to understand that most of the well developed countries have centralized system to manage road traffic accident data. For example USA has a system called </w:t>
+        <w:t xml:space="preserve">However, it is very important to understand that most of the </w:t>
+      </w:r>
+      <w:proofErr w:type="gramStart"/>
+      <w:r>
+        <w:rPr>
+          <w:sz w:val="24"/>
+          <w:szCs w:val="24"/>
+        </w:rPr>
+        <w:t>well developed</w:t>
+      </w:r>
+      <w:proofErr w:type="gramEnd"/>
+      <w:r>
+        <w:rPr>
+          <w:sz w:val="24"/>
+          <w:szCs w:val="24"/>
+        </w:rPr>
+        <w:t xml:space="preserve"> countries have centralized system to manage road traffic accident data. For </w:t>
+      </w:r>
+      <w:proofErr w:type="gramStart"/>
+      <w:r>
+        <w:rPr>
+          <w:sz w:val="24"/>
+          <w:szCs w:val="24"/>
+        </w:rPr>
+        <w:t>example</w:t>
+      </w:r>
+      <w:proofErr w:type="gramEnd"/>
+      <w:r>
+        <w:rPr>
+          <w:sz w:val="24"/>
+          <w:szCs w:val="24"/>
+        </w:rPr>
+        <w:t xml:space="preserve"> USA has a system called </w:t>
       </w:r>
       <w:r>
         <w:rPr>
@@ -23712,15 +24761,8 @@
           <w:sz w:val="24"/>
           <w:szCs w:val="24"/>
         </w:rPr>
-        <w:t xml:space="preserve">But when it comes to Sri Lankan context, management of such data is still in transitional </w:t>
-      </w:r>
-      <w:r>
-        <w:rPr>
-          <w:sz w:val="24"/>
-          <w:szCs w:val="24"/>
-        </w:rPr>
         <w:lastRenderedPageBreak/>
-        <w:t xml:space="preserve">stage where most of such information are still maintained via physical records while a small portion are digitized.  As a result of this most of this information are still not properly centralized. So, the data needed for this study had to be done by manually reviewing and extracting necessary anonymized data in corporation with Slave Island police station. Accordingly, it is very important to understand that collecting a large amount of data in this approach is both time consuming and resource intensive, making it impractical to complete within given time frame. </w:t>
+        <w:t xml:space="preserve">But when it comes to Sri Lankan context, management of such data is still in transitional stage where most of such information are still maintained via physical records while a small portion are digitized.  As a result of this most of this information are still not properly centralized. So, the data needed for this study had to be done by manually reviewing and extracting necessary anonymized data in corporation with Slave Island police station. Accordingly, it is very important to understand that collecting a large amount of data in this approach is both time consuming and resource intensive, making it impractical to complete within given time frame. </w:t>
       </w:r>
     </w:p>
     <w:p>
@@ -23764,7 +24806,23 @@
           <w:sz w:val="24"/>
           <w:szCs w:val="24"/>
         </w:rPr>
-        <w:t>When it comes to the content of this dataset, it includes all the essential spatial and temporal variables needed for the development of proposed machine learning framework. Accordingly, it includes spatial features such as location and temporal features such as data and time of the road accident occurrence. Other than those, features such as accident severity, vehicle involvement, cause of the accident, age group of drivers that contributed to the accident, cause of accident, collision type, number of fatalities and injuries, were also included and those variables are really important when it comes to identification factors contributed to the hotspot prediction and severity classification.</w:t>
+        <w:t xml:space="preserve">When it comes to the content of this dataset, it includes all the essential spatial and temporal variables needed for the development of proposed machine learning framework. Accordingly, it includes spatial features such as location and temporal features such as data and time of the road accident occurrence. Other than those, features such as accident severity, vehicle involvement, cause of the accident, age group of drivers that contributed to the accident, cause of accident, collision type, number of fatalities and injuries, were also included and those variables are </w:t>
+      </w:r>
+      <w:proofErr w:type="gramStart"/>
+      <w:r>
+        <w:rPr>
+          <w:sz w:val="24"/>
+          <w:szCs w:val="24"/>
+        </w:rPr>
+        <w:t>really important</w:t>
+      </w:r>
+      <w:proofErr w:type="gramEnd"/>
+      <w:r>
+        <w:rPr>
+          <w:sz w:val="24"/>
+          <w:szCs w:val="24"/>
+        </w:rPr>
+        <w:t xml:space="preserve"> when it comes to identification factors contributed to the hotspot prediction and severity classification.</w:t>
       </w:r>
     </w:p>
     <w:p>
@@ -23793,7 +24851,7 @@
           <w:szCs w:val="24"/>
         </w:rPr>
         <w:drawing>
-          <wp:inline distT="0" distB="0" distL="0" distR="0" wp14:anchorId="1928A95B" wp14:editId="47F5B82A">
+          <wp:inline distT="0" distB="0" distL="0" distR="0" wp14:anchorId="4DCA8F33" wp14:editId="6EE47004">
             <wp:extent cx="5486400" cy="892810"/>
             <wp:effectExtent l="0" t="0" r="0" b="2540"/>
             <wp:docPr id="11" name="Picture 11" descr="A screenshot of a computer&#10;&#10;Description automatically generated"/>
@@ -23808,7 +24866,7 @@
                     <pic:cNvPicPr/>
                   </pic:nvPicPr>
                   <pic:blipFill>
-                    <a:blip r:embed="rId15"/>
+                    <a:blip r:embed="rId16"/>
                     <a:stretch>
                       <a:fillRect/>
                     </a:stretch>
@@ -23841,8 +24899,9 @@
           <w:sz w:val="24"/>
           <w:szCs w:val="24"/>
         </w:rPr>
+        <w:lastRenderedPageBreak/>
         <w:drawing>
-          <wp:inline distT="0" distB="0" distL="0" distR="0" wp14:anchorId="38A6EE43" wp14:editId="770F535B">
+          <wp:inline distT="0" distB="0" distL="0" distR="0" wp14:anchorId="4CAA3726" wp14:editId="391283A6">
             <wp:extent cx="4819650" cy="915399"/>
             <wp:effectExtent l="0" t="0" r="0" b="0"/>
             <wp:docPr id="12" name="Picture 12" descr="A screenshot of a computer&#10;&#10;Description automatically generated"/>
@@ -23857,7 +24916,7 @@
                     <pic:cNvPicPr/>
                   </pic:nvPicPr>
                   <pic:blipFill>
-                    <a:blip r:embed="rId16"/>
+                    <a:blip r:embed="rId17"/>
                     <a:stretch>
                       <a:fillRect/>
                     </a:stretch>
@@ -24213,7 +25272,15 @@
               <w:jc w:val="both"/>
             </w:pPr>
             <w:r>
-              <w:t>Time of day and cause distributions for accident with non fatal severity</w:t>
+              <w:t xml:space="preserve">Time of day and cause distributions for accident with </w:t>
+            </w:r>
+            <w:proofErr w:type="gramStart"/>
+            <w:r>
+              <w:t>non fatal</w:t>
+            </w:r>
+            <w:proofErr w:type="gramEnd"/>
+            <w:r>
+              <w:t xml:space="preserve"> severity</w:t>
             </w:r>
           </w:p>
         </w:tc>
@@ -24340,6 +25407,7 @@
           <w:sz w:val="24"/>
           <w:szCs w:val="24"/>
         </w:rPr>
+        <w:lastRenderedPageBreak/>
         <w:t xml:space="preserve">Once such knowledge is acquired, individual road traffic accident records in related to Colombo Municipal Area context has been generated using a structured synthetic data generation pipeline. By using this approach, we can make sure that such data are traceable to its sources. </w:t>
       </w:r>
     </w:p>
@@ -24705,7 +25773,6 @@
               <w:jc w:val="both"/>
             </w:pPr>
             <w:r>
-              <w:lastRenderedPageBreak/>
               <w:t>R1</w:t>
             </w:r>
           </w:p>
@@ -24969,7 +26036,7 @@
           <w:noProof/>
         </w:rPr>
         <w:drawing>
-          <wp:inline distT="0" distB="0" distL="0" distR="0" wp14:anchorId="21FDD427" wp14:editId="21C0AD05">
+          <wp:inline distT="0" distB="0" distL="0" distR="0" wp14:anchorId="16513ECA" wp14:editId="45E289CC">
             <wp:extent cx="3857625" cy="2323058"/>
             <wp:effectExtent l="0" t="0" r="0" b="1270"/>
             <wp:docPr id="14" name="Picture 14"/>
@@ -24984,7 +26051,7 @@
                     <pic:cNvPicPr/>
                   </pic:nvPicPr>
                   <pic:blipFill>
-                    <a:blip r:embed="rId17"/>
+                    <a:blip r:embed="rId18"/>
                     <a:stretch>
                       <a:fillRect/>
                     </a:stretch>
@@ -25021,9 +26088,8 @@
         <w:rPr>
           <w:noProof/>
         </w:rPr>
-        <w:lastRenderedPageBreak/>
         <w:drawing>
-          <wp:inline distT="0" distB="0" distL="0" distR="0" wp14:anchorId="77BA4BEA" wp14:editId="40FF4B91">
+          <wp:inline distT="0" distB="0" distL="0" distR="0" wp14:anchorId="1ECD3CB7" wp14:editId="429EF7A5">
             <wp:extent cx="2324100" cy="2497062"/>
             <wp:effectExtent l="0" t="0" r="0" b="0"/>
             <wp:docPr id="22" name="Picture 22" descr="A screenshot of a table&#10;&#10;Description automatically generated"/>
@@ -25038,7 +26104,7 @@
                     <pic:cNvPicPr/>
                   </pic:nvPicPr>
                   <pic:blipFill>
-                    <a:blip r:embed="rId18"/>
+                    <a:blip r:embed="rId19"/>
                     <a:stretch>
                       <a:fillRect/>
                     </a:stretch>
@@ -25188,7 +26254,23 @@
           <w:sz w:val="24"/>
           <w:szCs w:val="24"/>
         </w:rPr>
-        <w:t>As mentioned in previous chapters, it is clear that integrating contextual data like weather data can improve model’s prediction performance</w:t>
+        <w:t xml:space="preserve">As mentioned in previous chapters, </w:t>
+      </w:r>
+      <w:proofErr w:type="gramStart"/>
+      <w:r>
+        <w:rPr>
+          <w:sz w:val="24"/>
+          <w:szCs w:val="24"/>
+        </w:rPr>
+        <w:t>it is clear that integrating</w:t>
+      </w:r>
+      <w:proofErr w:type="gramEnd"/>
+      <w:r>
+        <w:rPr>
+          <w:sz w:val="24"/>
+          <w:szCs w:val="24"/>
+        </w:rPr>
+        <w:t xml:space="preserve"> contextual data like weather data can improve model’s prediction performance</w:t>
       </w:r>
       <w:r>
         <w:rPr>
@@ -25264,7 +26346,15 @@
           <w:sz w:val="24"/>
           <w:szCs w:val="24"/>
         </w:rPr>
-        <w:t xml:space="preserve"> (cloudy, partly cloudy, heavy and light rain) based on precipitation value and visibility_level (good, moderate and poor) based on visibility values to provide more interpretable feature for machine learning models.</w:t>
+        <w:t xml:space="preserve"> (cloudy, partly cloudy, heavy and light rain) based on precipitation value and visibility_level (good, moderate and poor) based on visibility </w:t>
+      </w:r>
+      <w:r>
+        <w:rPr>
+          <w:sz w:val="24"/>
+          <w:szCs w:val="24"/>
+        </w:rPr>
+        <w:lastRenderedPageBreak/>
+        <w:t>values to provide more interpretable feature for machine learning models.</w:t>
       </w:r>
     </w:p>
     <w:p>
@@ -25296,7 +26386,7 @@
           <w:szCs w:val="24"/>
         </w:rPr>
         <w:drawing>
-          <wp:inline distT="0" distB="0" distL="0" distR="0" wp14:anchorId="1D02C162" wp14:editId="0DC19FED">
+          <wp:inline distT="0" distB="0" distL="0" distR="0" wp14:anchorId="678F5380" wp14:editId="0083382F">
             <wp:extent cx="4934052" cy="3295650"/>
             <wp:effectExtent l="0" t="0" r="0" b="0"/>
             <wp:docPr id="17" name="Picture 17" descr="A table of numbers and symbols&#10;&#10;Description automatically generated with medium confidence"/>
@@ -25311,7 +26401,7 @@
                     <pic:cNvPicPr/>
                   </pic:nvPicPr>
                   <pic:blipFill>
-                    <a:blip r:embed="rId19"/>
+                    <a:blip r:embed="rId20"/>
                     <a:stretch>
                       <a:fillRect/>
                     </a:stretch>
@@ -25344,7 +26434,7 @@
         <mc:AlternateContent>
           <mc:Choice Requires="wps">
             <w:drawing>
-              <wp:anchor distT="0" distB="0" distL="114300" distR="114300" simplePos="0" relativeHeight="251663360" behindDoc="0" locked="0" layoutInCell="1" allowOverlap="1" wp14:anchorId="5820F9F9" wp14:editId="0422AC1D">
+              <wp:anchor distT="0" distB="0" distL="114300" distR="114300" simplePos="0" relativeHeight="251663360" behindDoc="0" locked="0" layoutInCell="1" allowOverlap="1" wp14:anchorId="450F1F04" wp14:editId="7025C247">
                 <wp:simplePos x="0" y="0"/>
                 <wp:positionH relativeFrom="column">
                   <wp:posOffset>0</wp:posOffset>
@@ -25400,7 +26490,7 @@
           </mc:Choice>
           <mc:Fallback>
             <w:pict>
-              <v:shapetype w14:anchorId="5820F9F9" id="_x0000_t202" coordsize="21600,21600" o:spt="202" path="m,l,21600r21600,l21600,xe">
+              <v:shapetype w14:anchorId="450F1F04" id="_x0000_t202" coordsize="21600,21600" o:spt="202" path="m,l,21600r21600,l21600,xe">
                 <v:stroke joinstyle="miter"/>
                 <v:path gradientshapeok="t" o:connecttype="rect"/>
               </v:shapetype>
@@ -25427,7 +26517,7 @@
         <mc:AlternateContent>
           <mc:Choice Requires="wps">
             <w:drawing>
-              <wp:anchor distT="0" distB="0" distL="114300" distR="114300" simplePos="0" relativeHeight="251664384" behindDoc="0" locked="0" layoutInCell="1" allowOverlap="1" wp14:anchorId="4131822B" wp14:editId="235B76DA">
+              <wp:anchor distT="0" distB="0" distL="114300" distR="114300" simplePos="0" relativeHeight="251664384" behindDoc="0" locked="0" layoutInCell="1" allowOverlap="1" wp14:anchorId="739B23B0" wp14:editId="21B5078F">
                 <wp:simplePos x="0" y="0"/>
                 <wp:positionH relativeFrom="column">
                   <wp:posOffset>0</wp:posOffset>
@@ -25515,7 +26605,7 @@
           </mc:Choice>
           <mc:Fallback>
             <w:pict>
-              <v:shape w14:anchorId="4131822B" id="Text Box 21" o:spid="_x0000_s1027" type="#_x0000_t202" style="position:absolute;left:0;text-align:left;margin-left:0;margin-top:268.2pt;width:387.9pt;height:.05pt;z-index:251664384;visibility:visible;mso-wrap-style:square;mso-wrap-distance-left:9pt;mso-wrap-distance-top:0;mso-wrap-distance-right:9pt;mso-wrap-distance-bottom:0;mso-position-horizontal:absolute;mso-position-horizontal-relative:text;mso-position-vertical:absolute;mso-position-vertical-relative:text;v-text-anchor:top" o:gfxdata="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" stroked="f">
+              <v:shape w14:anchorId="739B23B0" id="Text Box 21" o:spid="_x0000_s1027" type="#_x0000_t202" style="position:absolute;left:0;text-align:left;margin-left:0;margin-top:268.2pt;width:387.9pt;height:.05pt;z-index:251664384;visibility:visible;mso-wrap-style:square;mso-wrap-distance-left:9pt;mso-wrap-distance-top:0;mso-wrap-distance-right:9pt;mso-wrap-distance-bottom:0;mso-position-horizontal:absolute;mso-position-horizontal-relative:text;mso-position-vertical:absolute;mso-position-vertical-relative:text;v-text-anchor:top" o:gfxdata="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" stroked="f">
                 <v:textbox style="mso-fit-shape-to-text:t" inset="0,0,0,0">
                   <w:txbxContent>
                     <w:p>
@@ -25568,7 +26658,7 @@
           <w:noProof/>
         </w:rPr>
         <w:drawing>
-          <wp:anchor distT="0" distB="0" distL="114300" distR="114300" simplePos="0" relativeHeight="251662336" behindDoc="0" locked="0" layoutInCell="1" allowOverlap="1" wp14:anchorId="06EB4AC3" wp14:editId="0B9FCBD9">
+          <wp:anchor distT="0" distB="0" distL="114300" distR="114300" simplePos="0" relativeHeight="251662336" behindDoc="0" locked="0" layoutInCell="1" allowOverlap="1" wp14:anchorId="38EFACBA" wp14:editId="5DC222C0">
             <wp:simplePos x="0" y="0"/>
             <wp:positionH relativeFrom="margin">
               <wp:align>left</wp:align>
@@ -25591,7 +26681,7 @@
                     <pic:cNvPicPr/>
                   </pic:nvPicPr>
                   <pic:blipFill>
-                    <a:blip r:embed="rId20">
+                    <a:blip r:embed="rId21">
                       <a:extLst>
                         <a:ext uri="{28A0092B-C50C-407E-A947-70E740481C1C}">
                           <a14:useLocalDpi xmlns:a14="http://schemas.microsoft.com/office/drawing/2010/main" val="0"/>
@@ -25744,7 +26834,6 @@
           <w:bCs/>
           <w:szCs w:val="28"/>
         </w:rPr>
-        <w:lastRenderedPageBreak/>
         <w:t>3</w:t>
       </w:r>
       <w:r>
@@ -25895,14 +26984,30 @@
           <w:sz w:val="24"/>
           <w:szCs w:val="24"/>
         </w:rPr>
-        <w:t xml:space="preserve"> and not being aware about neighborhood context.</w:t>
-      </w:r>
-      <w:r>
-        <w:rPr>
-          <w:sz w:val="24"/>
-          <w:szCs w:val="24"/>
-        </w:rPr>
-        <w:t>. Because of this, it is decided to use Uber’s H3</w:t>
+        <w:t xml:space="preserve"> and not being aware about neighborhood </w:t>
+      </w:r>
+      <w:proofErr w:type="gramStart"/>
+      <w:r>
+        <w:rPr>
+          <w:sz w:val="24"/>
+          <w:szCs w:val="24"/>
+        </w:rPr>
+        <w:t>context.</w:t>
+      </w:r>
+      <w:r>
+        <w:rPr>
+          <w:sz w:val="24"/>
+          <w:szCs w:val="24"/>
+        </w:rPr>
+        <w:t>.</w:t>
+      </w:r>
+      <w:proofErr w:type="gramEnd"/>
+      <w:r>
+        <w:rPr>
+          <w:sz w:val="24"/>
+          <w:szCs w:val="24"/>
+        </w:rPr>
+        <w:t xml:space="preserve"> Because of this, it is decided to use Uber’s H3</w:t>
       </w:r>
       <w:r>
         <w:rPr>
@@ -26080,14 +27185,24 @@
           <w:sz w:val="24"/>
           <w:szCs w:val="24"/>
         </w:rPr>
-        <w:t>H3(lat</w:t>
-      </w:r>
+        <w:t>H3(</w:t>
+      </w:r>
+      <w:proofErr w:type="gramStart"/>
       <w:r>
         <w:rPr>
           <w:b/>
           <w:bCs/>
           <w:sz w:val="24"/>
           <w:szCs w:val="24"/>
+        </w:rPr>
+        <w:t>lat</w:t>
+      </w:r>
+      <w:r>
+        <w:rPr>
+          <w:b/>
+          <w:bCs/>
+          <w:sz w:val="24"/>
+          <w:szCs w:val="24"/>
           <w:vertAlign w:val="subscript"/>
         </w:rPr>
         <w:t>i</w:t>
@@ -26118,36 +27233,54 @@
           <w:sz w:val="24"/>
           <w:szCs w:val="24"/>
         </w:rPr>
-        <w:t>​,r)</w:t>
-      </w:r>
-    </w:p>
-    <w:p>
-      <w:pPr>
-        <w:spacing w:line="360" w:lineRule="auto"/>
-        <w:jc w:val="both"/>
+        <w:t>​</w:t>
+      </w:r>
+      <w:proofErr w:type="gramEnd"/>
+      <w:r>
         <w:rPr>
           <w:b/>
           <w:bCs/>
           <w:sz w:val="24"/>
           <w:szCs w:val="24"/>
         </w:rPr>
-      </w:pPr>
-    </w:p>
-    <w:p>
-      <w:pPr>
-        <w:spacing w:line="360" w:lineRule="auto"/>
-        <w:jc w:val="both"/>
-        <w:rPr>
-          <w:sz w:val="24"/>
-          <w:szCs w:val="24"/>
-        </w:rPr>
-      </w:pPr>
-      <w:r>
-        <w:rPr>
-          <w:sz w:val="24"/>
-          <w:szCs w:val="24"/>
-        </w:rPr>
-        <w:t>Accordingly, in here C</w:t>
+        <w:t>,r)</w:t>
+      </w:r>
+    </w:p>
+    <w:p>
+      <w:pPr>
+        <w:spacing w:line="360" w:lineRule="auto"/>
+        <w:jc w:val="both"/>
+        <w:rPr>
+          <w:b/>
+          <w:bCs/>
+          <w:sz w:val="24"/>
+          <w:szCs w:val="24"/>
+        </w:rPr>
+      </w:pPr>
+    </w:p>
+    <w:p>
+      <w:pPr>
+        <w:spacing w:line="360" w:lineRule="auto"/>
+        <w:jc w:val="both"/>
+        <w:rPr>
+          <w:sz w:val="24"/>
+          <w:szCs w:val="24"/>
+        </w:rPr>
+      </w:pPr>
+      <w:r>
+        <w:rPr>
+          <w:sz w:val="24"/>
+          <w:szCs w:val="24"/>
+        </w:rPr>
+        <w:t xml:space="preserve">Accordingly, in here </w:t>
+      </w:r>
+      <w:proofErr w:type="gramStart"/>
+      <w:r>
+        <w:rPr>
+          <w:sz w:val="24"/>
+          <w:szCs w:val="24"/>
+        </w:rPr>
+        <w:t>C</w:t>
       </w:r>
       <w:r>
         <w:rPr>
@@ -26170,44 +27303,60 @@
           <w:sz w:val="24"/>
           <w:szCs w:val="24"/>
         </w:rPr>
-        <w:t xml:space="preserve">represent the cell identifier for a given accident “i” and “r” represent the resolution at which the each cells are represented. </w:t>
-      </w:r>
-    </w:p>
-    <w:p>
-      <w:pPr>
-        <w:spacing w:line="360" w:lineRule="auto"/>
-        <w:jc w:val="both"/>
-        <w:rPr>
-          <w:sz w:val="24"/>
-          <w:szCs w:val="24"/>
-        </w:rPr>
-      </w:pPr>
-    </w:p>
-    <w:p>
-      <w:pPr>
-        <w:spacing w:line="360" w:lineRule="auto"/>
-        <w:jc w:val="both"/>
-        <w:rPr>
-          <w:sz w:val="24"/>
-          <w:szCs w:val="24"/>
-        </w:rPr>
-      </w:pPr>
-    </w:p>
-    <w:p>
-      <w:pPr>
-        <w:spacing w:line="360" w:lineRule="auto"/>
-        <w:jc w:val="both"/>
-        <w:rPr>
-          <w:sz w:val="24"/>
-          <w:szCs w:val="24"/>
-        </w:rPr>
-      </w:pPr>
-      <w:r>
-        <w:rPr>
-          <w:sz w:val="24"/>
-          <w:szCs w:val="24"/>
-        </w:rPr>
-        <w:t xml:space="preserve">Moreover, when it comes to H3 resolution selection (r), initially we selected 2 candidate H3 resolutions which are resolution 8 and 9. However, after comparing both, it is decided to select resolution 8 </w:t>
+        <w:t>represent</w:t>
+      </w:r>
+      <w:proofErr w:type="gramEnd"/>
+      <w:r>
+        <w:rPr>
+          <w:sz w:val="24"/>
+          <w:szCs w:val="24"/>
+        </w:rPr>
+        <w:t xml:space="preserve"> the cell identifier for a given accident “i” and “r” represent the resolution at which the each cells are represented. </w:t>
+      </w:r>
+    </w:p>
+    <w:p>
+      <w:pPr>
+        <w:spacing w:line="360" w:lineRule="auto"/>
+        <w:jc w:val="both"/>
+        <w:rPr>
+          <w:sz w:val="24"/>
+          <w:szCs w:val="24"/>
+        </w:rPr>
+      </w:pPr>
+    </w:p>
+    <w:p>
+      <w:pPr>
+        <w:spacing w:line="360" w:lineRule="auto"/>
+        <w:jc w:val="both"/>
+        <w:rPr>
+          <w:sz w:val="24"/>
+          <w:szCs w:val="24"/>
+        </w:rPr>
+      </w:pPr>
+    </w:p>
+    <w:p>
+      <w:pPr>
+        <w:spacing w:line="360" w:lineRule="auto"/>
+        <w:jc w:val="both"/>
+        <w:rPr>
+          <w:sz w:val="24"/>
+          <w:szCs w:val="24"/>
+        </w:rPr>
+      </w:pPr>
+      <w:r>
+        <w:rPr>
+          <w:sz w:val="24"/>
+          <w:szCs w:val="24"/>
+        </w:rPr>
+        <w:t xml:space="preserve">Moreover, when it comes to H3 resolution selection (r), initially we selected 2 candidate H3 resolutions which are resolution 8 and 9. However, after comparing both, it is decided </w:t>
+      </w:r>
+      <w:r>
+        <w:rPr>
+          <w:sz w:val="24"/>
+          <w:szCs w:val="24"/>
+        </w:rPr>
+        <w:lastRenderedPageBreak/>
+        <w:t xml:space="preserve">to select resolution 8 </w:t>
       </w:r>
       <w:r>
         <w:rPr>
@@ -26221,15 +27370,7 @@
           <w:sz w:val="24"/>
           <w:szCs w:val="24"/>
         </w:rPr>
-        <w:t xml:space="preserve"> primary resolution, where each H3 cell covers and approximate </w:t>
-      </w:r>
-      <w:r>
-        <w:rPr>
-          <w:sz w:val="24"/>
-          <w:szCs w:val="24"/>
-        </w:rPr>
-        <w:lastRenderedPageBreak/>
-        <w:t>area of 0.737km</w:t>
+        <w:t xml:space="preserve"> primary resolution, where each H3 cell covers and approximate area of 0.737km</w:t>
       </w:r>
       <w:r>
         <w:rPr>
@@ -26251,7 +27392,23 @@
           <w:sz w:val="24"/>
           <w:szCs w:val="24"/>
         </w:rPr>
-        <w:t xml:space="preserve"> This is because choosing higher resolution for a cell can cause problems such as spatial sparsity due to the limited number of data causing most of the cells to have a zero or limited number of accidents, enabling such cells to act almost as individual location coordinates. Therefore, resolution 8 has chosen which acts a balance of both ends making it much more suitable for spatial analysis of a area like Colombo Municipal Area.</w:t>
+        <w:t xml:space="preserve"> This is because choosing higher resolution for a cell can cause problems such as spatial sparsity due to the limited number of data causing most of the cells to have a zero or limited number of accidents, enabling such cells to act almost as individual location coordinates. Therefore, resolution 8 has chosen which acts a balance of both ends making it much more suitable for spatial analysis of </w:t>
+      </w:r>
+      <w:proofErr w:type="gramStart"/>
+      <w:r>
+        <w:rPr>
+          <w:sz w:val="24"/>
+          <w:szCs w:val="24"/>
+        </w:rPr>
+        <w:t>a</w:t>
+      </w:r>
+      <w:proofErr w:type="gramEnd"/>
+      <w:r>
+        <w:rPr>
+          <w:sz w:val="24"/>
+          <w:szCs w:val="24"/>
+        </w:rPr>
+        <w:t xml:space="preserve"> area like Colombo Municipal Area.</w:t>
       </w:r>
     </w:p>
     <w:p>
@@ -26350,39 +27507,64 @@
           <w:szCs w:val="24"/>
         </w:rPr>
       </w:pPr>
-      <w:r>
-        <w:rPr>
-          <w:sz w:val="24"/>
-          <w:szCs w:val="24"/>
-        </w:rPr>
-        <w:t>So in order to predict traffic accident hotspots and thereby to satisfy the relevant objectives, first we need to setup hotspot labels itself for the relevant data points. Accordingly, by using the same H3 indexing approach that we discussed above, each accident is inserted to a H3 cell based on their geo coordinates along with total accident counted per each cell for every month separately. This ensures that each hotspot label is based on a both cell and month, creating that cell, month panel</w:t>
-      </w:r>
-    </w:p>
-    <w:p>
-      <w:pPr>
-        <w:spacing w:line="360" w:lineRule="auto"/>
-        <w:jc w:val="both"/>
-        <w:rPr>
-          <w:sz w:val="24"/>
-          <w:szCs w:val="24"/>
-        </w:rPr>
-      </w:pPr>
-    </w:p>
-    <w:p>
-      <w:pPr>
-        <w:spacing w:line="360" w:lineRule="auto"/>
-        <w:jc w:val="both"/>
-        <w:rPr>
-          <w:sz w:val="24"/>
-          <w:szCs w:val="24"/>
-        </w:rPr>
-      </w:pPr>
-      <w:r>
-        <w:rPr>
-          <w:sz w:val="24"/>
-          <w:szCs w:val="24"/>
-        </w:rPr>
-        <w:t xml:space="preserve">Accordingly, under null hypothesis of Complete Spatial Randomness (CSR), we expect a certain number of accidents to be included in each cell based for a given  on the average accident rate that we calculated using the total number of accidents belong to that monthly period. However, if a certain H3 cell has significant higher number of accident count than this expected monthly average, then that H3 cell is labelled as a hotspot. The reason for using this method instead of arbitrary percentile-based threshold because such constant thresholds are unable to provide any statistics for the chosen percentile.  </w:t>
+      <w:proofErr w:type="gramStart"/>
+      <w:r>
+        <w:rPr>
+          <w:sz w:val="24"/>
+          <w:szCs w:val="24"/>
+        </w:rPr>
+        <w:t>So</w:t>
+      </w:r>
+      <w:proofErr w:type="gramEnd"/>
+      <w:r>
+        <w:rPr>
+          <w:sz w:val="24"/>
+          <w:szCs w:val="24"/>
+        </w:rPr>
+        <w:t xml:space="preserve"> in order to predict traffic accident hotspots and thereby to satisfy the relevant objectives, first we need to setup hotspot labels itself for the relevant data points. Accordingly, by using the same H3 indexing approach that we discussed above, each accident is inserted to a H3 cell based on their geo coordinates along with total accident counted per each cell for every month separately. This ensures that each hotspot label is based on a both cell and month, creating that cell, month panel</w:t>
+      </w:r>
+    </w:p>
+    <w:p>
+      <w:pPr>
+        <w:spacing w:line="360" w:lineRule="auto"/>
+        <w:jc w:val="both"/>
+        <w:rPr>
+          <w:sz w:val="24"/>
+          <w:szCs w:val="24"/>
+        </w:rPr>
+      </w:pPr>
+    </w:p>
+    <w:p>
+      <w:pPr>
+        <w:spacing w:line="360" w:lineRule="auto"/>
+        <w:jc w:val="both"/>
+        <w:rPr>
+          <w:sz w:val="24"/>
+          <w:szCs w:val="24"/>
+        </w:rPr>
+      </w:pPr>
+      <w:r>
+        <w:rPr>
+          <w:sz w:val="24"/>
+          <w:szCs w:val="24"/>
+        </w:rPr>
+        <w:t xml:space="preserve">Accordingly, under null hypothesis of Complete Spatial Randomness (CSR), we expect a certain number of accidents to be included in each cell based for a </w:t>
+      </w:r>
+      <w:proofErr w:type="gramStart"/>
+      <w:r>
+        <w:rPr>
+          <w:sz w:val="24"/>
+          <w:szCs w:val="24"/>
+        </w:rPr>
+        <w:t>given  on</w:t>
+      </w:r>
+      <w:proofErr w:type="gramEnd"/>
+      <w:r>
+        <w:rPr>
+          <w:sz w:val="24"/>
+          <w:szCs w:val="24"/>
+        </w:rPr>
+        <w:t xml:space="preserve"> the average accident rate that we calculated using the total number of accidents belong to that monthly period. However, if a certain H3 cell has significant higher number of accident count than this expected monthly average, then that H3 cell is labelled as a hotspot. The reason for using this method instead of arbitrary percentile-based threshold because such constant thresholds are unable to provide any statistics for the chosen percentile.  </w:t>
       </w:r>
     </w:p>
     <w:p>
@@ -26611,6 +27793,7 @@
           <w:sz w:val="24"/>
           <w:szCs w:val="24"/>
         </w:rPr>
+        <w:lastRenderedPageBreak/>
         <w:t>Accordingly, in here,</w:t>
       </w:r>
     </w:p>
@@ -26629,7 +27812,6 @@
           <w:sz w:val="24"/>
           <w:szCs w:val="24"/>
         </w:rPr>
-        <w:lastRenderedPageBreak/>
         <w:t xml:space="preserve">T = </w:t>
       </w:r>
       <w:r>
@@ -26687,7 +27869,23 @@
           <w:sz w:val="24"/>
           <w:szCs w:val="24"/>
         </w:rPr>
-        <w:t>. This includes all identified cells even if that particular cell doesn’t contain accident for a given month T</w:t>
+        <w:t xml:space="preserve">. This includes all identified cells even if that </w:t>
+      </w:r>
+      <w:proofErr w:type="gramStart"/>
+      <w:r>
+        <w:rPr>
+          <w:sz w:val="24"/>
+          <w:szCs w:val="24"/>
+        </w:rPr>
+        <w:t>particular cell</w:t>
+      </w:r>
+      <w:proofErr w:type="gramEnd"/>
+      <w:r>
+        <w:rPr>
+          <w:sz w:val="24"/>
+          <w:szCs w:val="24"/>
+        </w:rPr>
+        <w:t xml:space="preserve"> doesn’t contain accident for a given month T</w:t>
       </w:r>
     </w:p>
     <w:p>
@@ -26768,15 +27966,7 @@
                 <w:sz w:val="24"/>
                 <w:szCs w:val="24"/>
               </w:rPr>
-              <m:t>c,T</m:t>
-            </m:r>
-            <m:r>
-              <w:rPr>
-                <w:rFonts w:ascii="Cambria Math" w:hAnsi="Cambria Math"/>
-                <w:sz w:val="24"/>
-                <w:szCs w:val="24"/>
-              </w:rPr>
-              <m:t xml:space="preserve"> </m:t>
+              <m:t xml:space="preserve">c,T </m:t>
             </m:r>
           </m:sub>
         </m:sSub>
@@ -26911,15 +28101,7 @@
                 <w:sz w:val="24"/>
                 <w:szCs w:val="24"/>
               </w:rPr>
-              <m:t>c,T</m:t>
-            </m:r>
-            <m:r>
-              <w:rPr>
-                <w:rFonts w:ascii="Cambria Math" w:hAnsi="Cambria Math"/>
-                <w:sz w:val="24"/>
-                <w:szCs w:val="24"/>
-              </w:rPr>
-              <m:t xml:space="preserve"> </m:t>
+              <m:t xml:space="preserve">c,T </m:t>
             </m:r>
           </m:sub>
         </m:sSub>
@@ -27320,7 +28502,23 @@
           <w:sz w:val="24"/>
           <w:szCs w:val="24"/>
         </w:rPr>
-        <w:t>= Probability of having same accident count or greater than the observed accident count in</w:t>
+        <w:t xml:space="preserve">= Probability of having same accident count or greater than the observed accident </w:t>
+      </w:r>
+      <w:proofErr w:type="gramStart"/>
+      <w:r>
+        <w:rPr>
+          <w:sz w:val="24"/>
+          <w:szCs w:val="24"/>
+        </w:rPr>
+        <w:t>count</w:t>
+      </w:r>
+      <w:proofErr w:type="gramEnd"/>
+      <w:r>
+        <w:rPr>
+          <w:sz w:val="24"/>
+          <w:szCs w:val="24"/>
+        </w:rPr>
+        <w:t xml:space="preserve"> in</w:t>
       </w:r>
       <w:r>
         <w:rPr>
@@ -27365,15 +28563,7 @@
                 <w:sz w:val="24"/>
                 <w:szCs w:val="24"/>
               </w:rPr>
-              <m:t>c,T</m:t>
-            </m:r>
-            <m:r>
-              <w:rPr>
-                <w:rFonts w:ascii="Cambria Math" w:hAnsi="Cambria Math"/>
-                <w:sz w:val="24"/>
-                <w:szCs w:val="24"/>
-              </w:rPr>
-              <m:t xml:space="preserve"> </m:t>
+              <m:t xml:space="preserve">c,T </m:t>
             </m:r>
           </m:sub>
         </m:sSub>
@@ -27391,7 +28581,23 @@
           <w:sz w:val="24"/>
           <w:szCs w:val="24"/>
         </w:rPr>
-        <w:t>for cell “c”. For this we have to assume that accidents are randomly spread across the study area.</w:t>
+        <w:t xml:space="preserve">for cell “c”. For this we </w:t>
+      </w:r>
+      <w:proofErr w:type="gramStart"/>
+      <w:r>
+        <w:rPr>
+          <w:sz w:val="24"/>
+          <w:szCs w:val="24"/>
+        </w:rPr>
+        <w:t>have to</w:t>
+      </w:r>
+      <w:proofErr w:type="gramEnd"/>
+      <w:r>
+        <w:rPr>
+          <w:sz w:val="24"/>
+          <w:szCs w:val="24"/>
+        </w:rPr>
+        <w:t xml:space="preserve"> assume that accidents are randomly spread across the study area.</w:t>
       </w:r>
     </w:p>
     <w:p>
@@ -27708,8 +28914,23 @@
           <w:sz w:val="24"/>
           <w:szCs w:val="24"/>
         </w:rPr>
-        <w:lastRenderedPageBreak/>
-        <w:t xml:space="preserve">However, during the identification of above mentioned hotspots, it is clear that we had to perform statistical test for each and every cell. This kind of multiple hypothesis tests can lead to increased number of false positive rate. As a solution for this problem </w:t>
+        <w:t xml:space="preserve">However, during the identification of </w:t>
+      </w:r>
+      <w:proofErr w:type="gramStart"/>
+      <w:r>
+        <w:rPr>
+          <w:sz w:val="24"/>
+          <w:szCs w:val="24"/>
+        </w:rPr>
+        <w:t>above mentioned</w:t>
+      </w:r>
+      <w:proofErr w:type="gramEnd"/>
+      <w:r>
+        <w:rPr>
+          <w:sz w:val="24"/>
+          <w:szCs w:val="24"/>
+        </w:rPr>
+        <w:t xml:space="preserve"> hotspots, it is clear that we had to perform statistical test for each and every cell. This kind of multiple hypothesis tests can lead to increased number of false positive rate. As a solution for this problem </w:t>
       </w:r>
       <w:r>
         <w:rPr>
@@ -28264,7 +29485,7 @@
           <w:sz w:val="24"/>
           <w:szCs w:val="24"/>
         </w:rPr>
-        <w:t xml:space="preserve">Accordingly, as a solution to such kind of problems, spatiotemporal temporal features were engineered using a causal (temporarily ordered) formula. By doing this, we can make sure that only prior accident records for a given accident event are used for building training </w:t>
+        <w:t xml:space="preserve">Accordingly, as a solution to such kind of problems, spatiotemporal temporal features were engineered using a causal (temporarily ordered) formula. By doing this, we can make sure </w:t>
       </w:r>
       <w:r>
         <w:rPr>
@@ -28272,7 +29493,7 @@
           <w:szCs w:val="24"/>
         </w:rPr>
         <w:lastRenderedPageBreak/>
-        <w:t xml:space="preserve">(cell, month) panel which we used to train relevant machine learning model. This prevents leakage of outcome of a certain prediction as a feature. </w:t>
+        <w:t xml:space="preserve">that only prior accident records for a given accident event are used for building training (cell, month) panel which we used to train relevant machine learning model. This prevents leakage of outcome of a certain prediction as a feature. </w:t>
       </w:r>
     </w:p>
     <w:p>
@@ -29466,7 +30687,15 @@
           <w:sz w:val="24"/>
           <w:szCs w:val="24"/>
         </w:rPr>
-        <w:t>Accordingly, this gets the number of previous accidents for neighboring H3 cell for a given time window.</w:t>
+        <w:t xml:space="preserve">Accordingly, this gets the number of previous accidents for neighboring H3 cell for </w:t>
+      </w:r>
+      <w:r>
+        <w:rPr>
+          <w:sz w:val="24"/>
+          <w:szCs w:val="24"/>
+        </w:rPr>
+        <w:lastRenderedPageBreak/>
+        <w:t>a given time window.</w:t>
       </w:r>
     </w:p>
     <w:p>
@@ -29767,7 +30996,23 @@
           <w:sz w:val="24"/>
           <w:szCs w:val="24"/>
         </w:rPr>
-        <w:t xml:space="preserve"> drive approaches such as waterfall as we could not finalize some of the design decisions before the actual development.  For example, when it comes to hotspot identification process, several approaches such as classifying hotspots based on arbitrary percentile threshold, Getis-Ord and Poisson Distribution along with Benjamini-Hochberg False Discovery Rate (FDR)</w:t>
+        <w:t xml:space="preserve"> drive approaches such as waterfall as we could not finalize some of the design decisions before the actual development.  For example, when it comes to hotspot identification process, several approaches such as classifying hotspots based on arbitrary percentile threshold, Getis-</w:t>
+      </w:r>
+      <w:proofErr w:type="gramStart"/>
+      <w:r>
+        <w:rPr>
+          <w:sz w:val="24"/>
+          <w:szCs w:val="24"/>
+        </w:rPr>
+        <w:t>Ord</w:t>
+      </w:r>
+      <w:proofErr w:type="gramEnd"/>
+      <w:r>
+        <w:rPr>
+          <w:sz w:val="24"/>
+          <w:szCs w:val="24"/>
+        </w:rPr>
+        <w:t xml:space="preserve"> and Poisson Distribution along with Benjamini-Hochberg False Discovery Rate (FDR)</w:t>
       </w:r>
       <w:r>
         <w:rPr>
@@ -29822,7 +31067,7 @@
           <w:sz w:val="24"/>
           <w:szCs w:val="24"/>
         </w:rPr>
-        <w:t xml:space="preserve">As per the above mentioned requirements, it was decided to choose a Agile based iterative and incremental approach for the software development methodology. This is because this approach allows each phase of the artefact development which includes process such as Mondo Atlas data lake creation, geocoding, weather data integration, conventional and </w:t>
+        <w:t xml:space="preserve">As per the above mentioned requirements, it was decided to choose a Agile based iterative and incremental approach for the software development methodology. This is because this approach allows each phase of the artefact development which includes process such as </w:t>
       </w:r>
       <w:r>
         <w:rPr>
@@ -29830,7 +31075,23 @@
           <w:szCs w:val="24"/>
         </w:rPr>
         <w:lastRenderedPageBreak/>
-        <w:t xml:space="preserve">spatiotemporal feature engineering, model training and evaluation, XAI integration and dashboard development to be build, test and refine. Also incorporating this method enabled to change technical and design decision when there were limitations on established decisions </w:t>
+        <w:t xml:space="preserve">Mondo Atlas data lake creation, geocoding, weather data integration, conventional and spatiotemporal feature engineering, model training and evaluation, XAI integration and dashboard development to be build, </w:t>
+      </w:r>
+      <w:proofErr w:type="gramStart"/>
+      <w:r>
+        <w:rPr>
+          <w:sz w:val="24"/>
+          <w:szCs w:val="24"/>
+        </w:rPr>
+        <w:t>test</w:t>
+      </w:r>
+      <w:proofErr w:type="gramEnd"/>
+      <w:r>
+        <w:rPr>
+          <w:sz w:val="24"/>
+          <w:szCs w:val="24"/>
+        </w:rPr>
+        <w:t xml:space="preserve"> and refine. Also incorporating this method enabled to change technical and design decision when there were limitations on established decisions </w:t>
       </w:r>
       <w:r>
         <w:rPr>
@@ -29943,7 +31204,23 @@
           <w:sz w:val="24"/>
           <w:szCs w:val="24"/>
         </w:rPr>
-        <w:t xml:space="preserve">As mentioned earlier, DSR artefact should be able to address practical problem. So, under DSR concept it is very important to evaluate the designed framework to show that it can address the research problems that it’s supposed to address and can fulfill the design requirements.  Accordingly, the relevant evaluations were done according to the ex post method which comes under FEDS framework. This means the relevant evaluation were done after completing the implementation of relevant components </w:t>
+        <w:t xml:space="preserve">As mentioned earlier, DSR artefact should be able to address practical problem. So, under DSR concept it is very important to evaluate the designed framework to show that it can address the research problems that it’s supposed to address and can fulfill the design requirements.  Accordingly, the relevant evaluations were done according to the </w:t>
+      </w:r>
+      <w:proofErr w:type="gramStart"/>
+      <w:r>
+        <w:rPr>
+          <w:sz w:val="24"/>
+          <w:szCs w:val="24"/>
+        </w:rPr>
+        <w:t>ex post</w:t>
+      </w:r>
+      <w:proofErr w:type="gramEnd"/>
+      <w:r>
+        <w:rPr>
+          <w:sz w:val="24"/>
+          <w:szCs w:val="24"/>
+        </w:rPr>
+        <w:t xml:space="preserve"> method which comes under FEDS framework. This means the relevant evaluation were done after completing the implementation of relevant components </w:t>
       </w:r>
       <w:r>
         <w:rPr>
@@ -30001,7 +31278,23 @@
           <w:sz w:val="24"/>
           <w:szCs w:val="24"/>
         </w:rPr>
-        <w:t>Accordingly, validation strategy of this framework can be divided into 2 parts as synthetic data validation and framework validation. However, as the framework itself is considered as a lambda contribution under DSR approach, it is very important to understand that none of these layers claim ground truth about road traffic accidents. As mentioned above both of these layers are only supposed to rigorously test the framework in technical manner</w:t>
+        <w:t xml:space="preserve">Accordingly, validation strategy of this framework can be divided into 2 parts as synthetic data validation and framework validation. However, as the framework itself is considered as a lambda contribution under DSR approach, it is very important to understand that none of these layers claim ground truth about road traffic accidents. As mentioned above </w:t>
+      </w:r>
+      <w:proofErr w:type="gramStart"/>
+      <w:r>
+        <w:rPr>
+          <w:sz w:val="24"/>
+          <w:szCs w:val="24"/>
+        </w:rPr>
+        <w:t>both of these</w:t>
+      </w:r>
+      <w:proofErr w:type="gramEnd"/>
+      <w:r>
+        <w:rPr>
+          <w:sz w:val="24"/>
+          <w:szCs w:val="24"/>
+        </w:rPr>
+        <w:t xml:space="preserve"> layers are only supposed to rigorously test the framework in technical manner</w:t>
       </w:r>
     </w:p>
     <w:p/>
@@ -30106,7 +31399,15 @@
           <w:sz w:val="24"/>
           <w:szCs w:val="24"/>
         </w:rPr>
-        <w:t>This part of the evaluation was used to make sure that the synthetic data we generated form empirical evidence shows a defensible representation of road traffic accidents in Sri Lankan context. Accordingly, such evaluations were done according to 2 following approaches.</w:t>
+        <w:t xml:space="preserve">This part of the evaluation was used to make sure that the synthetic data we generated form empirical evidence shows a defensible representation of road traffic accidents in Sri Lankan context. Accordingly, such evaluations were done according to 2 following </w:t>
+      </w:r>
+      <w:r>
+        <w:rPr>
+          <w:sz w:val="24"/>
+          <w:szCs w:val="24"/>
+        </w:rPr>
+        <w:lastRenderedPageBreak/>
+        <w:t>approaches.</w:t>
       </w:r>
     </w:p>
     <w:p>
@@ -30470,17 +31771,12 @@
       <w:pPr>
         <w:spacing w:line="360" w:lineRule="auto"/>
         <w:jc w:val="both"/>
-        <w:rPr>
-          <w:sz w:val="24"/>
-          <w:szCs w:val="24"/>
-        </w:rPr>
-      </w:pPr>
-      <w:r>
-        <w:rPr>
-          <w:sz w:val="24"/>
-          <w:szCs w:val="24"/>
-        </w:rPr>
-        <w:lastRenderedPageBreak/>
+      </w:pPr>
+      <w:r>
+        <w:rPr>
+          <w:sz w:val="24"/>
+          <w:szCs w:val="24"/>
+        </w:rPr>
         <w:t>Accordingly, as the output of this evaluation strategy it is expected to see improvements to severity based on such relationships.</w:t>
       </w:r>
     </w:p>
@@ -30909,7 +32205,23 @@
           <w:sz w:val="24"/>
           <w:szCs w:val="24"/>
         </w:rPr>
-        <w:t>Even though we established a well defined evaluation strategy, some limitations were identified as follows,</w:t>
+        <w:t xml:space="preserve">Even though we established a </w:t>
+      </w:r>
+      <w:proofErr w:type="gramStart"/>
+      <w:r>
+        <w:rPr>
+          <w:sz w:val="24"/>
+          <w:szCs w:val="24"/>
+        </w:rPr>
+        <w:t>well defined</w:t>
+      </w:r>
+      <w:proofErr w:type="gramEnd"/>
+      <w:r>
+        <w:rPr>
+          <w:sz w:val="24"/>
+          <w:szCs w:val="24"/>
+        </w:rPr>
+        <w:t xml:space="preserve"> evaluation strategy, some limitations were identified as follows,</w:t>
       </w:r>
     </w:p>
     <w:p>
@@ -31317,12 +32629,21 @@
           <w:szCs w:val="24"/>
         </w:rPr>
       </w:pPr>
-      <w:r>
-        <w:rPr>
-          <w:sz w:val="24"/>
-          <w:szCs w:val="24"/>
-        </w:rPr>
-        <w:t xml:space="preserve">Also distribution of road accidents across Colombo Municipal Area were directly derived from data obtained from DCS, ensuring such distributions are </w:t>
+      <w:proofErr w:type="gramStart"/>
+      <w:r>
+        <w:rPr>
+          <w:sz w:val="24"/>
+          <w:szCs w:val="24"/>
+        </w:rPr>
+        <w:t>Also</w:t>
+      </w:r>
+      <w:proofErr w:type="gramEnd"/>
+      <w:r>
+        <w:rPr>
+          <w:sz w:val="24"/>
+          <w:szCs w:val="24"/>
+        </w:rPr>
+        <w:t xml:space="preserve"> distribution of road accidents across Colombo Municipal Area were directly derived from data obtained from DCS, ensuring such distributions are </w:t>
       </w:r>
       <w:r>
         <w:rPr>
@@ -31858,7 +33179,23 @@
           <w:sz w:val="24"/>
           <w:szCs w:val="24"/>
         </w:rPr>
-        <w:t>Even though we collected real accident records from Slave Island police station, that limited number of records limits the generalizability of the study. So, the results were only used as a supporting evidence that the framework works use within the relevant context, without claiming any ground truths for larger areas</w:t>
+        <w:t xml:space="preserve">Even though we collected real accident records from Slave Island police station, that limited number of records limits the generalizability of the study. So, the results were only used as </w:t>
+      </w:r>
+      <w:proofErr w:type="gramStart"/>
+      <w:r>
+        <w:rPr>
+          <w:sz w:val="24"/>
+          <w:szCs w:val="24"/>
+        </w:rPr>
+        <w:t>a supporting evidence</w:t>
+      </w:r>
+      <w:proofErr w:type="gramEnd"/>
+      <w:r>
+        <w:rPr>
+          <w:sz w:val="24"/>
+          <w:szCs w:val="24"/>
+        </w:rPr>
+        <w:t xml:space="preserve"> that the framework works use within the relevant context, without claiming any ground truths for larger areas</w:t>
       </w:r>
       <w:r>
         <w:rPr>
@@ -32164,7 +33501,23 @@
           <w:sz w:val="24"/>
           <w:szCs w:val="24"/>
         </w:rPr>
-        <w:t>Limitations of the research such as data limitations, difference between empirical sources, geocoding limitations, limitations in spatiotemporal analysis and etc. were also openly admitted and documented to ensure transparency and reliability of the research, improving overall transparency of the research.</w:t>
+        <w:t xml:space="preserve">Limitations of the research such as data limitations, difference between empirical sources, geocoding limitations, limitations in spatiotemporal analysis </w:t>
+      </w:r>
+      <w:proofErr w:type="gramStart"/>
+      <w:r>
+        <w:rPr>
+          <w:sz w:val="24"/>
+          <w:szCs w:val="24"/>
+        </w:rPr>
+        <w:t>and etc.</w:t>
+      </w:r>
+      <w:proofErr w:type="gramEnd"/>
+      <w:r>
+        <w:rPr>
+          <w:sz w:val="24"/>
+          <w:szCs w:val="24"/>
+        </w:rPr>
+        <w:t xml:space="preserve"> were also openly admitted and documented to ensure transparency and reliability of the research, improving overall transparency of the research.</w:t>
       </w:r>
     </w:p>
     <w:p>
@@ -32412,7 +33765,23 @@
           <w:sz w:val="24"/>
           <w:szCs w:val="24"/>
         </w:rPr>
-        <w:t>As mentioned earlier, synthetic data was generated from the accident distributions obtained from above mentioned empirical sources and such sources never included personal information. Therefore, it is clear that such kind of personal information was never used in the synthetic data generation process, ensuring no privacy concern on such data. This also allows publication of this dataset in platforms such as Kaggle without any privacy concerns.</w:t>
+        <w:t xml:space="preserve">As mentioned earlier, synthetic data was generated from the accident distributions obtained from above mentioned empirical sources and such sources never included personal information. Therefore, </w:t>
+      </w:r>
+      <w:proofErr w:type="gramStart"/>
+      <w:r>
+        <w:rPr>
+          <w:sz w:val="24"/>
+          <w:szCs w:val="24"/>
+        </w:rPr>
+        <w:t>it is clear that such</w:t>
+      </w:r>
+      <w:proofErr w:type="gramEnd"/>
+      <w:r>
+        <w:rPr>
+          <w:sz w:val="24"/>
+          <w:szCs w:val="24"/>
+        </w:rPr>
+        <w:t xml:space="preserve"> kind of personal information was never used in the synthetic data generation process, ensuring no privacy concern on such data. This also allows publication of this dataset in platforms such as Kaggle without any privacy concerns.</w:t>
       </w:r>
     </w:p>
     <w:p>
@@ -32533,61 +33902,109 @@
           <w:sz w:val="24"/>
           <w:szCs w:val="24"/>
         </w:rPr>
-        <w:t xml:space="preserve">In this chapter, we explored the methodology adapted to design and develop the proposed accident hotspot prediction and severity classification artefact. Accordingly, it was decided to incorporate Design Science Research (DSR) approach for this study because of the proposed practical artefact. Moreover, the study was more focused on lambda contribution rather than claiming ground truth about Colombo road traffic accidents. </w:t>
-      </w:r>
-    </w:p>
-    <w:p>
-      <w:pPr>
-        <w:spacing w:line="360" w:lineRule="auto"/>
-        <w:jc w:val="both"/>
-        <w:rPr>
-          <w:sz w:val="24"/>
-          <w:szCs w:val="24"/>
-        </w:rPr>
-      </w:pPr>
-    </w:p>
-    <w:p>
-      <w:pPr>
-        <w:spacing w:line="360" w:lineRule="auto"/>
-        <w:jc w:val="both"/>
-        <w:rPr>
-          <w:sz w:val="24"/>
-          <w:szCs w:val="24"/>
-        </w:rPr>
-      </w:pPr>
-      <w:r>
-        <w:rPr>
-          <w:sz w:val="24"/>
-          <w:szCs w:val="24"/>
-        </w:rPr>
-        <w:t xml:space="preserve">When it comes to the research philosophy, it was decided to select pragmatism approach, as the study focuses mainly on developing an artefact that solves a real world problem. Also, as this study combines several existing technologies to solve a problem, an abductive approach was chosen as the main research approach. In addition to these, an Agile based iterative approach was incorporated into the software development process. </w:t>
-      </w:r>
-    </w:p>
-    <w:p>
-      <w:pPr>
-        <w:spacing w:line="360" w:lineRule="auto"/>
-        <w:jc w:val="both"/>
-        <w:rPr>
-          <w:sz w:val="24"/>
-          <w:szCs w:val="24"/>
-        </w:rPr>
-      </w:pPr>
-    </w:p>
-    <w:p>
-      <w:pPr>
-        <w:spacing w:line="360" w:lineRule="auto"/>
-        <w:jc w:val="both"/>
-        <w:rPr>
-          <w:sz w:val="24"/>
-          <w:szCs w:val="24"/>
-        </w:rPr>
-      </w:pPr>
-      <w:r>
-        <w:rPr>
-          <w:sz w:val="24"/>
-          <w:szCs w:val="24"/>
-        </w:rPr>
-        <w:t>Furthermore, this chapter explains how the requirements of the artefact were identified and gathered via literature review, gap analysis and practical limitations that were identified during the early stage of the research. This chapter also explores data collection process of the research. Accordingly, due to data limitations and lack of centralized data management to gather historical traffic accident related data, it was decided to synthetically generate such data based on the distribution obtained from empirical sources and modelling assumptions. Additionally, VisualCrossing API was used to collected weather related data for Colombo District.</w:t>
+        <w:t xml:space="preserve">In this chapter, we explored the methodology adapted to design and develop the proposed accident hotspot prediction and severity classification artefact. Accordingly, it was decided to incorporate Design Science Research (DSR) approach for this study because of the proposed practical artefact. Moreover, the study was more focused on lambda contribution rather than claiming ground truth about </w:t>
+      </w:r>
+      <w:proofErr w:type="gramStart"/>
+      <w:r>
+        <w:rPr>
+          <w:sz w:val="24"/>
+          <w:szCs w:val="24"/>
+        </w:rPr>
+        <w:t>Colombo road</w:t>
+      </w:r>
+      <w:proofErr w:type="gramEnd"/>
+      <w:r>
+        <w:rPr>
+          <w:sz w:val="24"/>
+          <w:szCs w:val="24"/>
+        </w:rPr>
+        <w:t xml:space="preserve"> traffic accidents. </w:t>
+      </w:r>
+    </w:p>
+    <w:p>
+      <w:pPr>
+        <w:spacing w:line="360" w:lineRule="auto"/>
+        <w:jc w:val="both"/>
+        <w:rPr>
+          <w:sz w:val="24"/>
+          <w:szCs w:val="24"/>
+        </w:rPr>
+      </w:pPr>
+    </w:p>
+    <w:p>
+      <w:pPr>
+        <w:spacing w:line="360" w:lineRule="auto"/>
+        <w:jc w:val="both"/>
+        <w:rPr>
+          <w:sz w:val="24"/>
+          <w:szCs w:val="24"/>
+        </w:rPr>
+      </w:pPr>
+      <w:r>
+        <w:rPr>
+          <w:sz w:val="24"/>
+          <w:szCs w:val="24"/>
+        </w:rPr>
+        <w:t xml:space="preserve">When it comes to the research philosophy, it was decided to select pragmatism approach, as the study focuses mainly on developing an artefact that solves a </w:t>
+      </w:r>
+      <w:proofErr w:type="gramStart"/>
+      <w:r>
+        <w:rPr>
+          <w:sz w:val="24"/>
+          <w:szCs w:val="24"/>
+        </w:rPr>
+        <w:t>real world</w:t>
+      </w:r>
+      <w:proofErr w:type="gramEnd"/>
+      <w:r>
+        <w:rPr>
+          <w:sz w:val="24"/>
+          <w:szCs w:val="24"/>
+        </w:rPr>
+        <w:t xml:space="preserve"> problem. Also, as this study combines several existing technologies to solve a problem, an abductive approach was chosen as the main research approach. In addition to these, an Agile based iterative approach was incorporated into the software development process. </w:t>
+      </w:r>
+    </w:p>
+    <w:p>
+      <w:pPr>
+        <w:spacing w:line="360" w:lineRule="auto"/>
+        <w:jc w:val="both"/>
+        <w:rPr>
+          <w:sz w:val="24"/>
+          <w:szCs w:val="24"/>
+        </w:rPr>
+      </w:pPr>
+    </w:p>
+    <w:p>
+      <w:pPr>
+        <w:spacing w:line="360" w:lineRule="auto"/>
+        <w:jc w:val="both"/>
+        <w:rPr>
+          <w:sz w:val="24"/>
+          <w:szCs w:val="24"/>
+        </w:rPr>
+      </w:pPr>
+      <w:r>
+        <w:rPr>
+          <w:sz w:val="24"/>
+          <w:szCs w:val="24"/>
+        </w:rPr>
+        <w:t xml:space="preserve">Furthermore, this chapter explains how the requirements of the artefact were identified and gathered via literature review, gap analysis and practical limitations that were identified during the early stage of the research. This chapter also explores data collection process of the research. Accordingly, due to data limitations and lack of centralized data management to gather historical traffic </w:t>
+      </w:r>
+      <w:proofErr w:type="gramStart"/>
+      <w:r>
+        <w:rPr>
+          <w:sz w:val="24"/>
+          <w:szCs w:val="24"/>
+        </w:rPr>
+        <w:t>accident related</w:t>
+      </w:r>
+      <w:proofErr w:type="gramEnd"/>
+      <w:r>
+        <w:rPr>
+          <w:sz w:val="24"/>
+          <w:szCs w:val="24"/>
+        </w:rPr>
+        <w:t xml:space="preserve"> data, it was decided to synthetically generate such data based on the distribution obtained from empirical sources and modelling assumptions. Additionally, VisualCrossing API was used to collected weather related data for Colombo District.</w:t>
       </w:r>
     </w:p>
     <w:p>
@@ -33020,7 +34437,23 @@
           <w:sz w:val="24"/>
           <w:szCs w:val="24"/>
         </w:rPr>
-        <w:t>The outcome of this chapter would be an implemented prototype version  multi source spatiotemporal explainable artefact for traffic accident hotspot predication and severity classification. Also, the outputs of the artefacts will be visualized through dashboard developed using REST APIs.</w:t>
+        <w:t xml:space="preserve">The outcome of this chapter would be an implemented prototype </w:t>
+      </w:r>
+      <w:proofErr w:type="gramStart"/>
+      <w:r>
+        <w:rPr>
+          <w:sz w:val="24"/>
+          <w:szCs w:val="24"/>
+        </w:rPr>
+        <w:t>version  multi</w:t>
+      </w:r>
+      <w:proofErr w:type="gramEnd"/>
+      <w:r>
+        <w:rPr>
+          <w:sz w:val="24"/>
+          <w:szCs w:val="24"/>
+        </w:rPr>
+        <w:t xml:space="preserve"> source spatiotemporal explainable artefact for traffic accident hotspot predication and severity classification. Also, the outputs of the artefacts will be visualized through dashboard developed using REST APIs.</w:t>
       </w:r>
     </w:p>
     <w:p>
@@ -33773,7 +35206,15 @@
               <w:jc w:val="both"/>
             </w:pPr>
             <w:r>
-              <w:t>Generated synthetic data should represent Sri Lankan specific accident distribution, features and labels</w:t>
+              <w:t xml:space="preserve">Generated synthetic data should represent Sri Lankan specific accident distribution, </w:t>
+            </w:r>
+            <w:proofErr w:type="gramStart"/>
+            <w:r>
+              <w:t>features</w:t>
+            </w:r>
+            <w:proofErr w:type="gramEnd"/>
+            <w:r>
+              <w:t xml:space="preserve"> and labels</w:t>
             </w:r>
           </w:p>
         </w:tc>
@@ -34114,7 +35555,23 @@
           <w:sz w:val="24"/>
           <w:szCs w:val="24"/>
         </w:rPr>
-        <w:t xml:space="preserve">Accordingly, the framework consists of several core functionalities. First part is synthetic data generation based on distributions obtained from Sri Lankan empirical literatures and defined conditional rules. Next functionality of the framework is multi source data integration stage where we clean, preprocess and combine accident records with weather data. The framework then performs spatiotemporal analysis through techniques like Uber’s H3 indexing to identify traffic hotspots based on both location and time. Once these done, </w:t>
+        <w:t xml:space="preserve">Accordingly, the framework consists of several core functionalities. First part is synthetic data generation based on distributions obtained from Sri Lankan empirical literatures and defined conditional rules. Next functionality of the framework is multi source data integration stage where we clean, </w:t>
+      </w:r>
+      <w:proofErr w:type="gramStart"/>
+      <w:r>
+        <w:rPr>
+          <w:sz w:val="24"/>
+          <w:szCs w:val="24"/>
+        </w:rPr>
+        <w:t>preprocess</w:t>
+      </w:r>
+      <w:proofErr w:type="gramEnd"/>
+      <w:r>
+        <w:rPr>
+          <w:sz w:val="24"/>
+          <w:szCs w:val="24"/>
+        </w:rPr>
+        <w:t xml:space="preserve"> and combine accident records with weather data. The framework then performs spatiotemporal analysis through techniques like Uber’s H3 indexing to identify traffic hotspots based on both location and time. Once these done, </w:t>
       </w:r>
       <w:r>
         <w:rPr>
@@ -34204,7 +35661,23 @@
           <w:sz w:val="24"/>
           <w:szCs w:val="24"/>
         </w:rPr>
-        <w:t xml:space="preserve">When it comes to the architecture of the proposed artefact, it follows 5 layer architecture that unify independent processes such as data sources, data processing, and storage, machine learning, explainability and demonstration of the output though APIs and a dashboard. Accordingly, those 5 layers are Data Sources, ETL and Feature Engineering, Data Storage, Modelling and explainability and delivery. </w:t>
+        <w:t xml:space="preserve">When it comes to the architecture of the proposed artefact, it follows </w:t>
+      </w:r>
+      <w:proofErr w:type="gramStart"/>
+      <w:r>
+        <w:rPr>
+          <w:sz w:val="24"/>
+          <w:szCs w:val="24"/>
+        </w:rPr>
+        <w:t>5 layer</w:t>
+      </w:r>
+      <w:proofErr w:type="gramEnd"/>
+      <w:r>
+        <w:rPr>
+          <w:sz w:val="24"/>
+          <w:szCs w:val="24"/>
+        </w:rPr>
+        <w:t xml:space="preserve"> architecture that unify independent processes such as data sources, data processing, and storage, machine learning, explainability and demonstration of the output though APIs and a dashboard. Accordingly, those 5 layers are Data Sources, ETL and Feature Engineering, Data Storage, Modelling and explainability and delivery. </w:t>
       </w:r>
     </w:p>
     <w:p>
@@ -34271,7 +35744,23 @@
           <w:sz w:val="24"/>
           <w:szCs w:val="24"/>
         </w:rPr>
-        <w:t>This layer carries data collection, synthetic data generation and merging processes. It included processes like collection of real data though Slave Island police station and Visual Crossing weather API, synthetic data generation using statistical distributions obtained from Sri Lankan empirical literatures and defined condition rules and merging of these data  for further preprocessing.</w:t>
+        <w:t xml:space="preserve">This layer carries data collection, synthetic data generation and merging processes. It included processes like collection of real data though Slave Island police station and Visual Crossing weather API, synthetic data generation using statistical distributions obtained from Sri Lankan empirical literatures and defined condition rules and merging of these </w:t>
+      </w:r>
+      <w:proofErr w:type="gramStart"/>
+      <w:r>
+        <w:rPr>
+          <w:sz w:val="24"/>
+          <w:szCs w:val="24"/>
+        </w:rPr>
+        <w:t>data  for</w:t>
+      </w:r>
+      <w:proofErr w:type="gramEnd"/>
+      <w:r>
+        <w:rPr>
+          <w:sz w:val="24"/>
+          <w:szCs w:val="24"/>
+        </w:rPr>
+        <w:t xml:space="preserve"> further preprocessing.</w:t>
       </w:r>
     </w:p>
     <w:p>
@@ -34545,7 +36034,7 @@
         <mc:AlternateContent>
           <mc:Choice Requires="wps">
             <w:drawing>
-              <wp:anchor distT="0" distB="0" distL="114300" distR="114300" simplePos="0" relativeHeight="251666432" behindDoc="1" locked="0" layoutInCell="1" allowOverlap="1" wp14:anchorId="0C5BEF5E" wp14:editId="3DFAB114">
+              <wp:anchor distT="0" distB="0" distL="114300" distR="114300" simplePos="0" relativeHeight="251666432" behindDoc="1" locked="0" layoutInCell="1" allowOverlap="1" wp14:anchorId="7BBC0F04" wp14:editId="78990289">
                 <wp:simplePos x="0" y="0"/>
                 <wp:positionH relativeFrom="column">
                   <wp:posOffset>-480060</wp:posOffset>
@@ -34638,7 +36127,7 @@
           </mc:Choice>
           <mc:Fallback>
             <w:pict>
-              <v:shape w14:anchorId="0C5BEF5E" id="Text Box 25" o:spid="_x0000_s1028" type="#_x0000_t202" style="position:absolute;left:0;text-align:left;margin-left:-37.8pt;margin-top:372.4pt;width:511.9pt;height:.05pt;z-index:-251650048;visibility:visible;mso-wrap-style:square;mso-wrap-distance-left:9pt;mso-wrap-distance-top:0;mso-wrap-distance-right:9pt;mso-wrap-distance-bottom:0;mso-position-horizontal:absolute;mso-position-horizontal-relative:text;mso-position-vertical:absolute;mso-position-vertical-relative:text;v-text-anchor:top" o:gfxdata="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" stroked="f">
+              <v:shape w14:anchorId="7BBC0F04" id="Text Box 25" o:spid="_x0000_s1028" type="#_x0000_t202" style="position:absolute;left:0;text-align:left;margin-left:-37.8pt;margin-top:372.4pt;width:511.9pt;height:.05pt;z-index:-251650048;visibility:visible;mso-wrap-style:square;mso-wrap-distance-left:9pt;mso-wrap-distance-top:0;mso-wrap-distance-right:9pt;mso-wrap-distance-bottom:0;mso-position-horizontal:absolute;mso-position-horizontal-relative:text;mso-position-vertical:absolute;mso-position-vertical-relative:text;v-text-anchor:top" o:gfxdata="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" stroked="f">
                 <v:textbox style="mso-fit-shape-to-text:t" inset="0,0,0,0">
                   <w:txbxContent>
                     <w:p>
@@ -34692,7 +36181,7 @@
           <w:szCs w:val="24"/>
         </w:rPr>
         <w:drawing>
-          <wp:anchor distT="0" distB="0" distL="114300" distR="114300" simplePos="0" relativeHeight="251665408" behindDoc="1" locked="0" layoutInCell="1" allowOverlap="1" wp14:anchorId="5568347D" wp14:editId="19B292A7">
+          <wp:anchor distT="0" distB="0" distL="114300" distR="114300" simplePos="0" relativeHeight="251665408" behindDoc="1" locked="0" layoutInCell="1" allowOverlap="1" wp14:anchorId="21034C2A" wp14:editId="168DAD9E">
             <wp:simplePos x="0" y="0"/>
             <wp:positionH relativeFrom="margin">
               <wp:posOffset>-476250</wp:posOffset>
@@ -34715,7 +36204,7 @@
                     <pic:cNvPicPr/>
                   </pic:nvPicPr>
                   <pic:blipFill>
-                    <a:blip r:embed="rId21">
+                    <a:blip r:embed="rId22">
                       <a:extLst>
                         <a:ext uri="{28A0092B-C50C-407E-A947-70E740481C1C}">
                           <a14:useLocalDpi xmlns:a14="http://schemas.microsoft.com/office/drawing/2010/main" val="0"/>
@@ -34966,7 +36455,7 @@
           <w:noProof/>
         </w:rPr>
         <w:drawing>
-          <wp:inline distT="0" distB="0" distL="0" distR="0" wp14:anchorId="72B0D214" wp14:editId="04783910">
+          <wp:inline distT="0" distB="0" distL="0" distR="0" wp14:anchorId="544A4F61" wp14:editId="41D412EE">
             <wp:extent cx="5486400" cy="2947035"/>
             <wp:effectExtent l="0" t="0" r="0" b="5715"/>
             <wp:docPr id="27" name="Picture 27" descr="A diagram of a company&#10;&#10;Description automatically generated"/>
@@ -34981,7 +36470,7 @@
                     <pic:cNvPicPr/>
                   </pic:nvPicPr>
                   <pic:blipFill>
-                    <a:blip r:embed="rId22"/>
+                    <a:blip r:embed="rId23"/>
                     <a:stretch>
                       <a:fillRect/>
                     </a:stretch>
@@ -35096,10 +36585,10 @@
           <w:noProof/>
         </w:rPr>
         <w:drawing>
-          <wp:inline distT="0" distB="0" distL="0" distR="0" wp14:anchorId="1331CE97" wp14:editId="78CF3E09">
+          <wp:inline distT="0" distB="0" distL="0" distR="0" wp14:anchorId="7FE7145E" wp14:editId="5F05472B">
             <wp:extent cx="5486400" cy="2722880"/>
             <wp:effectExtent l="0" t="0" r="0" b="1270"/>
-            <wp:docPr id="406081792" name="Picture 406081792" descr="A diagram of a computer code&#10;&#10;Description automatically generated with medium confidence"/>
+            <wp:docPr id="406081792" name="Picture 406081792"/>
             <wp:cNvGraphicFramePr>
               <a:graphicFrameLocks xmlns:a="http://schemas.openxmlformats.org/drawingml/2006/main" noChangeAspect="1"/>
             </wp:cNvGraphicFramePr>
@@ -35107,13 +36596,13 @@
               <a:graphicData uri="http://schemas.openxmlformats.org/drawingml/2006/picture">
                 <pic:pic xmlns:pic="http://schemas.openxmlformats.org/drawingml/2006/picture">
                   <pic:nvPicPr>
-                    <pic:cNvPr id="406081792" name="Picture 406081792" descr="A diagram of a computer code&#10;&#10;Description automatically generated with medium confidence"/>
+                    <pic:cNvPr id="406081792" name="Picture 406081792"/>
                     <pic:cNvPicPr>
                       <a:picLocks noChangeAspect="1" noChangeArrowheads="1"/>
                     </pic:cNvPicPr>
                   </pic:nvPicPr>
                   <pic:blipFill>
-                    <a:blip r:embed="rId23" cstate="print">
+                    <a:blip r:embed="rId24" cstate="print">
                       <a:extLst>
                         <a:ext uri="{28A0092B-C50C-407E-A947-70E740481C1C}">
                           <a14:useLocalDpi xmlns:a14="http://schemas.microsoft.com/office/drawing/2010/main" val="0"/>
@@ -35241,10 +36730,10 @@
           <w:noProof/>
         </w:rPr>
         <w:drawing>
-          <wp:inline distT="0" distB="0" distL="0" distR="0" wp14:anchorId="418BCE8A" wp14:editId="2B7F53EF">
+          <wp:inline distT="0" distB="0" distL="0" distR="0" wp14:anchorId="6888218C" wp14:editId="497BEB66">
             <wp:extent cx="4410075" cy="6902726"/>
             <wp:effectExtent l="0" t="0" r="0" b="0"/>
-            <wp:docPr id="31" name="Picture 31" descr="A screenshot of a diagram&#10;&#10;Description automatically generated"/>
+            <wp:docPr id="31" name="Picture 31"/>
             <wp:cNvGraphicFramePr>
               <a:graphicFrameLocks xmlns:a="http://schemas.openxmlformats.org/drawingml/2006/main" noChangeAspect="1"/>
             </wp:cNvGraphicFramePr>
@@ -35252,13 +36741,13 @@
               <a:graphicData uri="http://schemas.openxmlformats.org/drawingml/2006/picture">
                 <pic:pic xmlns:pic="http://schemas.openxmlformats.org/drawingml/2006/picture">
                   <pic:nvPicPr>
-                    <pic:cNvPr id="31" name="Picture 31" descr="A screenshot of a diagram&#10;&#10;Description automatically generated"/>
+                    <pic:cNvPr id="31" name="Picture 31"/>
                     <pic:cNvPicPr>
                       <a:picLocks noChangeAspect="1" noChangeArrowheads="1"/>
                     </pic:cNvPicPr>
                   </pic:nvPicPr>
                   <pic:blipFill>
-                    <a:blip r:embed="rId24">
+                    <a:blip r:embed="rId25">
                       <a:extLst>
                         <a:ext uri="{28A0092B-C50C-407E-A947-70E740481C1C}">
                           <a14:useLocalDpi xmlns:a14="http://schemas.microsoft.com/office/drawing/2010/main" val="0"/>
@@ -35372,7 +36861,7 @@
           <w:noProof/>
         </w:rPr>
         <w:drawing>
-          <wp:inline distT="0" distB="0" distL="0" distR="0" wp14:anchorId="4EC3BC75" wp14:editId="4621BD07">
+          <wp:inline distT="0" distB="0" distL="0" distR="0" wp14:anchorId="32028557" wp14:editId="25C239EB">
             <wp:extent cx="5486400" cy="2647950"/>
             <wp:effectExtent l="0" t="0" r="0" b="0"/>
             <wp:docPr id="406081793" name="Picture 406081793"/>
@@ -35383,13 +36872,13 @@
               <a:graphicData uri="http://schemas.openxmlformats.org/drawingml/2006/picture">
                 <pic:pic xmlns:pic="http://schemas.openxmlformats.org/drawingml/2006/picture">
                   <pic:nvPicPr>
-                    <pic:cNvPr id="0" name="Picture 13"/>
+                    <pic:cNvPr id="406081793" name="Picture 406081793"/>
                     <pic:cNvPicPr>
                       <a:picLocks noChangeAspect="1" noChangeArrowheads="1"/>
                     </pic:cNvPicPr>
                   </pic:nvPicPr>
                   <pic:blipFill>
-                    <a:blip r:embed="rId25" cstate="print">
+                    <a:blip r:embed="rId26" cstate="print">
                       <a:extLst>
                         <a:ext uri="{28A0092B-C50C-407E-A947-70E740481C1C}">
                           <a14:useLocalDpi xmlns:a14="http://schemas.microsoft.com/office/drawing/2010/main" val="0"/>
@@ -35465,10 +36954,10 @@
           <w:noProof/>
         </w:rPr>
         <w:drawing>
-          <wp:inline distT="0" distB="0" distL="0" distR="0" wp14:anchorId="175D9E4C" wp14:editId="7D8E7A89">
+          <wp:inline distT="0" distB="0" distL="0" distR="0" wp14:anchorId="2734A1A6" wp14:editId="292A1667">
             <wp:extent cx="2458192" cy="3864683"/>
             <wp:effectExtent l="0" t="0" r="0" b="2540"/>
-            <wp:docPr id="406081796" name="Picture 406081796" descr="A screenshot of a web page&#10;&#10;Description automatically generated"/>
+            <wp:docPr id="406081796" name="Picture 406081796"/>
             <wp:cNvGraphicFramePr>
               <a:graphicFrameLocks xmlns:a="http://schemas.openxmlformats.org/drawingml/2006/main" noChangeAspect="1"/>
             </wp:cNvGraphicFramePr>
@@ -35476,13 +36965,13 @@
               <a:graphicData uri="http://schemas.openxmlformats.org/drawingml/2006/picture">
                 <pic:pic xmlns:pic="http://schemas.openxmlformats.org/drawingml/2006/picture">
                   <pic:nvPicPr>
-                    <pic:cNvPr id="406081796" name="Picture 406081796" descr="A screenshot of a web page&#10;&#10;Description automatically generated"/>
+                    <pic:cNvPr id="406081796" name="Picture 406081796"/>
                     <pic:cNvPicPr>
                       <a:picLocks noChangeAspect="1" noChangeArrowheads="1"/>
                     </pic:cNvPicPr>
                   </pic:nvPicPr>
                   <pic:blipFill>
-                    <a:blip r:embed="rId26">
+                    <a:blip r:embed="rId27">
                       <a:extLst>
                         <a:ext uri="{28A0092B-C50C-407E-A947-70E740481C1C}">
                           <a14:useLocalDpi xmlns:a14="http://schemas.microsoft.com/office/drawing/2010/main" val="0"/>
@@ -35568,7 +37057,7 @@
         </w:rPr>
         <w:lastRenderedPageBreak/>
         <w:drawing>
-          <wp:anchor distT="0" distB="0" distL="114300" distR="114300" simplePos="0" relativeHeight="251669504" behindDoc="0" locked="0" layoutInCell="1" allowOverlap="1" wp14:anchorId="5DFFCB0F" wp14:editId="391DF0DE">
+          <wp:anchor distT="0" distB="0" distL="114300" distR="114300" simplePos="0" relativeHeight="251669504" behindDoc="0" locked="0" layoutInCell="1" allowOverlap="1" wp14:anchorId="4EAA30A1" wp14:editId="721867B4">
             <wp:simplePos x="0" y="0"/>
             <wp:positionH relativeFrom="margin">
               <wp:posOffset>2724150</wp:posOffset>
@@ -35579,7 +37068,7 @@
             <wp:extent cx="3258820" cy="3632200"/>
             <wp:effectExtent l="0" t="0" r="0" b="6350"/>
             <wp:wrapNone/>
-            <wp:docPr id="406081798" name="Picture 406081798" descr="A screenshot of a phone&#10;&#10;Description automatically generated"/>
+            <wp:docPr id="406081798" name="Picture 406081798"/>
             <wp:cNvGraphicFramePr>
               <a:graphicFrameLocks xmlns:a="http://schemas.openxmlformats.org/drawingml/2006/main" noChangeAspect="1"/>
             </wp:cNvGraphicFramePr>
@@ -35587,13 +37076,13 @@
               <a:graphicData uri="http://schemas.openxmlformats.org/drawingml/2006/picture">
                 <pic:pic xmlns:pic="http://schemas.openxmlformats.org/drawingml/2006/picture">
                   <pic:nvPicPr>
-                    <pic:cNvPr id="406081798" name="Picture 406081798" descr="A screenshot of a phone&#10;&#10;Description automatically generated"/>
+                    <pic:cNvPr id="406081798" name="Picture 406081798"/>
                     <pic:cNvPicPr>
                       <a:picLocks noChangeAspect="1" noChangeArrowheads="1"/>
                     </pic:cNvPicPr>
                   </pic:nvPicPr>
                   <pic:blipFill>
-                    <a:blip r:embed="rId27">
+                    <a:blip r:embed="rId28">
                       <a:extLst>
                         <a:ext uri="{28A0092B-C50C-407E-A947-70E740481C1C}">
                           <a14:useLocalDpi xmlns:a14="http://schemas.microsoft.com/office/drawing/2010/main" val="0"/>
@@ -35635,10 +37124,10 @@
           <w:noProof/>
         </w:rPr>
         <w:drawing>
-          <wp:inline distT="0" distB="0" distL="0" distR="0" wp14:anchorId="4CAE3623" wp14:editId="525FAD1D">
+          <wp:inline distT="0" distB="0" distL="0" distR="0" wp14:anchorId="2D4F4EB7" wp14:editId="568B92BA">
             <wp:extent cx="2531786" cy="3610099"/>
             <wp:effectExtent l="0" t="0" r="1905" b="9525"/>
-            <wp:docPr id="406081797" name="Picture 406081797" descr="A screenshot of a graph&#10;&#10;Description automatically generated"/>
+            <wp:docPr id="406081797" name="Picture 406081797"/>
             <wp:cNvGraphicFramePr>
               <a:graphicFrameLocks xmlns:a="http://schemas.openxmlformats.org/drawingml/2006/main" noChangeAspect="1"/>
             </wp:cNvGraphicFramePr>
@@ -35646,13 +37135,13 @@
               <a:graphicData uri="http://schemas.openxmlformats.org/drawingml/2006/picture">
                 <pic:pic xmlns:pic="http://schemas.openxmlformats.org/drawingml/2006/picture">
                   <pic:nvPicPr>
-                    <pic:cNvPr id="406081797" name="Picture 406081797" descr="A screenshot of a graph&#10;&#10;Description automatically generated"/>
+                    <pic:cNvPr id="406081797" name="Picture 406081797"/>
                     <pic:cNvPicPr>
                       <a:picLocks noChangeAspect="1" noChangeArrowheads="1"/>
                     </pic:cNvPicPr>
                   </pic:nvPicPr>
                   <pic:blipFill>
-                    <a:blip r:embed="rId28">
+                    <a:blip r:embed="rId29">
                       <a:extLst>
                         <a:ext uri="{28A0092B-C50C-407E-A947-70E740481C1C}">
                           <a14:useLocalDpi xmlns:a14="http://schemas.microsoft.com/office/drawing/2010/main" val="0"/>
@@ -35826,7 +37315,7 @@
           <w:noProof/>
         </w:rPr>
         <w:drawing>
-          <wp:inline distT="0" distB="0" distL="0" distR="0" wp14:anchorId="3B81078E" wp14:editId="600B9A24">
+          <wp:inline distT="0" distB="0" distL="0" distR="0" wp14:anchorId="4388D804" wp14:editId="73D3E140">
             <wp:extent cx="5486400" cy="6198870"/>
             <wp:effectExtent l="0" t="0" r="0" b="0"/>
             <wp:docPr id="15" name="Picture 15" descr="A diagram of a project&#10;&#10;Description automatically generated"/>
@@ -35841,7 +37330,7 @@
                     <pic:cNvPicPr/>
                   </pic:nvPicPr>
                   <pic:blipFill>
-                    <a:blip r:embed="rId29"/>
+                    <a:blip r:embed="rId30"/>
                     <a:stretch>
                       <a:fillRect/>
                     </a:stretch>
@@ -36059,7 +37548,7 @@
         <mc:AlternateContent>
           <mc:Choice Requires="wps">
             <w:drawing>
-              <wp:anchor distT="0" distB="0" distL="114300" distR="114300" simplePos="0" relativeHeight="251668480" behindDoc="0" locked="0" layoutInCell="1" allowOverlap="1" wp14:anchorId="382542D3" wp14:editId="08817A23">
+              <wp:anchor distT="0" distB="0" distL="114300" distR="114300" simplePos="0" relativeHeight="251668480" behindDoc="0" locked="0" layoutInCell="1" allowOverlap="1" wp14:anchorId="22753F40" wp14:editId="07083C6A">
                 <wp:simplePos x="0" y="0"/>
                 <wp:positionH relativeFrom="column">
                   <wp:posOffset>247650</wp:posOffset>
@@ -36145,7 +37634,7 @@
           </mc:Choice>
           <mc:Fallback>
             <w:pict>
-              <v:shape w14:anchorId="382542D3" id="Text Box 26" o:spid="_x0000_s1029" type="#_x0000_t202" style="position:absolute;left:0;text-align:left;margin-left:19.5pt;margin-top:221.35pt;width:6in;height:.05pt;z-index:251668480;visibility:visible;mso-wrap-style:square;mso-wrap-distance-left:9pt;mso-wrap-distance-top:0;mso-wrap-distance-right:9pt;mso-wrap-distance-bottom:0;mso-position-horizontal:absolute;mso-position-horizontal-relative:text;mso-position-vertical:absolute;mso-position-vertical-relative:text;v-text-anchor:top" o:gfxdata="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" stroked="f">
+              <v:shape w14:anchorId="22753F40" id="Text Box 26" o:spid="_x0000_s1029" type="#_x0000_t202" style="position:absolute;left:0;text-align:left;margin-left:19.5pt;margin-top:221.35pt;width:6in;height:.05pt;z-index:251668480;visibility:visible;mso-wrap-style:square;mso-wrap-distance-left:9pt;mso-wrap-distance-top:0;mso-wrap-distance-right:9pt;mso-wrap-distance-bottom:0;mso-position-horizontal:absolute;mso-position-horizontal-relative:text;mso-position-vertical:absolute;mso-position-vertical-relative:text;v-text-anchor:top" o:gfxdata="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" stroked="f">
                 <v:textbox style="mso-fit-shape-to-text:t" inset="0,0,0,0">
                   <w:txbxContent>
                     <w:p>
@@ -36199,7 +37688,7 @@
           <w:szCs w:val="24"/>
         </w:rPr>
         <w:drawing>
-          <wp:anchor distT="0" distB="0" distL="114300" distR="114300" simplePos="0" relativeHeight="251667456" behindDoc="1" locked="0" layoutInCell="1" allowOverlap="1" wp14:anchorId="6A375040" wp14:editId="670EA8A6">
+          <wp:anchor distT="0" distB="0" distL="114300" distR="114300" simplePos="0" relativeHeight="251667456" behindDoc="1" locked="0" layoutInCell="1" allowOverlap="1" wp14:anchorId="620270E4" wp14:editId="12B1D87C">
             <wp:simplePos x="0" y="0"/>
             <wp:positionH relativeFrom="column">
               <wp:posOffset>247650</wp:posOffset>
@@ -36210,7 +37699,7 @@
             <wp:extent cx="5486400" cy="2451100"/>
             <wp:effectExtent l="0" t="0" r="0" b="6350"/>
             <wp:wrapSquare wrapText="bothSides"/>
-            <wp:docPr id="23" name="Picture 23" descr="A screenshot of a computer&#10;&#10;Description automatically generated"/>
+            <wp:docPr id="23" name="Picture 23"/>
             <wp:cNvGraphicFramePr>
               <a:graphicFrameLocks xmlns:a="http://schemas.openxmlformats.org/drawingml/2006/main" noChangeAspect="1"/>
             </wp:cNvGraphicFramePr>
@@ -36218,11 +37707,11 @@
               <a:graphicData uri="http://schemas.openxmlformats.org/drawingml/2006/picture">
                 <pic:pic xmlns:pic="http://schemas.openxmlformats.org/drawingml/2006/picture">
                   <pic:nvPicPr>
-                    <pic:cNvPr id="23" name="Picture 23" descr="A screenshot of a computer&#10;&#10;Description automatically generated"/>
+                    <pic:cNvPr id="23" name="Picture 23"/>
                     <pic:cNvPicPr/>
                   </pic:nvPicPr>
                   <pic:blipFill>
-                    <a:blip r:embed="rId30" cstate="print">
+                    <a:blip r:embed="rId31" cstate="print">
                       <a:extLst>
                         <a:ext uri="{28A0092B-C50C-407E-A947-70E740481C1C}">
                           <a14:useLocalDpi xmlns:a14="http://schemas.microsoft.com/office/drawing/2010/main" val="0"/>
@@ -36514,14 +38003,30 @@
           <w:sz w:val="24"/>
           <w:szCs w:val="24"/>
         </w:rPr>
-        <w:t xml:space="preserve">Random Forest </w:t>
-      </w:r>
-      <w:r>
-        <w:rPr>
-          <w:sz w:val="24"/>
-          <w:szCs w:val="24"/>
-        </w:rPr>
-        <w:t xml:space="preserve"> and 0.</w:t>
+        <w:t xml:space="preserve">Random </w:t>
+      </w:r>
+      <w:proofErr w:type="gramStart"/>
+      <w:r>
+        <w:rPr>
+          <w:sz w:val="24"/>
+          <w:szCs w:val="24"/>
+        </w:rPr>
+        <w:t xml:space="preserve">Forest </w:t>
+      </w:r>
+      <w:r>
+        <w:rPr>
+          <w:sz w:val="24"/>
+          <w:szCs w:val="24"/>
+        </w:rPr>
+        <w:t xml:space="preserve"> and</w:t>
+      </w:r>
+      <w:proofErr w:type="gramEnd"/>
+      <w:r>
+        <w:rPr>
+          <w:sz w:val="24"/>
+          <w:szCs w:val="24"/>
+        </w:rPr>
+        <w:t xml:space="preserve"> 0.</w:t>
       </w:r>
       <w:r>
         <w:rPr>
@@ -36566,7 +38071,7 @@
           <w:noProof/>
         </w:rPr>
         <w:drawing>
-          <wp:inline distT="0" distB="0" distL="0" distR="0" wp14:anchorId="3868DCBE" wp14:editId="29E94934">
+          <wp:inline distT="0" distB="0" distL="0" distR="0" wp14:anchorId="4BCAD7FA" wp14:editId="3FCC5DDF">
             <wp:extent cx="5486400" cy="2218690"/>
             <wp:effectExtent l="0" t="0" r="0" b="0"/>
             <wp:docPr id="30" name="Picture 30" descr="A screenshot of a computer&#10;&#10;Description automatically generated"/>
@@ -36581,7 +38086,7 @@
                     <pic:cNvPicPr/>
                   </pic:nvPicPr>
                   <pic:blipFill>
-                    <a:blip r:embed="rId31"/>
+                    <a:blip r:embed="rId32"/>
                     <a:stretch>
                       <a:fillRect/>
                     </a:stretch>
@@ -36765,14 +38270,46 @@
           <w:sz w:val="24"/>
           <w:szCs w:val="24"/>
         </w:rPr>
-        <w:t xml:space="preserve">One of such data source is historical accident police records obtained from Slave Island police station for the year 2022. Accordingly, these accidents records included features such as </w:t>
-      </w:r>
-      <w:r>
-        <w:rPr>
-          <w:sz w:val="24"/>
-          <w:szCs w:val="24"/>
-        </w:rPr>
-        <w:t>accident location, date and time, severity, vehicle type, cause, fatalities and injuries</w:t>
+        <w:t xml:space="preserve">One of such data </w:t>
+      </w:r>
+      <w:proofErr w:type="gramStart"/>
+      <w:r>
+        <w:rPr>
+          <w:sz w:val="24"/>
+          <w:szCs w:val="24"/>
+        </w:rPr>
+        <w:t>source</w:t>
+      </w:r>
+      <w:proofErr w:type="gramEnd"/>
+      <w:r>
+        <w:rPr>
+          <w:sz w:val="24"/>
+          <w:szCs w:val="24"/>
+        </w:rPr>
+        <w:t xml:space="preserve"> is historical accident police records obtained from Slave Island police station for the year 2022. Accordingly, these accidents records included features such as </w:t>
+      </w:r>
+      <w:r>
+        <w:rPr>
+          <w:sz w:val="24"/>
+          <w:szCs w:val="24"/>
+        </w:rPr>
+        <w:t xml:space="preserve">accident location, date and time, severity, vehicle type, cause, </w:t>
+      </w:r>
+      <w:proofErr w:type="gramStart"/>
+      <w:r>
+        <w:rPr>
+          <w:sz w:val="24"/>
+          <w:szCs w:val="24"/>
+        </w:rPr>
+        <w:t>fatalities</w:t>
+      </w:r>
+      <w:proofErr w:type="gramEnd"/>
+      <w:r>
+        <w:rPr>
+          <w:sz w:val="24"/>
+          <w:szCs w:val="24"/>
+        </w:rPr>
+        <w:t xml:space="preserve"> and injuries</w:t>
       </w:r>
       <w:r>
         <w:rPr>
@@ -36836,7 +38373,23 @@
           <w:sz w:val="24"/>
           <w:szCs w:val="24"/>
         </w:rPr>
-        <w:t xml:space="preserve">As mentioned earlier, due to the limitations in extraction of real historical accidents data, it was planned to generate synthetic data to demonstrate how the framework works while scoping the study to lambda contribution. Accordingly, a structured synthetic data generation pipeline that uses Sri Lankan empirical sources to identify features related to Sri Lankan accidents and accident distribution have been implemented. Also those synthetic data were then validated using techniques like Chi Square and joint dependency tests.. The relevant sources are as follows. </w:t>
+        <w:t xml:space="preserve">As mentioned earlier, due to the limitations in extraction of real historical accidents data, it was planned to generate synthetic data to demonstrate how the framework works while scoping the study to lambda contribution. Accordingly, a structured synthetic data generation pipeline that uses Sri Lankan empirical sources to identify features related to Sri Lankan accidents and accident distribution have been implemented. Also those synthetic data were then validated using techniques like Chi Square and joint dependency </w:t>
+      </w:r>
+      <w:proofErr w:type="gramStart"/>
+      <w:r>
+        <w:rPr>
+          <w:sz w:val="24"/>
+          <w:szCs w:val="24"/>
+        </w:rPr>
+        <w:t>tests..</w:t>
+      </w:r>
+      <w:proofErr w:type="gramEnd"/>
+      <w:r>
+        <w:rPr>
+          <w:sz w:val="24"/>
+          <w:szCs w:val="24"/>
+        </w:rPr>
+        <w:t xml:space="preserve"> The relevant sources are as follows. </w:t>
       </w:r>
     </w:p>
     <w:p>
@@ -37018,7 +38571,15 @@
               <w:jc w:val="both"/>
             </w:pPr>
             <w:r>
-              <w:t>Time of day and cause distributions for accident with non fatal severity</w:t>
+              <w:t xml:space="preserve">Time of day and cause distributions for accident with </w:t>
+            </w:r>
+            <w:proofErr w:type="gramStart"/>
+            <w:r>
+              <w:t>non fatal</w:t>
+            </w:r>
+            <w:proofErr w:type="gramEnd"/>
+            <w:r>
+              <w:t xml:space="preserve"> severity</w:t>
             </w:r>
           </w:p>
         </w:tc>
@@ -37169,7 +38730,23 @@
           <w:sz w:val="24"/>
           <w:szCs w:val="24"/>
         </w:rPr>
-        <w:t>. This included daily weather data that covers the Colombo area for the time period of 2022 to 2023. Such data were then aggregated to into monthly featured during the implementation of training panel for model training, providing weather information for spatiotemporal analysis and prediction tasks.</w:t>
+        <w:t xml:space="preserve">. This included daily weather data that covers the Colombo area for the </w:t>
+      </w:r>
+      <w:proofErr w:type="gramStart"/>
+      <w:r>
+        <w:rPr>
+          <w:sz w:val="24"/>
+          <w:szCs w:val="24"/>
+        </w:rPr>
+        <w:t>time period</w:t>
+      </w:r>
+      <w:proofErr w:type="gramEnd"/>
+      <w:r>
+        <w:rPr>
+          <w:sz w:val="24"/>
+          <w:szCs w:val="24"/>
+        </w:rPr>
+        <w:t xml:space="preserve"> of 2022 to 2023. Such data were then aggregated to into monthly featured during the implementation of training panel for model training, providing weather information for spatiotemporal analysis and prediction tasks.</w:t>
       </w:r>
     </w:p>
     <w:p>
@@ -37575,7 +39152,23 @@
                 <w:sz w:val="24"/>
                 <w:szCs w:val="24"/>
               </w:rPr>
-              <w:t>Because it enables handling of large amount of data such as accident and weather data without any rigid scheme through document oriented storage.</w:t>
+              <w:t xml:space="preserve">Because it enables handling of large amount of data such as accident and weather data without any rigid scheme through </w:t>
+            </w:r>
+            <w:proofErr w:type="gramStart"/>
+            <w:r>
+              <w:rPr>
+                <w:sz w:val="24"/>
+                <w:szCs w:val="24"/>
+              </w:rPr>
+              <w:t>document oriented</w:t>
+            </w:r>
+            <w:proofErr w:type="gramEnd"/>
+            <w:r>
+              <w:rPr>
+                <w:sz w:val="24"/>
+                <w:szCs w:val="24"/>
+              </w:rPr>
+              <w:t xml:space="preserve"> storage.</w:t>
             </w:r>
           </w:p>
         </w:tc>
@@ -38407,7 +40000,23 @@
                 <w:sz w:val="24"/>
                 <w:szCs w:val="24"/>
               </w:rPr>
-              <w:t>Implementation APIs that retrieves outputs of the artefact from Mongo Atlas collection and sever them to frontend dashboard.</w:t>
+              <w:t xml:space="preserve">Implementation APIs that </w:t>
+            </w:r>
+            <w:proofErr w:type="gramStart"/>
+            <w:r>
+              <w:rPr>
+                <w:sz w:val="24"/>
+                <w:szCs w:val="24"/>
+              </w:rPr>
+              <w:t>retrieves</w:t>
+            </w:r>
+            <w:proofErr w:type="gramEnd"/>
+            <w:r>
+              <w:rPr>
+                <w:sz w:val="24"/>
+                <w:szCs w:val="24"/>
+              </w:rPr>
+              <w:t xml:space="preserve"> outputs of the artefact from Mongo Atlas collection and sever them to frontend dashboard.</w:t>
             </w:r>
           </w:p>
         </w:tc>
@@ -38625,7 +40234,23 @@
                 <w:sz w:val="24"/>
                 <w:szCs w:val="24"/>
               </w:rPr>
-              <w:t>Enables rendering of H3 polygons on  OpenStreetMap tiles of the Colombo Municipal region.</w:t>
+              <w:t xml:space="preserve">Enables rendering of H3 polygons </w:t>
+            </w:r>
+            <w:proofErr w:type="gramStart"/>
+            <w:r>
+              <w:rPr>
+                <w:sz w:val="24"/>
+                <w:szCs w:val="24"/>
+              </w:rPr>
+              <w:t>on  OpenStreetMap</w:t>
+            </w:r>
+            <w:proofErr w:type="gramEnd"/>
+            <w:r>
+              <w:rPr>
+                <w:sz w:val="24"/>
+                <w:szCs w:val="24"/>
+              </w:rPr>
+              <w:t xml:space="preserve"> tiles of the Colombo Municipal region.</w:t>
             </w:r>
           </w:p>
         </w:tc>
@@ -38817,7 +40442,23 @@
           <w:sz w:val="24"/>
           <w:szCs w:val="24"/>
         </w:rPr>
-        <w:t xml:space="preserve">Furthermore, during implementation 3 main factors were taken into consideration. One such point is data scarcity due to lack of a centralize data management system for traffic accident related data in Sri Lanka. As a result, framework is designed in a way that it enables regeneration of training panel and prediction from raw data when additional real accident records are available. Another major consideration was reproducibility of the framework. Accordingly, techniques like Randon Seed have been used to make sure that </w:t>
+        <w:t xml:space="preserve">Furthermore, during implementation 3 main factors were taken into consideration. One such point is data scarcity due to lack of a centralize data management system for traffic </w:t>
+      </w:r>
+      <w:proofErr w:type="gramStart"/>
+      <w:r>
+        <w:rPr>
+          <w:sz w:val="24"/>
+          <w:szCs w:val="24"/>
+        </w:rPr>
+        <w:t>accident related</w:t>
+      </w:r>
+      <w:proofErr w:type="gramEnd"/>
+      <w:r>
+        <w:rPr>
+          <w:sz w:val="24"/>
+          <w:szCs w:val="24"/>
+        </w:rPr>
+        <w:t xml:space="preserve"> data in Sri Lanka. As a result, framework is designed in a way that it enables regeneration of training panel and prediction from raw data when additional real accident records are available. Another major consideration was reproducibility of the framework. Accordingly, techniques like Randon Seed have been used to make sure that </w:t>
       </w:r>
       <w:r>
         <w:rPr>
@@ -38853,7 +40494,23 @@
           <w:sz w:val="24"/>
           <w:szCs w:val="24"/>
         </w:rPr>
-        <w:t xml:space="preserve"> as data belong to that time period comes under test split  and holding out such data like this make sure that they don’t influence model training and evaluation, thus preventing data leakage.</w:t>
+        <w:t xml:space="preserve"> as data belong to that time period comes under test </w:t>
+      </w:r>
+      <w:proofErr w:type="gramStart"/>
+      <w:r>
+        <w:rPr>
+          <w:sz w:val="24"/>
+          <w:szCs w:val="24"/>
+        </w:rPr>
+        <w:t>split  and</w:t>
+      </w:r>
+      <w:proofErr w:type="gramEnd"/>
+      <w:r>
+        <w:rPr>
+          <w:sz w:val="24"/>
+          <w:szCs w:val="24"/>
+        </w:rPr>
+        <w:t xml:space="preserve"> holding out such data like this make sure that they don’t influence model training and evaluation, thus preventing data leakage.</w:t>
       </w:r>
     </w:p>
     <w:p>
@@ -39003,7 +40660,39 @@
           <w:sz w:val="24"/>
           <w:szCs w:val="24"/>
         </w:rPr>
-        <w:t>The chapter started by defining function and non functional requirements which were gathered based on objectives, research gap and practical constraints identified during the earlier stage of the research. Once requirements were defined, then the system architecture for the proposed solution along with a diagram was explored. Accordingly, the architecture consists of 5 layers which are data source , ETL and feature engineering,  data storage, modelling and explainanility and deliver layer.</w:t>
+        <w:t xml:space="preserve">The chapter started by defining function and </w:t>
+      </w:r>
+      <w:proofErr w:type="gramStart"/>
+      <w:r>
+        <w:rPr>
+          <w:sz w:val="24"/>
+          <w:szCs w:val="24"/>
+        </w:rPr>
+        <w:t>non functional</w:t>
+      </w:r>
+      <w:proofErr w:type="gramEnd"/>
+      <w:r>
+        <w:rPr>
+          <w:sz w:val="24"/>
+          <w:szCs w:val="24"/>
+        </w:rPr>
+        <w:t xml:space="preserve"> requirements which were gathered based on objectives, research gap and practical constraints identified during the earlier stage of the research. Once requirements were defined, then the system architecture for the proposed solution along with a diagram was explored. Accordingly, the architecture consists of 5 layers which are data </w:t>
+      </w:r>
+      <w:proofErr w:type="gramStart"/>
+      <w:r>
+        <w:rPr>
+          <w:sz w:val="24"/>
+          <w:szCs w:val="24"/>
+        </w:rPr>
+        <w:t>source ,</w:t>
+      </w:r>
+      <w:proofErr w:type="gramEnd"/>
+      <w:r>
+        <w:rPr>
+          <w:sz w:val="24"/>
+          <w:szCs w:val="24"/>
+        </w:rPr>
+        <w:t xml:space="preserve"> ETL and feature engineering,  data storage, modelling and explainanility and deliver layer.</w:t>
       </w:r>
     </w:p>
     <w:p>
@@ -39058,7 +40747,23 @@
           <w:sz w:val="24"/>
           <w:szCs w:val="24"/>
         </w:rPr>
-        <w:t>The chapter also discusses the datasets used for the development of the artefact. Such datasets include real collected slave island police station data, synthetic data generated using Sri Lankan empirical literatures and Visual Crossing weather API.  Moreover it also discussed the main technologies that we used for the implementation of the framework</w:t>
+        <w:t xml:space="preserve">The chapter also discusses the datasets used for the development of the artefact. Such datasets include real collected slave island police station data, synthetic data generated using Sri Lankan empirical literatures and Visual Crossing weather API.  </w:t>
+      </w:r>
+      <w:proofErr w:type="gramStart"/>
+      <w:r>
+        <w:rPr>
+          <w:sz w:val="24"/>
+          <w:szCs w:val="24"/>
+        </w:rPr>
+        <w:t>Moreover</w:t>
+      </w:r>
+      <w:proofErr w:type="gramEnd"/>
+      <w:r>
+        <w:rPr>
+          <w:sz w:val="24"/>
+          <w:szCs w:val="24"/>
+        </w:rPr>
+        <w:t xml:space="preserve"> it also discussed the main technologies that we used for the implementation of the framework</w:t>
       </w:r>
     </w:p>
     <w:p>
@@ -39539,7 +41244,23 @@
           <w:sz w:val="24"/>
           <w:szCs w:val="24"/>
         </w:rPr>
-        <w:t>As mentioned in earlier, the evaluation framework is divided into 4 parts, where each focuses on different aspect of the framework and helps us to ensure whether the framework achieves the defined objectives. Accordingly, 3 parts of the evaluation framework and their intended purposes are given below.</w:t>
+        <w:t xml:space="preserve">As mentioned in earlier, the evaluation framework is divided into 4 parts, where each </w:t>
+      </w:r>
+      <w:proofErr w:type="gramStart"/>
+      <w:r>
+        <w:rPr>
+          <w:sz w:val="24"/>
+          <w:szCs w:val="24"/>
+        </w:rPr>
+        <w:t>focuses</w:t>
+      </w:r>
+      <w:proofErr w:type="gramEnd"/>
+      <w:r>
+        <w:rPr>
+          <w:sz w:val="24"/>
+          <w:szCs w:val="24"/>
+        </w:rPr>
+        <w:t xml:space="preserve"> on different aspect of the framework and helps us to ensure whether the framework achieves the defined objectives. Accordingly, 3 parts of the evaluation framework and their intended purposes are given below.</w:t>
       </w:r>
     </w:p>
     <w:p>
@@ -39727,14 +41448,46 @@
           <w:sz w:val="24"/>
           <w:szCs w:val="24"/>
         </w:rPr>
-        <w:t xml:space="preserve">This part helps to evaluate the performance of trained machine learning models using the held out temporal test split of the dataset which covers the time period of September to December 2023. Accordingly, for this, evaluation metrics like </w:t>
-      </w:r>
-      <w:r>
-        <w:rPr>
-          <w:sz w:val="24"/>
-          <w:szCs w:val="24"/>
-        </w:rPr>
-        <w:t>F1-score, ROC-AUC, average precision and per-class performance</w:t>
+        <w:t xml:space="preserve">This part helps to evaluate the performance of trained machine learning models using the held out temporal test split of the dataset which covers the </w:t>
+      </w:r>
+      <w:proofErr w:type="gramStart"/>
+      <w:r>
+        <w:rPr>
+          <w:sz w:val="24"/>
+          <w:szCs w:val="24"/>
+        </w:rPr>
+        <w:t>time period</w:t>
+      </w:r>
+      <w:proofErr w:type="gramEnd"/>
+      <w:r>
+        <w:rPr>
+          <w:sz w:val="24"/>
+          <w:szCs w:val="24"/>
+        </w:rPr>
+        <w:t xml:space="preserve"> of September to December 2023. Accordingly, for this, evaluation metrics like </w:t>
+      </w:r>
+      <w:r>
+        <w:rPr>
+          <w:sz w:val="24"/>
+          <w:szCs w:val="24"/>
+        </w:rPr>
+        <w:t xml:space="preserve">F1-score, ROC-AUC, average </w:t>
+      </w:r>
+      <w:proofErr w:type="gramStart"/>
+      <w:r>
+        <w:rPr>
+          <w:sz w:val="24"/>
+          <w:szCs w:val="24"/>
+        </w:rPr>
+        <w:t>precision</w:t>
+      </w:r>
+      <w:proofErr w:type="gramEnd"/>
+      <w:r>
+        <w:rPr>
+          <w:sz w:val="24"/>
+          <w:szCs w:val="24"/>
+        </w:rPr>
+        <w:t xml:space="preserve"> and per-class performance</w:t>
       </w:r>
       <w:r>
         <w:rPr>
@@ -40060,7 +41813,15 @@
               <w:jc w:val="both"/>
             </w:pPr>
             <w:r>
-              <w:t xml:space="preserve">Scripted test cases that covers defined functional requirements. </w:t>
+              <w:t xml:space="preserve">Scripted test cases that </w:t>
+            </w:r>
+            <w:proofErr w:type="gramStart"/>
+            <w:r>
+              <w:t>covers</w:t>
+            </w:r>
+            <w:proofErr w:type="gramEnd"/>
+            <w:r>
+              <w:t xml:space="preserve"> defined functional requirements. </w:t>
             </w:r>
           </w:p>
         </w:tc>
@@ -40554,12 +42315,21 @@
           <w:szCs w:val="24"/>
         </w:rPr>
       </w:pPr>
-      <w:r>
-        <w:rPr>
-          <w:sz w:val="24"/>
-          <w:szCs w:val="24"/>
-        </w:rPr>
-        <w:t xml:space="preserve">In order to check whether the framework is working as expected, it was decided to covert functional requirements defined in section 4.2 to executable test cases. Those test cases were then executed against the developed pipeline, covering the stages from data preprocessing via ETL pipeline to delivery layer. Accordingly, if the relevant components of each stage were able to satisfies the relevant test case, then such test cases were marked </w:t>
+      <w:proofErr w:type="gramStart"/>
+      <w:r>
+        <w:rPr>
+          <w:sz w:val="24"/>
+          <w:szCs w:val="24"/>
+        </w:rPr>
+        <w:t>In order to</w:t>
+      </w:r>
+      <w:proofErr w:type="gramEnd"/>
+      <w:r>
+        <w:rPr>
+          <w:sz w:val="24"/>
+          <w:szCs w:val="24"/>
+        </w:rPr>
+        <w:t xml:space="preserve"> check whether the framework is working as expected, it was decided to covert functional requirements defined in section 4.2 to executable test cases. Those test cases were then executed against the developed pipeline, covering the stages from data preprocessing via ETL pipeline to delivery layer. Accordingly, if the relevant components of each stage were able to satisfies the relevant test case, then such test cases were marked </w:t>
       </w:r>
       <w:r>
         <w:rPr>
@@ -40816,7 +42586,15 @@
               <w:jc w:val="both"/>
             </w:pPr>
             <w:r>
-              <w:t>Generation of cell month training panel based on H3 indexing with resolution 8 and rolling pre cut off window</w:t>
+              <w:t xml:space="preserve">Generation of cell month training panel based on H3 indexing with resolution 8 and rolling </w:t>
+            </w:r>
+            <w:proofErr w:type="gramStart"/>
+            <w:r>
+              <w:t>pre cut</w:t>
+            </w:r>
+            <w:proofErr w:type="gramEnd"/>
+            <w:r>
+              <w:t xml:space="preserve"> off window</w:t>
             </w:r>
           </w:p>
         </w:tc>
@@ -40830,7 +42608,15 @@
               <w:jc w:val="both"/>
             </w:pPr>
             <w:r>
-              <w:t xml:space="preserve">Train panel consisting  of  1896 rows (79 cells </w:t>
+              <w:t xml:space="preserve">Train panel </w:t>
+            </w:r>
+            <w:proofErr w:type="gramStart"/>
+            <w:r>
+              <w:t>consisting  of</w:t>
+            </w:r>
+            <w:proofErr w:type="gramEnd"/>
+            <w:r>
+              <w:t xml:space="preserve">  1896 rows (79 cells </w:t>
             </w:r>
             <m:oMath>
               <m:r>
@@ -40914,6 +42700,7 @@
               </w:rPr>
               <w:t xml:space="preserve">Benjamini-Hochberg </w:t>
             </w:r>
+            <w:proofErr w:type="gramStart"/>
             <w:r>
               <w:rPr>
                 <w:b/>
@@ -40922,7 +42709,11 @@
               <w:t xml:space="preserve">FDR </w:t>
             </w:r>
             <w:r>
-              <w:t xml:space="preserve"> with a </w:t>
+              <w:t xml:space="preserve"> with</w:t>
+            </w:r>
+            <w:proofErr w:type="gramEnd"/>
+            <w:r>
+              <w:t xml:space="preserve"> a </w:t>
             </w:r>
             <m:oMath>
               <m:r>
@@ -41009,7 +42800,15 @@
               <w:jc w:val="both"/>
             </w:pPr>
             <w:r>
-              <w:t xml:space="preserve">Once, 3 models are trained for each classifications task, it is expected to have a best performing model for each tasks </w:t>
+              <w:t xml:space="preserve">Once, 3 models are trained for each classifications task, it is expected to have a best performing model for each </w:t>
+            </w:r>
+            <w:proofErr w:type="gramStart"/>
+            <w:r>
+              <w:t>tasks</w:t>
+            </w:r>
+            <w:proofErr w:type="gramEnd"/>
+            <w:r>
+              <w:t xml:space="preserve"> </w:t>
             </w:r>
             <w:r>
               <w:lastRenderedPageBreak/>
@@ -43506,7 +45305,23 @@
           <w:sz w:val="24"/>
           <w:szCs w:val="24"/>
         </w:rPr>
-        <w:t xml:space="preserve">Based on the above results, it is clear that generated attributes mostly have a distribution similar to their sources other than “Severity”. However, that deviation is expected as some conditional rules (R1-R3) were applied to create meaningful relationship among such variables. For example, such relationships were statistically significant for </w:t>
+        <w:t xml:space="preserve">Based on the above results, </w:t>
+      </w:r>
+      <w:proofErr w:type="gramStart"/>
+      <w:r>
+        <w:rPr>
+          <w:sz w:val="24"/>
+          <w:szCs w:val="24"/>
+        </w:rPr>
+        <w:t>it is clear that generated</w:t>
+      </w:r>
+      <w:proofErr w:type="gramEnd"/>
+      <w:r>
+        <w:rPr>
+          <w:sz w:val="24"/>
+          <w:szCs w:val="24"/>
+        </w:rPr>
+        <w:t xml:space="preserve"> attributes mostly have a distribution similar to their sources other than “Severity”. However, that deviation is expected as some conditional rules (R1-R3) were applied to create meaningful relationship among such variables. For example, such relationships were statistically significant for </w:t>
       </w:r>
       <w:r>
         <w:rPr>
@@ -44701,7 +46516,23 @@
           <w:sz w:val="24"/>
           <w:szCs w:val="24"/>
         </w:rPr>
-        <w:t>When it comes to hotspot classification Random Forest was chosen as candidate model as it was able to identify 14 out of 15 actual hotspot with 28 false positive, which resulted in moderate F1-Score of 0491. These low scores could be due to test set cell month panel only being consisting of 15 hotspot cells out of 316 total cell month panel. However, it still achieved the highest ROC-AUC among other models with a score of 0.957, demonstrating that model can still rank hotspot vs non-hotspot cases. Also, as previously mentioned, these scores only there to demonstrate how framework can be evaluated rather than claiming real world performance.</w:t>
+        <w:t xml:space="preserve">When it comes to hotspot classification Random Forest was chosen as candidate model as it was able to identify 14 out of 15 actual </w:t>
+      </w:r>
+      <w:proofErr w:type="gramStart"/>
+      <w:r>
+        <w:rPr>
+          <w:sz w:val="24"/>
+          <w:szCs w:val="24"/>
+        </w:rPr>
+        <w:t>hotspot</w:t>
+      </w:r>
+      <w:proofErr w:type="gramEnd"/>
+      <w:r>
+        <w:rPr>
+          <w:sz w:val="24"/>
+          <w:szCs w:val="24"/>
+        </w:rPr>
+        <w:t xml:space="preserve"> with 28 false positive, which resulted in moderate F1-Score of 0491. These low scores could be due to test set cell month panel only being consisting of 15 hotspot cells out of 316 total cell month panel. However, it still achieved the highest ROC-AUC among other models with a score of 0.957, demonstrating that model can still rank hotspot vs non-hotspot cases. Also, as previously mentioned, these scores only there to demonstrate how framework can be evaluated rather than claiming real world performance.</w:t>
       </w:r>
     </w:p>
     <w:p>
@@ -45819,7 +47650,39 @@
           <w:szCs w:val="24"/>
         </w:rPr>
         <w:lastRenderedPageBreak/>
-        <w:t>When it comes to severity classification XGBoost was chosen as candidate model as it was able to achieve highest macro-F1 score of 0.258 among 3 models. In addition to that, it achieved accuracy of 0.328 and test-F1 score of 0.236. Accordingly, it is clear that model performance every low when it comes to severity classification, demonstrating that relevant models were unable to significant relationships among variables. The main reason for this could be due to lack relationships among location and spatiotemporal features in synthetic data. Also, generated synthetic data had a sever class imbalance for severity values such as “Fatal: and “Serious”, which also contribute to such low performance. Therefore, these result are also only there to demonstrate a evaluation methodology rather than claiming any ground truths related to road accidents in Sri Lankan context.</w:t>
+        <w:t xml:space="preserve">When it comes to severity classification XGBoost was chosen as candidate model as it was able to achieve highest macro-F1 score of 0.258 among 3 models. In addition to that, it achieved accuracy of 0.328 and test-F1 score of 0.236. Accordingly, </w:t>
+      </w:r>
+      <w:proofErr w:type="gramStart"/>
+      <w:r>
+        <w:rPr>
+          <w:sz w:val="24"/>
+          <w:szCs w:val="24"/>
+        </w:rPr>
+        <w:t>it is clear that model</w:t>
+      </w:r>
+      <w:proofErr w:type="gramEnd"/>
+      <w:r>
+        <w:rPr>
+          <w:sz w:val="24"/>
+          <w:szCs w:val="24"/>
+        </w:rPr>
+        <w:t xml:space="preserve"> performance every low when it comes to severity classification, demonstrating that relevant models were unable to significant relationships among variables. The main reason for this could be due to lack relationships among location and spatiotemporal features in synthetic data. Also, generated synthetic data had a sever class imbalance for severity values such as “Fatal: and “Serious”, which also contribute to such low performance. Therefore, </w:t>
+      </w:r>
+      <w:proofErr w:type="gramStart"/>
+      <w:r>
+        <w:rPr>
+          <w:sz w:val="24"/>
+          <w:szCs w:val="24"/>
+        </w:rPr>
+        <w:t>these result</w:t>
+      </w:r>
+      <w:proofErr w:type="gramEnd"/>
+      <w:r>
+        <w:rPr>
+          <w:sz w:val="24"/>
+          <w:szCs w:val="24"/>
+        </w:rPr>
+        <w:t xml:space="preserve"> are also only there to demonstrate a evaluation methodology rather than claiming any ground truths related to road accidents in Sri Lankan context.</w:t>
       </w:r>
     </w:p>
     <w:p>
@@ -46475,7 +48338,25 @@
                 <w:sz w:val="22"/>
                 <w:szCs w:val="22"/>
               </w:rPr>
-              <w:t>The dashboard efficiently use collapsible sections to avoid clutters.</w:t>
+              <w:t xml:space="preserve">The dashboard efficiently </w:t>
+            </w:r>
+            <w:proofErr w:type="gramStart"/>
+            <w:r>
+              <w:rPr>
+                <w:color w:val="000000" w:themeColor="text1"/>
+                <w:sz w:val="22"/>
+                <w:szCs w:val="22"/>
+              </w:rPr>
+              <w:t>use</w:t>
+            </w:r>
+            <w:proofErr w:type="gramEnd"/>
+            <w:r>
+              <w:rPr>
+                <w:color w:val="000000" w:themeColor="text1"/>
+                <w:sz w:val="22"/>
+                <w:szCs w:val="22"/>
+              </w:rPr>
+              <w:t xml:space="preserve"> collapsible sections to avoid clutters.</w:t>
             </w:r>
             <w:r>
               <w:rPr>
@@ -46553,7 +48434,21 @@
               <w:rPr>
                 <w:color w:val="000000" w:themeColor="text1"/>
               </w:rPr>
-              <w:t xml:space="preserve"> failures and empty results are transparently handled by the dashboard. However, if a user input invalid month to URL manually, it fallbacks to first month without being transparent about the problem  </w:t>
+              <w:t xml:space="preserve"> failures and empty results are transparently handled by the dashboard. However, if a user input invalid month to URL manually, </w:t>
+            </w:r>
+            <w:proofErr w:type="gramStart"/>
+            <w:r>
+              <w:rPr>
+                <w:color w:val="000000" w:themeColor="text1"/>
+              </w:rPr>
+              <w:t>it</w:t>
+            </w:r>
+            <w:proofErr w:type="gramEnd"/>
+            <w:r>
+              <w:rPr>
+                <w:color w:val="000000" w:themeColor="text1"/>
+              </w:rPr>
+              <w:t xml:space="preserve"> fallbacks to first month without being transparent about the problem  </w:t>
             </w:r>
           </w:p>
         </w:tc>
@@ -46713,7 +48608,15 @@
           <w:sz w:val="24"/>
           <w:szCs w:val="24"/>
         </w:rPr>
-        <w:t xml:space="preserve"> Heuristics</w:t>
+        <w:t xml:space="preserve"> </w:t>
+      </w:r>
+      <w:proofErr w:type="gramStart"/>
+      <w:r>
+        <w:rPr>
+          <w:sz w:val="24"/>
+          <w:szCs w:val="24"/>
+        </w:rPr>
+        <w:t>Heuristics</w:t>
       </w:r>
       <w:r>
         <w:rPr>
@@ -46721,7 +48624,16 @@
           <w:sz w:val="24"/>
           <w:szCs w:val="24"/>
         </w:rPr>
-        <w:t xml:space="preserve">  Usability Evaluation</w:t>
+        <w:t xml:space="preserve">  Usability</w:t>
+      </w:r>
+      <w:proofErr w:type="gramEnd"/>
+      <w:r>
+        <w:rPr>
+          <w:noProof/>
+          <w:sz w:val="24"/>
+          <w:szCs w:val="24"/>
+        </w:rPr>
+        <w:t xml:space="preserve"> Evaluation</w:t>
       </w:r>
       <w:bookmarkEnd w:id="140"/>
     </w:p>
@@ -46763,7 +48675,7 @@
           <w:noProof/>
         </w:rPr>
         <w:drawing>
-          <wp:inline distT="0" distB="0" distL="0" distR="0" wp14:anchorId="75AA241B" wp14:editId="1B38264F">
+          <wp:inline distT="0" distB="0" distL="0" distR="0" wp14:anchorId="1E3A1BDD" wp14:editId="364BBDAF">
             <wp:extent cx="5486400" cy="3232150"/>
             <wp:effectExtent l="0" t="0" r="0" b="6350"/>
             <wp:docPr id="28" name="Picture 28" descr="A table with a number of x and x&#10;&#10;Description automatically generated with medium confidence"/>
@@ -46778,7 +48690,7 @@
                     <pic:cNvPicPr/>
                   </pic:nvPicPr>
                   <pic:blipFill>
-                    <a:blip r:embed="rId32"/>
+                    <a:blip r:embed="rId33"/>
                     <a:stretch>
                       <a:fillRect/>
                     </a:stretch>
@@ -46961,7 +48873,23 @@
           <w:sz w:val="24"/>
           <w:szCs w:val="24"/>
         </w:rPr>
-        <w:t>Objective 2 – Training and Evaluation of Logistic Regression, Random Forest and XGBoost  to identify candidate model for each prediction task</w:t>
+        <w:t xml:space="preserve">Objective 2 – Training and Evaluation of Logistic Regression, Random Forest and </w:t>
+      </w:r>
+      <w:proofErr w:type="gramStart"/>
+      <w:r>
+        <w:rPr>
+          <w:sz w:val="24"/>
+          <w:szCs w:val="24"/>
+        </w:rPr>
+        <w:t>XGBoost  to</w:t>
+      </w:r>
+      <w:proofErr w:type="gramEnd"/>
+      <w:r>
+        <w:rPr>
+          <w:sz w:val="24"/>
+          <w:szCs w:val="24"/>
+        </w:rPr>
+        <w:t xml:space="preserve"> identify candidate model for each prediction task</w:t>
       </w:r>
     </w:p>
     <w:p>
@@ -47148,7 +49076,23 @@
           <w:sz w:val="24"/>
           <w:szCs w:val="24"/>
         </w:rPr>
-        <w:t>. Accordingly, the framework is able to satisfy all the functional test cases that were defined based on functional requirements. Also, data fidelity evaluation is used to scrutinize whether the synthetic data preserves the original statistical distribution of empirical sources. The chapter then evaluated the performance of the prototype that was deployed on Vercel and MongoAtlas.</w:t>
+        <w:t xml:space="preserve">. Accordingly, the framework </w:t>
+      </w:r>
+      <w:proofErr w:type="gramStart"/>
+      <w:r>
+        <w:rPr>
+          <w:sz w:val="24"/>
+          <w:szCs w:val="24"/>
+        </w:rPr>
+        <w:t>is able to</w:t>
+      </w:r>
+      <w:proofErr w:type="gramEnd"/>
+      <w:r>
+        <w:rPr>
+          <w:sz w:val="24"/>
+          <w:szCs w:val="24"/>
+        </w:rPr>
+        <w:t xml:space="preserve"> satisfy all the functional test cases that were defined based on functional requirements. Also, data fidelity evaluation is used to scrutinize whether the synthetic data preserves the original statistical distribution of empirical sources. The chapter then evaluated the performance of the prototype that was deployed on Vercel and MongoAtlas.</w:t>
       </w:r>
     </w:p>
     <w:p>
@@ -47701,7 +49645,23 @@
           <w:szCs w:val="24"/>
         </w:rPr>
         <w:lastRenderedPageBreak/>
-        <w:t>the “severity” variable did deviate from the original and distribution and that was because of the introduced conditional rules (R1-R3). However, such data still doesn’t represent any real world accident distribution and only used for the demonstration of the proposed framework.</w:t>
+        <w:t xml:space="preserve">the “severity” variable did deviate from the original and distribution and that was because of the introduced conditional rules (R1-R3). However, such data still doesn’t represent any </w:t>
+      </w:r>
+      <w:proofErr w:type="gramStart"/>
+      <w:r>
+        <w:rPr>
+          <w:sz w:val="24"/>
+          <w:szCs w:val="24"/>
+        </w:rPr>
+        <w:t>real world</w:t>
+      </w:r>
+      <w:proofErr w:type="gramEnd"/>
+      <w:r>
+        <w:rPr>
+          <w:sz w:val="24"/>
+          <w:szCs w:val="24"/>
+        </w:rPr>
+        <w:t xml:space="preserve"> accident distribution and only used for the demonstration of the proposed framework.</w:t>
       </w:r>
     </w:p>
     <w:p>
@@ -47735,7 +49695,23 @@
           <w:sz w:val="24"/>
           <w:szCs w:val="24"/>
         </w:rPr>
-        <w:t>Finding 3: Hotspot classifier performed well in ranking accident risks but still false positive remains a limitation</w:t>
+        <w:t xml:space="preserve">Finding 3: Hotspot classifier performed well in ranking accident </w:t>
+      </w:r>
+      <w:proofErr w:type="gramStart"/>
+      <w:r>
+        <w:rPr>
+          <w:sz w:val="24"/>
+          <w:szCs w:val="24"/>
+        </w:rPr>
+        <w:t>risks</w:t>
+      </w:r>
+      <w:proofErr w:type="gramEnd"/>
+      <w:r>
+        <w:rPr>
+          <w:sz w:val="24"/>
+          <w:szCs w:val="24"/>
+        </w:rPr>
+        <w:t xml:space="preserve"> but still false positive remains a limitation</w:t>
       </w:r>
     </w:p>
     <w:p>
@@ -47757,7 +49733,23 @@
           <w:sz w:val="24"/>
           <w:szCs w:val="24"/>
         </w:rPr>
-        <w:t xml:space="preserve">After training and evaluating machine learning models for accident hotspot prediction task, Random Forest was chosen as candidate model based in it’s </w:t>
+        <w:t xml:space="preserve">After training and evaluating machine learning models for accident hotspot prediction task, Random Forest was chosen as candidate model based in </w:t>
+      </w:r>
+      <w:proofErr w:type="gramStart"/>
+      <w:r>
+        <w:rPr>
+          <w:sz w:val="24"/>
+          <w:szCs w:val="24"/>
+        </w:rPr>
+        <w:t>it’s</w:t>
+      </w:r>
+      <w:proofErr w:type="gramEnd"/>
+      <w:r>
+        <w:rPr>
+          <w:sz w:val="24"/>
+          <w:szCs w:val="24"/>
+        </w:rPr>
+        <w:t xml:space="preserve"> </w:t>
       </w:r>
       <w:r>
         <w:rPr>
@@ -47778,14 +49770,55 @@
           <w:sz w:val="24"/>
           <w:szCs w:val="24"/>
         </w:rPr>
-        <w:t xml:space="preserve"> 14 of the 15 actual hotspot</w:t>
-      </w:r>
-      <w:r>
-        <w:rPr>
-          <w:sz w:val="24"/>
-          <w:szCs w:val="24"/>
-        </w:rPr>
-        <w:t xml:space="preserve"> during test split evaluation. However, 28 false positives were produced by the model resulting moderate F1-Score of 0.491. This can be mainly due to the usage of synthetic data and lack of enough data for test split . However, such results doesn’t ensure that this model is ready for deployment as the framework itself is a lamnda contributon.</w:t>
+        <w:t xml:space="preserve"> 14 of the 15 actual </w:t>
+      </w:r>
+      <w:proofErr w:type="gramStart"/>
+      <w:r>
+        <w:rPr>
+          <w:sz w:val="24"/>
+          <w:szCs w:val="24"/>
+        </w:rPr>
+        <w:t>hotspot</w:t>
+      </w:r>
+      <w:proofErr w:type="gramEnd"/>
+      <w:r>
+        <w:rPr>
+          <w:sz w:val="24"/>
+          <w:szCs w:val="24"/>
+        </w:rPr>
+        <w:t xml:space="preserve"> during test split evaluation. However, 28 false positives were produced by the model resulting moderate F1-Score of 0.491. This can be mainly due to the usage of synthetic data and lack of enough data for test </w:t>
+      </w:r>
+      <w:proofErr w:type="gramStart"/>
+      <w:r>
+        <w:rPr>
+          <w:sz w:val="24"/>
+          <w:szCs w:val="24"/>
+        </w:rPr>
+        <w:t>split .</w:t>
+      </w:r>
+      <w:proofErr w:type="gramEnd"/>
+      <w:r>
+        <w:rPr>
+          <w:sz w:val="24"/>
+          <w:szCs w:val="24"/>
+        </w:rPr>
+        <w:t xml:space="preserve"> However, such results </w:t>
+      </w:r>
+      <w:proofErr w:type="gramStart"/>
+      <w:r>
+        <w:rPr>
+          <w:sz w:val="24"/>
+          <w:szCs w:val="24"/>
+        </w:rPr>
+        <w:t>doesn’t</w:t>
+      </w:r>
+      <w:proofErr w:type="gramEnd"/>
+      <w:r>
+        <w:rPr>
+          <w:sz w:val="24"/>
+          <w:szCs w:val="24"/>
+        </w:rPr>
+        <w:t xml:space="preserve"> ensure that this model is ready for deployment as the framework itself is a lamnda contributon.</w:t>
       </w:r>
     </w:p>
     <w:p>
@@ -49041,7 +51074,23 @@
           <w:sz w:val="24"/>
           <w:szCs w:val="24"/>
         </w:rPr>
-        <w:t>model still need enough features to learn severity patterns. Accordingly, as a recommendation, features such as road type, junctions, lighting and speed limits can be incorporated to address these problems.</w:t>
+        <w:t xml:space="preserve">model still need enough features to learn severity patterns. Accordingly, as a recommendation, features such as road type, junctions, </w:t>
+      </w:r>
+      <w:proofErr w:type="gramStart"/>
+      <w:r>
+        <w:rPr>
+          <w:sz w:val="24"/>
+          <w:szCs w:val="24"/>
+        </w:rPr>
+        <w:t>lighting</w:t>
+      </w:r>
+      <w:proofErr w:type="gramEnd"/>
+      <w:r>
+        <w:rPr>
+          <w:sz w:val="24"/>
+          <w:szCs w:val="24"/>
+        </w:rPr>
+        <w:t xml:space="preserve"> and speed limits can be incorporated to address these problems.</w:t>
       </w:r>
     </w:p>
     <w:p>
@@ -49108,12 +51157,37 @@
           <w:szCs w:val="24"/>
         </w:rPr>
       </w:pPr>
-      <w:r>
-        <w:rPr>
-          <w:sz w:val="24"/>
-          <w:szCs w:val="24"/>
-        </w:rPr>
-        <w:t>So dashboard visualize SHAP explanation in a more technical way it is just a prototype develop for the demonstration of framework. However, when developing deployment ready version of the prototype, it is very important present such explanations in a way that a non technical user can understand. For example, presenting using sentences like “</w:t>
+      <w:proofErr w:type="gramStart"/>
+      <w:r>
+        <w:rPr>
+          <w:sz w:val="24"/>
+          <w:szCs w:val="24"/>
+        </w:rPr>
+        <w:t>So</w:t>
+      </w:r>
+      <w:proofErr w:type="gramEnd"/>
+      <w:r>
+        <w:rPr>
+          <w:sz w:val="24"/>
+          <w:szCs w:val="24"/>
+        </w:rPr>
+        <w:t xml:space="preserve"> dashboard visualize SHAP explanation in a more technical way it is just a prototype develop for the demonstration of framework. However, when developing deployment ready version of the prototype, it is very important present such explanations in a way that a </w:t>
+      </w:r>
+      <w:proofErr w:type="gramStart"/>
+      <w:r>
+        <w:rPr>
+          <w:sz w:val="24"/>
+          <w:szCs w:val="24"/>
+        </w:rPr>
+        <w:t>non technical</w:t>
+      </w:r>
+      <w:proofErr w:type="gramEnd"/>
+      <w:r>
+        <w:rPr>
+          <w:sz w:val="24"/>
+          <w:szCs w:val="24"/>
+        </w:rPr>
+        <w:t xml:space="preserve"> user can understand. For example, presenting using sentences like “</w:t>
       </w:r>
       <w:r>
         <w:rPr>
@@ -49195,7 +51269,39 @@
           <w:sz w:val="24"/>
           <w:szCs w:val="24"/>
         </w:rPr>
-        <w:t xml:space="preserve">framework. However, certain improvements can be done to the framework to take it from Lambda contribution to Omega contribution. One such thing is using real using real digitized accident records that represent real world accident distribution. By doing this, we can make sure that the framework is deployable with a real candidate model trained on actual data. Also, future studies can integrate additional features such as road type, junctions, lighting and speed limits, which help models to understand more patterns. AS mentioned earlier, this may also help to fix the weak performance by severity classifier as such features enable models to learn more relationships about the severity status of accidents. Furthermore, future studies can extend the framework in a way that it covers whole Sri Lanka instead of just the Colombo Municipal Area. Also improvements such as multi agent decision systems that can provide recommendations to users based on the SHAP explanation can be considered and integrated to the framework. </w:t>
+        <w:t xml:space="preserve">framework. However, certain improvements can be done to the framework to take it from Lambda contribution to Omega contribution. One such thing is using real using real digitized accident records that represent real world accident distribution. By doing this, we can make sure that the framework is deployable with a real candidate model trained on actual data. Also, future studies can integrate additional features such as road type, junctions, </w:t>
+      </w:r>
+      <w:proofErr w:type="gramStart"/>
+      <w:r>
+        <w:rPr>
+          <w:sz w:val="24"/>
+          <w:szCs w:val="24"/>
+        </w:rPr>
+        <w:t>lighting</w:t>
+      </w:r>
+      <w:proofErr w:type="gramEnd"/>
+      <w:r>
+        <w:rPr>
+          <w:sz w:val="24"/>
+          <w:szCs w:val="24"/>
+        </w:rPr>
+        <w:t xml:space="preserve"> and speed limits, which help models to understand more patterns. AS mentioned earlier, this may also help to fix the weak performance by severity classifier as such features enable models to learn more relationships about the severity status of accidents. Furthermore, future studies can extend the framework in a way that it covers whole Sri Lanka instead of just the Colombo Municipal Area. </w:t>
+      </w:r>
+      <w:proofErr w:type="gramStart"/>
+      <w:r>
+        <w:rPr>
+          <w:sz w:val="24"/>
+          <w:szCs w:val="24"/>
+        </w:rPr>
+        <w:t>Also</w:t>
+      </w:r>
+      <w:proofErr w:type="gramEnd"/>
+      <w:r>
+        <w:rPr>
+          <w:sz w:val="24"/>
+          <w:szCs w:val="24"/>
+        </w:rPr>
+        <w:t xml:space="preserve"> improvements such as multi agent decision systems that can provide recommendations to users based on the SHAP explanation can be considered and integrated to the framework. </w:t>
       </w:r>
     </w:p>
     <w:p>
@@ -49801,7 +51907,7 @@
         </w:rPr>
         <w:t xml:space="preserve">. </w:t>
       </w:r>
-      <w:hyperlink r:id="rId33" w:history="1">
+      <w:hyperlink r:id="rId34" w:history="1">
         <w:r>
           <w:rPr>
             <w:rStyle w:val="Hyperlink"/>
@@ -49886,7 +51992,7 @@
         </w:rPr>
         <w:t xml:space="preserve">(101805), 101805. sciencedirect. </w:t>
       </w:r>
-      <w:hyperlink r:id="rId34" w:history="1">
+      <w:hyperlink r:id="rId35" w:history="1">
         <w:r>
           <w:rPr>
             <w:rStyle w:val="Hyperlink"/>
@@ -49945,7 +52051,7 @@
         </w:rPr>
         <w:t xml:space="preserve">. </w:t>
       </w:r>
-      <w:hyperlink r:id="rId35" w:history="1">
+      <w:hyperlink r:id="rId36" w:history="1">
         <w:r>
           <w:rPr>
             <w:rStyle w:val="Hyperlink"/>
@@ -50067,7 +52173,7 @@
         </w:rPr>
         <w:t xml:space="preserve">, 102737–102737. </w:t>
       </w:r>
-      <w:hyperlink r:id="rId36" w:history="1">
+      <w:hyperlink r:id="rId37" w:history="1">
         <w:r>
           <w:rPr>
             <w:rStyle w:val="Hyperlink"/>
@@ -50085,76 +52191,7 @@
     <w:p>
       <w:pPr>
         <w:pStyle w:val="NormalWeb"/>
-        <w:spacing w:before="0" w:beforeAutospacing="0" w:after="0" w:afterAutospacing="0" w:line="360" w:lineRule="auto"/>
-        <w:ind w:left="720" w:hanging="720"/>
-        <w:rPr>
-          <w:color w:val="000000"/>
-        </w:rPr>
-      </w:pPr>
-    </w:p>
-    <w:p>
-      <w:pPr>
-        <w:pStyle w:val="NormalWeb"/>
-        <w:spacing w:before="0" w:beforeAutospacing="0" w:after="0" w:afterAutospacing="0" w:line="360" w:lineRule="auto"/>
-        <w:ind w:left="720" w:hanging="720"/>
-        <w:rPr>
-          <w:color w:val="000000"/>
-        </w:rPr>
-      </w:pPr>
-      <w:r>
-        <w:rPr>
-          <w:color w:val="000000"/>
-        </w:rPr>
-        <w:t>Bhavan, T. (2019). The Economic Impact of Road Accidents: The Case of Sri Lanka. </w:t>
-      </w:r>
-      <w:r>
-        <w:rPr>
-          <w:i/>
-          <w:iCs/>
-          <w:color w:val="000000"/>
-        </w:rPr>
-        <w:t>South Asia Economic Journal</w:t>
-      </w:r>
-      <w:r>
-        <w:rPr>
-          <w:color w:val="000000"/>
-        </w:rPr>
-        <w:t>, </w:t>
-      </w:r>
-      <w:r>
-        <w:rPr>
-          <w:i/>
-          <w:iCs/>
-          <w:color w:val="000000"/>
-        </w:rPr>
-        <w:t>20</w:t>
-      </w:r>
-      <w:r>
-        <w:rPr>
-          <w:color w:val="000000"/>
-        </w:rPr>
-        <w:t xml:space="preserve">(1), 124–137. </w:t>
-      </w:r>
-      <w:hyperlink r:id="rId37" w:history="1">
-        <w:r>
-          <w:rPr>
-            <w:rStyle w:val="Hyperlink"/>
-          </w:rPr>
-          <w:t>https://doi.org/10.1177/1391561418822210</w:t>
-        </w:r>
-      </w:hyperlink>
-      <w:r>
-        <w:rPr>
-          <w:color w:val="000000"/>
-        </w:rPr>
-        <w:t xml:space="preserve"> </w:t>
-      </w:r>
-    </w:p>
-    <w:p>
-      <w:pPr>
-        <w:pStyle w:val="NormalWeb"/>
-        <w:spacing w:before="0" w:beforeAutospacing="0" w:after="0" w:afterAutospacing="0" w:line="360" w:lineRule="auto"/>
-        <w:ind w:left="720" w:hanging="720"/>
+        <w:spacing w:line="360" w:lineRule="auto"/>
         <w:rPr>
           <w:color w:val="000000"/>
         </w:rPr>
@@ -50179,7 +52216,25 @@
           <w:szCs w:val="24"/>
           <w:lang w:bidi="si-LK"/>
         </w:rPr>
-        <w:t xml:space="preserve">Boeing, G. (2025). Modeling and Analyzing Urban Networks and Amenities With OSMnx. </w:t>
+        <w:t xml:space="preserve">Boeing, G. (2025). Modeling and Analyzing Urban Networks and Amenities </w:t>
+      </w:r>
+      <w:proofErr w:type="gramStart"/>
+      <w:r>
+        <w:rPr>
+          <w:sz w:val="24"/>
+          <w:szCs w:val="24"/>
+          <w:lang w:bidi="si-LK"/>
+        </w:rPr>
+        <w:t>With</w:t>
+      </w:r>
+      <w:proofErr w:type="gramEnd"/>
+      <w:r>
+        <w:rPr>
+          <w:sz w:val="24"/>
+          <w:szCs w:val="24"/>
+          <w:lang w:bidi="si-LK"/>
+        </w:rPr>
+        <w:t xml:space="preserve"> OSMnx. </w:t>
       </w:r>
       <w:r>
         <w:rPr>
@@ -50232,13 +52287,26 @@
           <w:lang w:bidi="si-LK"/>
         </w:rPr>
       </w:pPr>
-      <w:r>
+    </w:p>
+    <w:p>
+      <w:pPr>
+        <w:widowControl/>
+        <w:autoSpaceDE/>
+        <w:autoSpaceDN/>
+        <w:spacing w:line="360" w:lineRule="auto"/>
+        <w:ind w:left="720" w:hanging="720"/>
         <w:rPr>
           <w:sz w:val="24"/>
           <w:szCs w:val="24"/>
           <w:lang w:bidi="si-LK"/>
         </w:rPr>
-        <w:lastRenderedPageBreak/>
+      </w:pPr>
+      <w:r>
+        <w:rPr>
+          <w:sz w:val="24"/>
+          <w:szCs w:val="24"/>
+          <w:lang w:bidi="si-LK"/>
+        </w:rPr>
         <w:t xml:space="preserve">Chen, M. (2024). What Is Machine Learning? In </w:t>
       </w:r>
       <w:r>
@@ -50678,15 +52746,15 @@
         <w:rPr>
           <w:sz w:val="24"/>
           <w:szCs w:val="24"/>
-        </w:rPr>
-      </w:pPr>
-      <w:r>
-        <w:rPr>
-          <w:sz w:val="24"/>
-          <w:szCs w:val="24"/>
           <w:lang w:bidi="si-LK"/>
         </w:rPr>
-        <w:lastRenderedPageBreak/>
+      </w:pPr>
+      <w:r>
+        <w:rPr>
+          <w:sz w:val="24"/>
+          <w:szCs w:val="24"/>
+          <w:lang w:bidi="si-LK"/>
+        </w:rPr>
         <w:t xml:space="preserve">Gregor, S., &amp; Hevner, A. R. (2013). Positioning and Presenting Design Science Research for Maximum Impact. </w:t>
       </w:r>
       <w:r>
@@ -50747,6 +52815,109 @@
     </w:p>
     <w:p>
       <w:pPr>
+        <w:widowControl/>
+        <w:autoSpaceDE/>
+        <w:autoSpaceDN/>
+        <w:spacing w:line="360" w:lineRule="auto"/>
+        <w:ind w:left="720" w:hanging="720"/>
+        <w:rPr>
+          <w:sz w:val="24"/>
+          <w:szCs w:val="24"/>
+        </w:rPr>
+      </w:pPr>
+    </w:p>
+    <w:p>
+      <w:pPr>
+        <w:widowControl/>
+        <w:autoSpaceDE/>
+        <w:autoSpaceDN/>
+        <w:spacing w:line="360" w:lineRule="auto"/>
+        <w:ind w:left="720" w:hanging="720"/>
+        <w:rPr>
+          <w:sz w:val="24"/>
+          <w:szCs w:val="24"/>
+          <w:lang w:bidi="si-LK"/>
+        </w:rPr>
+      </w:pPr>
+      <w:r>
+        <w:rPr>
+          <w:sz w:val="24"/>
+          <w:szCs w:val="24"/>
+          <w:lang w:bidi="si-LK"/>
+        </w:rPr>
+        <w:t xml:space="preserve">Gunaruwan, T. L., &amp; Nayanalochana, P. C. J. (2023). Economic cost of human fatalities due to road traffic accidents in Sri Lanka: An estimation based on the Human Capital Approach. </w:t>
+      </w:r>
+      <w:r>
+        <w:rPr>
+          <w:i/>
+          <w:iCs/>
+          <w:sz w:val="24"/>
+          <w:szCs w:val="24"/>
+          <w:lang w:bidi="si-LK"/>
+        </w:rPr>
+        <w:t>Journal of South Asian Logistics and Transport</w:t>
+      </w:r>
+      <w:r>
+        <w:rPr>
+          <w:sz w:val="24"/>
+          <w:szCs w:val="24"/>
+          <w:lang w:bidi="si-LK"/>
+        </w:rPr>
+        <w:t xml:space="preserve">, </w:t>
+      </w:r>
+      <w:r>
+        <w:rPr>
+          <w:i/>
+          <w:iCs/>
+          <w:sz w:val="24"/>
+          <w:szCs w:val="24"/>
+          <w:lang w:bidi="si-LK"/>
+        </w:rPr>
+        <w:t>3</w:t>
+      </w:r>
+      <w:r>
+        <w:rPr>
+          <w:sz w:val="24"/>
+          <w:szCs w:val="24"/>
+          <w:lang w:bidi="si-LK"/>
+        </w:rPr>
+        <w:t xml:space="preserve">(1), 39. </w:t>
+      </w:r>
+      <w:hyperlink r:id="rId48" w:history="1">
+        <w:r>
+          <w:rPr>
+            <w:rStyle w:val="Hyperlink"/>
+            <w:sz w:val="24"/>
+            <w:szCs w:val="24"/>
+            <w:lang w:bidi="si-LK"/>
+          </w:rPr>
+          <w:t>https://doi.org/10.4038/jsalt.v3i1.59</w:t>
+        </w:r>
+      </w:hyperlink>
+      <w:r>
+        <w:rPr>
+          <w:sz w:val="24"/>
+          <w:szCs w:val="24"/>
+          <w:lang w:bidi="si-LK"/>
+        </w:rPr>
+        <w:t xml:space="preserve"> </w:t>
+      </w:r>
+    </w:p>
+    <w:p>
+      <w:pPr>
+        <w:widowControl/>
+        <w:autoSpaceDE/>
+        <w:autoSpaceDN/>
+        <w:spacing w:line="360" w:lineRule="auto"/>
+        <w:ind w:left="720" w:hanging="720"/>
+        <w:rPr>
+          <w:sz w:val="24"/>
+          <w:szCs w:val="24"/>
+        </w:rPr>
+      </w:pPr>
+    </w:p>
+    <w:p>
+      <w:pPr>
         <w:pStyle w:val="NormalWeb"/>
         <w:spacing w:before="0" w:beforeAutospacing="0" w:after="0" w:afterAutospacing="0" w:line="360" w:lineRule="auto"/>
         <w:ind w:left="720" w:hanging="720"/>
@@ -50794,7 +52965,7 @@
         </w:rPr>
         <w:t xml:space="preserve">. </w:t>
       </w:r>
-      <w:hyperlink r:id="rId48" w:history="1">
+      <w:hyperlink r:id="rId49" w:history="1">
         <w:r>
           <w:rPr>
             <w:rStyle w:val="Hyperlink"/>
@@ -50867,7 +53038,7 @@
         </w:rPr>
         <w:t xml:space="preserve">(3), 347–355. </w:t>
       </w:r>
-      <w:hyperlink r:id="rId49" w:history="1">
+      <w:hyperlink r:id="rId50" w:history="1">
         <w:r>
           <w:rPr>
             <w:rStyle w:val="Hyperlink"/>
@@ -50921,7 +53092,7 @@
         </w:rPr>
         <w:t xml:space="preserve">. IBM. </w:t>
       </w:r>
-      <w:hyperlink r:id="rId50" w:history="1">
+      <w:hyperlink r:id="rId51" w:history="1">
         <w:r>
           <w:rPr>
             <w:rStyle w:val="Hyperlink"/>
@@ -50984,7 +53155,7 @@
         </w:rPr>
         <w:t xml:space="preserve">. </w:t>
       </w:r>
-      <w:hyperlink r:id="rId51" w:history="1">
+      <w:hyperlink r:id="rId52" w:history="1">
         <w:r>
           <w:rPr>
             <w:rStyle w:val="Hyperlink"/>
@@ -51057,7 +53228,7 @@
         </w:rPr>
         <w:t xml:space="preserve">(22), 11354. </w:t>
       </w:r>
-      <w:hyperlink r:id="rId52" w:history="1">
+      <w:hyperlink r:id="rId53" w:history="1">
         <w:r>
           <w:rPr>
             <w:rStyle w:val="Hyperlink"/>
@@ -51111,7 +53282,7 @@
         </w:rPr>
         <w:t xml:space="preserve">, 17–35. </w:t>
       </w:r>
-      <w:hyperlink r:id="rId53" w:history="1">
+      <w:hyperlink r:id="rId54" w:history="1">
         <w:r>
           <w:rPr>
             <w:rStyle w:val="Hyperlink"/>
@@ -51150,6 +53321,7 @@
           <w:szCs w:val="24"/>
           <w:lang w:bidi="si-LK"/>
         </w:rPr>
+        <w:lastRenderedPageBreak/>
         <w:t xml:space="preserve">Jayasinghe, B. C., Withanage, N. C., &amp; Mishra, P. K. (2025). Evaluating Geographical Variations of Road Traffic Accidents in Matara, Sri Lanka: A Geospatial Perspective to Policy Decisions. </w:t>
       </w:r>
       <w:r>
@@ -51188,7 +53360,7 @@
         </w:rPr>
         <w:t xml:space="preserve">(1), 707–729. </w:t>
       </w:r>
-      <w:hyperlink r:id="rId54" w:history="1">
+      <w:hyperlink r:id="rId55" w:history="1">
         <w:r>
           <w:rPr>
             <w:rStyle w:val="Hyperlink"/>
@@ -51227,7 +53399,6 @@
           <w:sz w:val="24"/>
           <w:szCs w:val="24"/>
         </w:rPr>
-        <w:lastRenderedPageBreak/>
         <w:t xml:space="preserve"> </w:t>
       </w:r>
       <w:r>
@@ -51256,7 +53427,7 @@
         </w:rPr>
         <w:t xml:space="preserve">. </w:t>
       </w:r>
-      <w:hyperlink r:id="rId55" w:history="1">
+      <w:hyperlink r:id="rId56" w:history="1">
         <w:r>
           <w:rPr>
             <w:rStyle w:val="Hyperlink"/>
@@ -51347,7 +53518,7 @@
         </w:rPr>
         <w:t xml:space="preserve">(4). </w:t>
       </w:r>
-      <w:hyperlink r:id="rId56" w:history="1">
+      <w:hyperlink r:id="rId57" w:history="1">
         <w:r>
           <w:rPr>
             <w:rStyle w:val="Hyperlink"/>
@@ -51399,7 +53570,7 @@
         </w:rPr>
         <w:t xml:space="preserve">. (n.d.). Www.transport.gov.lk. </w:t>
       </w:r>
-      <w:hyperlink r:id="rId57" w:history="1">
+      <w:hyperlink r:id="rId58" w:history="1">
         <w:r>
           <w:rPr>
             <w:rStyle w:val="Hyperlink"/>
@@ -51462,7 +53633,7 @@
         </w:rPr>
         <w:t xml:space="preserve">, 117–134. </w:t>
       </w:r>
-      <w:hyperlink r:id="rId58" w:history="1">
+      <w:hyperlink r:id="rId59" w:history="1">
         <w:r>
           <w:rPr>
             <w:rStyle w:val="Hyperlink"/>
@@ -51533,7 +53704,7 @@
         </w:rPr>
         <w:t xml:space="preserve">(1). </w:t>
       </w:r>
-      <w:hyperlink r:id="rId59" w:history="1">
+      <w:hyperlink r:id="rId60" w:history="1">
         <w:r>
           <w:rPr>
             <w:rStyle w:val="Hyperlink"/>
@@ -51581,7 +53752,7 @@
         </w:rPr>
         <w:t xml:space="preserve">. (2016, November 14). NHTSA. </w:t>
       </w:r>
-      <w:hyperlink r:id="rId60" w:history="1">
+      <w:hyperlink r:id="rId61" w:history="1">
         <w:r>
           <w:rPr>
             <w:rStyle w:val="Hyperlink"/>
@@ -51635,7 +53806,7 @@
         </w:rPr>
         <w:t xml:space="preserve">, 100642. </w:t>
       </w:r>
-      <w:hyperlink r:id="rId61" w:history="1">
+      <w:hyperlink r:id="rId62" w:history="1">
         <w:r>
           <w:rPr>
             <w:rStyle w:val="Hyperlink"/>
@@ -51673,6 +53844,7 @@
         <w:rPr>
           <w:color w:val="000000"/>
         </w:rPr>
+        <w:lastRenderedPageBreak/>
         <w:t>Omar Ibrahim Aboulola. (2024). Improving traffic accident severity prediction using MobileNet transfer learning model and SHAP XAI technique. </w:t>
       </w:r>
       <w:r>
@@ -51703,7 +53875,7 @@
         </w:rPr>
         <w:t xml:space="preserve">(4), e0300640–e0300640. </w:t>
       </w:r>
-      <w:hyperlink r:id="rId62" w:history="1">
+      <w:hyperlink r:id="rId63" w:history="1">
         <w:r>
           <w:rPr>
             <w:rStyle w:val="Hyperlink"/>
@@ -51737,7 +53909,6 @@
           <w:iCs/>
           <w:color w:val="000000"/>
         </w:rPr>
-        <w:lastRenderedPageBreak/>
         <w:t>Over 670 fatal road accidents reported so far this year - Sri Lanka Police</w:t>
       </w:r>
       <w:r>
@@ -51746,7 +53917,7 @@
         </w:rPr>
         <w:t xml:space="preserve">. (2026). Adaderana.lk. </w:t>
       </w:r>
-      <w:hyperlink r:id="rId63" w:history="1">
+      <w:hyperlink r:id="rId64" w:history="1">
         <w:r>
           <w:rPr>
             <w:rStyle w:val="Hyperlink"/>
@@ -51827,7 +53998,7 @@
         </w:rPr>
         <w:t xml:space="preserve">(6), 139. </w:t>
       </w:r>
-      <w:hyperlink r:id="rId64" w:history="1">
+      <w:hyperlink r:id="rId65" w:history="1">
         <w:r>
           <w:rPr>
             <w:rStyle w:val="Hyperlink"/>
@@ -51898,7 +54069,7 @@
         </w:rPr>
         <w:t xml:space="preserve">(12), 157. </w:t>
       </w:r>
-      <w:hyperlink r:id="rId65" w:history="1">
+      <w:hyperlink r:id="rId66" w:history="1">
         <w:r>
           <w:rPr>
             <w:rStyle w:val="Hyperlink"/>
@@ -52028,7 +54199,7 @@
         </w:rPr>
         <w:t xml:space="preserve">(2). </w:t>
       </w:r>
-      <w:hyperlink r:id="rId66" w:history="1">
+      <w:hyperlink r:id="rId67" w:history="1">
         <w:r>
           <w:rPr>
             <w:rStyle w:val="Hyperlink"/>
@@ -52114,7 +54285,7 @@
         </w:rPr>
         <w:t xml:space="preserve">(4), 116–121. </w:t>
       </w:r>
-      <w:hyperlink r:id="rId67" w:history="1">
+      <w:hyperlink r:id="rId68" w:history="1">
         <w:r>
           <w:rPr>
             <w:rStyle w:val="Hyperlink"/>
@@ -52162,6 +54333,7 @@
           <w:szCs w:val="24"/>
           <w:lang w:bidi="si-LK"/>
         </w:rPr>
+        <w:lastRenderedPageBreak/>
         <w:t xml:space="preserve">Storey, V. C., Baskerville, R. L., &amp; Kaul, M. (2024). Reliability in design science research. </w:t>
       </w:r>
       <w:r>
@@ -52182,7 +54354,7 @@
         </w:rPr>
         <w:t xml:space="preserve">. </w:t>
       </w:r>
-      <w:hyperlink r:id="rId68" w:history="1">
+      <w:hyperlink r:id="rId69" w:history="1">
         <w:r>
           <w:rPr>
             <w:rStyle w:val="Hyperlink"/>
@@ -52230,7 +54402,6 @@
           <w:iCs/>
           <w:color w:val="000000"/>
         </w:rPr>
-        <w:lastRenderedPageBreak/>
         <w:t>Sweden study visit 2020</w:t>
       </w:r>
       <w:r>
@@ -52239,7 +54410,7 @@
         </w:rPr>
         <w:t xml:space="preserve">. (2020). ETSC. </w:t>
       </w:r>
-      <w:hyperlink r:id="rId69" w:history="1">
+      <w:hyperlink r:id="rId70" w:history="1">
         <w:r>
           <w:rPr>
             <w:rStyle w:val="Hyperlink"/>
@@ -52301,7 +54472,7 @@
         </w:rPr>
         <w:t xml:space="preserve">. Retrieved July 21, 2026, from </w:t>
       </w:r>
-      <w:hyperlink r:id="rId70" w:history="1">
+      <w:hyperlink r:id="rId71" w:history="1">
         <w:r>
           <w:rPr>
             <w:rStyle w:val="Hyperlink"/>
@@ -52358,7 +54529,7 @@
         </w:rPr>
         <w:t xml:space="preserve">. </w:t>
       </w:r>
-      <w:hyperlink r:id="rId71" w:history="1">
+      <w:hyperlink r:id="rId72" w:history="1">
         <w:r>
           <w:rPr>
             <w:rStyle w:val="Hyperlink"/>
@@ -52440,7 +54611,7 @@
         </w:rPr>
         <w:t xml:space="preserve">(1). </w:t>
       </w:r>
-      <w:hyperlink r:id="rId72" w:history="1">
+      <w:hyperlink r:id="rId73" w:history="1">
         <w:r>
           <w:rPr>
             <w:rStyle w:val="Hyperlink"/>
@@ -52531,7 +54702,7 @@
         </w:rPr>
         <w:t xml:space="preserve">(1), 77–89. </w:t>
       </w:r>
-      <w:hyperlink r:id="rId73" w:history="1">
+      <w:hyperlink r:id="rId74" w:history="1">
         <w:r>
           <w:rPr>
             <w:rStyle w:val="Hyperlink"/>
@@ -52621,7 +54792,7 @@
         </w:rPr>
         <w:t xml:space="preserve">(1), 22–29. </w:t>
       </w:r>
-      <w:hyperlink r:id="rId74" w:history="1">
+      <w:hyperlink r:id="rId75" w:history="1">
         <w:r>
           <w:rPr>
             <w:rStyle w:val="Hyperlink"/>
@@ -52665,6 +54836,7 @@
           <w:iCs/>
           <w:color w:val="000000"/>
         </w:rPr>
+        <w:lastRenderedPageBreak/>
         <w:t>Weather Data &amp; Weather API | Visual Crossing</w:t>
       </w:r>
       <w:r>
@@ -52673,7 +54845,7 @@
         </w:rPr>
         <w:t xml:space="preserve">. (n.d.). Www.visualcrossing.com. </w:t>
       </w:r>
-      <w:hyperlink r:id="rId75" w:history="1">
+      <w:hyperlink r:id="rId76" w:history="1">
         <w:r>
           <w:rPr>
             <w:rStyle w:val="Hyperlink"/>
@@ -52712,7 +54884,6 @@
           <w:iCs/>
           <w:color w:val="000000"/>
         </w:rPr>
-        <w:lastRenderedPageBreak/>
         <w:t>What Is Data Lake Architecture?</w:t>
       </w:r>
       <w:r>
@@ -52721,7 +54892,7 @@
         </w:rPr>
         <w:t xml:space="preserve"> (2024). MongoDB. </w:t>
       </w:r>
-      <w:hyperlink r:id="rId76" w:history="1">
+      <w:hyperlink r:id="rId77" w:history="1">
         <w:r>
           <w:rPr>
             <w:rStyle w:val="Hyperlink"/>
@@ -52789,7 +54960,7 @@
         </w:rPr>
         <w:t xml:space="preserve">(2), 100327. </w:t>
       </w:r>
-      <w:hyperlink r:id="rId77" w:history="1">
+      <w:hyperlink r:id="rId78" w:history="1">
         <w:r>
           <w:rPr>
             <w:rStyle w:val="Hyperlink"/>
@@ -52856,7 +55027,7 @@
         </w:rPr>
         <w:t xml:space="preserve">(3), 1729. </w:t>
       </w:r>
-      <w:hyperlink r:id="rId78" w:history="1">
+      <w:hyperlink r:id="rId79" w:history="1">
         <w:r>
           <w:rPr>
             <w:rStyle w:val="Hyperlink"/>
@@ -52938,7 +55109,7 @@
         </w:rPr>
         <w:t xml:space="preserve">(23), 12824. </w:t>
       </w:r>
-      <w:hyperlink r:id="rId79" w:history="1">
+      <w:hyperlink r:id="rId80" w:history="1">
         <w:r>
           <w:rPr>
             <w:rStyle w:val="Hyperlink"/>
@@ -53135,7 +55306,6 @@
           <w:sz w:val="28"/>
           <w:szCs w:val="28"/>
         </w:rPr>
-        <w:lastRenderedPageBreak/>
         <w:t>Appendix A</w:t>
       </w:r>
       <w:r>
@@ -53162,7 +55332,7 @@
           <w:noProof/>
         </w:rPr>
         <w:drawing>
-          <wp:inline distT="0" distB="0" distL="0" distR="0" wp14:anchorId="542259F9" wp14:editId="44E284EA">
+          <wp:inline distT="0" distB="0" distL="0" distR="0" wp14:anchorId="12B8B898" wp14:editId="538E66C6">
             <wp:extent cx="5143500" cy="3374826"/>
             <wp:effectExtent l="0" t="0" r="0" b="0"/>
             <wp:docPr id="406081795" name="Picture 406081795" descr="A graph with a bar graph&#10;&#10;Description automatically generated with medium confidence"/>
@@ -53177,7 +55347,7 @@
                     <pic:cNvPicPr/>
                   </pic:nvPicPr>
                   <pic:blipFill>
-                    <a:blip r:embed="rId80"/>
+                    <a:blip r:embed="rId81"/>
                     <a:stretch>
                       <a:fillRect/>
                     </a:stretch>
@@ -53273,8 +55443,9 @@
         <w:rPr>
           <w:noProof/>
         </w:rPr>
+        <w:lastRenderedPageBreak/>
         <w:drawing>
-          <wp:inline distT="0" distB="0" distL="0" distR="0" wp14:anchorId="4111EE95" wp14:editId="67FAA158">
+          <wp:inline distT="0" distB="0" distL="0" distR="0" wp14:anchorId="1909A5AE" wp14:editId="2225BF55">
             <wp:extent cx="3352800" cy="3318651"/>
             <wp:effectExtent l="0" t="0" r="0" b="0"/>
             <wp:docPr id="406081803" name="Picture 406081803"/>
@@ -53289,7 +55460,7 @@
                     <pic:cNvPicPr/>
                   </pic:nvPicPr>
                   <pic:blipFill>
-                    <a:blip r:embed="rId81"/>
+                    <a:blip r:embed="rId82"/>
                     <a:stretch>
                       <a:fillRect/>
                     </a:stretch>
@@ -53354,9 +55525,8 @@
         <w:rPr>
           <w:noProof/>
         </w:rPr>
-        <w:lastRenderedPageBreak/>
         <w:drawing>
-          <wp:inline distT="0" distB="0" distL="0" distR="0" wp14:anchorId="150C974C" wp14:editId="1F14E86C">
+          <wp:inline distT="0" distB="0" distL="0" distR="0" wp14:anchorId="1D29DF6C" wp14:editId="6A6CE6E8">
             <wp:extent cx="4686300" cy="4318013"/>
             <wp:effectExtent l="0" t="0" r="0" b="6350"/>
             <wp:docPr id="406081804" name="Picture 406081804" descr="A graph of a logistic regression&#10;&#10;Description automatically generated"/>
@@ -53371,7 +55541,7 @@
                     <pic:cNvPicPr/>
                   </pic:nvPicPr>
                   <pic:blipFill>
-                    <a:blip r:embed="rId82"/>
+                    <a:blip r:embed="rId83"/>
                     <a:stretch>
                       <a:fillRect/>
                     </a:stretch>
@@ -53438,9 +55608,8 @@
         <w:rPr>
           <w:noProof/>
         </w:rPr>
-        <w:lastRenderedPageBreak/>
         <w:drawing>
-          <wp:inline distT="0" distB="0" distL="0" distR="0" wp14:anchorId="0025385A" wp14:editId="2EEF8241">
+          <wp:inline distT="0" distB="0" distL="0" distR="0" wp14:anchorId="6EE346B8" wp14:editId="201CE506">
             <wp:extent cx="4391025" cy="4045943"/>
             <wp:effectExtent l="0" t="0" r="0" b="0"/>
             <wp:docPr id="406081805" name="Picture 406081805" descr="A graph of different colored lines&#10;&#10;Description automatically generated"/>
@@ -53455,7 +55624,7 @@
                     <pic:cNvPicPr/>
                   </pic:nvPicPr>
                   <pic:blipFill>
-                    <a:blip r:embed="rId83"/>
+                    <a:blip r:embed="rId84"/>
                     <a:stretch>
                       <a:fillRect/>
                     </a:stretch>
@@ -53520,7 +55689,7 @@
           <w:noProof/>
         </w:rPr>
         <w:drawing>
-          <wp:inline distT="0" distB="0" distL="0" distR="0" wp14:anchorId="3564BBE0" wp14:editId="74885471">
+          <wp:inline distT="0" distB="0" distL="0" distR="0" wp14:anchorId="0F8AEB7A" wp14:editId="5F78680F">
             <wp:extent cx="5486400" cy="3392805"/>
             <wp:effectExtent l="0" t="0" r="0" b="0"/>
             <wp:docPr id="406081806" name="Picture 406081806" descr="A graph showing different colored bars&#10;&#10;Description automatically generated"/>
@@ -53535,7 +55704,7 @@
                     <pic:cNvPicPr/>
                   </pic:nvPicPr>
                   <pic:blipFill>
-                    <a:blip r:embed="rId84"/>
+                    <a:blip r:embed="rId85"/>
                     <a:stretch>
                       <a:fillRect/>
                     </a:stretch>
@@ -53601,9 +55770,8 @@
         <w:rPr>
           <w:noProof/>
         </w:rPr>
-        <w:lastRenderedPageBreak/>
         <w:drawing>
-          <wp:inline distT="0" distB="0" distL="0" distR="0" wp14:anchorId="2D1C6B9D" wp14:editId="3659238D">
+          <wp:inline distT="0" distB="0" distL="0" distR="0" wp14:anchorId="293CDEE4" wp14:editId="1F3FA9B2">
             <wp:extent cx="5486400" cy="3397250"/>
             <wp:effectExtent l="0" t="0" r="0" b="0"/>
             <wp:docPr id="406081807" name="Picture 406081807" descr="A graph of different colored bars&#10;&#10;Description automatically generated"/>
@@ -53618,7 +55786,7 @@
                     <pic:cNvPicPr/>
                   </pic:nvPicPr>
                   <pic:blipFill>
-                    <a:blip r:embed="rId85"/>
+                    <a:blip r:embed="rId86"/>
                     <a:stretch>
                       <a:fillRect/>
                     </a:stretch>
@@ -53684,7 +55852,7 @@
           <w:noProof/>
         </w:rPr>
         <w:drawing>
-          <wp:inline distT="0" distB="0" distL="0" distR="0" wp14:anchorId="14B5B6EF" wp14:editId="1A37B915">
+          <wp:inline distT="0" distB="0" distL="0" distR="0" wp14:anchorId="685DD579" wp14:editId="72D36B8E">
             <wp:extent cx="5486400" cy="2081530"/>
             <wp:effectExtent l="0" t="0" r="0" b="0"/>
             <wp:docPr id="406081808" name="Picture 406081808" descr="A graph of a graph&#10;&#10;Description automatically generated with medium confidence"/>
@@ -53696,89 +55864,6 @@
                 <pic:pic xmlns:pic="http://schemas.openxmlformats.org/drawingml/2006/picture">
                   <pic:nvPicPr>
                     <pic:cNvPr id="406081808" name="Picture 406081808" descr="A graph of a graph&#10;&#10;Description automatically generated with medium confidence"/>
-                    <pic:cNvPicPr/>
-                  </pic:nvPicPr>
-                  <pic:blipFill>
-                    <a:blip r:embed="rId86"/>
-                    <a:stretch>
-                      <a:fillRect/>
-                    </a:stretch>
-                  </pic:blipFill>
-                  <pic:spPr>
-                    <a:xfrm>
-                      <a:off x="0" y="0"/>
-                      <a:ext cx="5486400" cy="2081530"/>
-                    </a:xfrm>
-                    <a:prstGeom prst="rect">
-                      <a:avLst/>
-                    </a:prstGeom>
-                  </pic:spPr>
-                </pic:pic>
-              </a:graphicData>
-            </a:graphic>
-          </wp:inline>
-        </w:drawing>
-      </w:r>
-    </w:p>
-    <w:p>
-      <w:pPr>
-        <w:pStyle w:val="Caption"/>
-        <w:jc w:val="center"/>
-      </w:pPr>
-      <w:bookmarkStart w:id="164" w:name="_Toc242738693"/>
-      <w:r>
-        <w:t xml:space="preserve">Figure </w:t>
-      </w:r>
-      <w:r>
-        <w:fldChar w:fldCharType="begin"/>
-      </w:r>
-      <w:r>
-        <w:instrText xml:space="preserve"> SEQ Figure \* ARABIC </w:instrText>
-      </w:r>
-      <w:r>
-        <w:fldChar w:fldCharType="separate"/>
-      </w:r>
-      <w:r>
-        <w:rPr>
-          <w:noProof/>
-        </w:rPr>
-        <w:t>22</w:t>
-      </w:r>
-      <w:r>
-        <w:fldChar w:fldCharType="end"/>
-      </w:r>
-      <w:r>
-        <w:t xml:space="preserve"> </w:t>
-      </w:r>
-      <w:r>
-        <w:t>XGBoost Log Loss and Accuracy per Boosting Round on the Temporal Split</w:t>
-      </w:r>
-      <w:bookmarkEnd w:id="164"/>
-    </w:p>
-    <w:p/>
-    <w:p/>
-    <w:p>
-      <w:pPr>
-        <w:keepNext/>
-      </w:pPr>
-      <w:r>
-        <w:rPr>
-          <w:noProof/>
-        </w:rPr>
-        <w:lastRenderedPageBreak/>
-        <w:drawing>
-          <wp:inline distT="0" distB="0" distL="0" distR="0" wp14:anchorId="66C40E54" wp14:editId="0A669319">
-            <wp:extent cx="5486400" cy="2081530"/>
-            <wp:effectExtent l="0" t="0" r="0" b="0"/>
-            <wp:docPr id="406081809" name="Picture 406081809" descr="A graph of a graph&#10;&#10;Description automatically generated with medium confidence"/>
-            <wp:cNvGraphicFramePr>
-              <a:graphicFrameLocks xmlns:a="http://schemas.openxmlformats.org/drawingml/2006/main" noChangeAspect="1"/>
-            </wp:cNvGraphicFramePr>
-            <a:graphic xmlns:a="http://schemas.openxmlformats.org/drawingml/2006/main">
-              <a:graphicData uri="http://schemas.openxmlformats.org/drawingml/2006/picture">
-                <pic:pic xmlns:pic="http://schemas.openxmlformats.org/drawingml/2006/picture">
-                  <pic:nvPicPr>
-                    <pic:cNvPr id="406081809" name="Picture 406081809" descr="A graph of a graph&#10;&#10;Description automatically generated with medium confidence"/>
                     <pic:cNvPicPr/>
                   </pic:nvPicPr>
                   <pic:blipFill>
@@ -53808,7 +55893,7 @@
         <w:pStyle w:val="Caption"/>
         <w:jc w:val="center"/>
       </w:pPr>
-      <w:bookmarkStart w:id="165" w:name="_Toc242738694"/>
+      <w:bookmarkStart w:id="164" w:name="_Toc242738693"/>
       <w:r>
         <w:t xml:space="preserve">Figure </w:t>
       </w:r>
@@ -53825,7 +55910,7 @@
         <w:rPr>
           <w:noProof/>
         </w:rPr>
-        <w:t>23</w:t>
+        <w:t>22</w:t>
       </w:r>
       <w:r>
         <w:fldChar w:fldCharType="end"/>
@@ -53834,9 +55919,9 @@
         <w:t xml:space="preserve"> </w:t>
       </w:r>
       <w:r>
-        <w:t>Random Forest Accuracy and F1-Score by Number of Trees on the Temporal Split</w:t>
-      </w:r>
-      <w:bookmarkEnd w:id="165"/>
+        <w:t>XGBoost Log Loss and Accuracy per Boosting Round on the Temporal Split</w:t>
+      </w:r>
+      <w:bookmarkEnd w:id="164"/>
     </w:p>
     <w:p/>
     <w:p/>
@@ -53848,11 +55933,12 @@
         <w:rPr>
           <w:noProof/>
         </w:rPr>
+        <w:lastRenderedPageBreak/>
         <w:drawing>
-          <wp:inline distT="0" distB="0" distL="0" distR="0" wp14:anchorId="1C25CCBF" wp14:editId="712C8ABC">
+          <wp:inline distT="0" distB="0" distL="0" distR="0" wp14:anchorId="33D2164E" wp14:editId="1DAE8195">
             <wp:extent cx="5486400" cy="2081530"/>
             <wp:effectExtent l="0" t="0" r="0" b="0"/>
-            <wp:docPr id="406081810" name="Picture 406081810" descr="A graph of a graph with a line and a line&#10;&#10;Description automatically generated with medium confidence"/>
+            <wp:docPr id="406081809" name="Picture 406081809" descr="A graph of a graph&#10;&#10;Description automatically generated with medium confidence"/>
             <wp:cNvGraphicFramePr>
               <a:graphicFrameLocks xmlns:a="http://schemas.openxmlformats.org/drawingml/2006/main" noChangeAspect="1"/>
             </wp:cNvGraphicFramePr>
@@ -53860,7 +55946,7 @@
               <a:graphicData uri="http://schemas.openxmlformats.org/drawingml/2006/picture">
                 <pic:pic xmlns:pic="http://schemas.openxmlformats.org/drawingml/2006/picture">
                   <pic:nvPicPr>
-                    <pic:cNvPr id="406081810" name="Picture 406081810" descr="A graph of a graph with a line and a line&#10;&#10;Description automatically generated with medium confidence"/>
+                    <pic:cNvPr id="406081809" name="Picture 406081809" descr="A graph of a graph&#10;&#10;Description automatically generated with medium confidence"/>
                     <pic:cNvPicPr/>
                   </pic:nvPicPr>
                   <pic:blipFill>
@@ -53890,6 +55976,88 @@
         <w:pStyle w:val="Caption"/>
         <w:jc w:val="center"/>
       </w:pPr>
+      <w:bookmarkStart w:id="165" w:name="_Toc242738694"/>
+      <w:r>
+        <w:t xml:space="preserve">Figure </w:t>
+      </w:r>
+      <w:r>
+        <w:fldChar w:fldCharType="begin"/>
+      </w:r>
+      <w:r>
+        <w:instrText xml:space="preserve"> SEQ Figure \* ARABIC </w:instrText>
+      </w:r>
+      <w:r>
+        <w:fldChar w:fldCharType="separate"/>
+      </w:r>
+      <w:r>
+        <w:rPr>
+          <w:noProof/>
+        </w:rPr>
+        <w:t>23</w:t>
+      </w:r>
+      <w:r>
+        <w:fldChar w:fldCharType="end"/>
+      </w:r>
+      <w:r>
+        <w:t xml:space="preserve"> </w:t>
+      </w:r>
+      <w:r>
+        <w:t>Random Forest Accuracy and F1-Score by Number of Trees on the Temporal Split</w:t>
+      </w:r>
+      <w:bookmarkEnd w:id="165"/>
+    </w:p>
+    <w:p/>
+    <w:p/>
+    <w:p>
+      <w:pPr>
+        <w:keepNext/>
+      </w:pPr>
+      <w:r>
+        <w:rPr>
+          <w:noProof/>
+        </w:rPr>
+        <w:drawing>
+          <wp:inline distT="0" distB="0" distL="0" distR="0" wp14:anchorId="4AAE0366" wp14:editId="10C54AD5">
+            <wp:extent cx="5486400" cy="2081530"/>
+            <wp:effectExtent l="0" t="0" r="0" b="0"/>
+            <wp:docPr id="406081810" name="Picture 406081810" descr="A graph of a graph with a line and a line&#10;&#10;Description automatically generated with medium confidence"/>
+            <wp:cNvGraphicFramePr>
+              <a:graphicFrameLocks xmlns:a="http://schemas.openxmlformats.org/drawingml/2006/main" noChangeAspect="1"/>
+            </wp:cNvGraphicFramePr>
+            <a:graphic xmlns:a="http://schemas.openxmlformats.org/drawingml/2006/main">
+              <a:graphicData uri="http://schemas.openxmlformats.org/drawingml/2006/picture">
+                <pic:pic xmlns:pic="http://schemas.openxmlformats.org/drawingml/2006/picture">
+                  <pic:nvPicPr>
+                    <pic:cNvPr id="406081810" name="Picture 406081810" descr="A graph of a graph with a line and a line&#10;&#10;Description automatically generated with medium confidence"/>
+                    <pic:cNvPicPr/>
+                  </pic:nvPicPr>
+                  <pic:blipFill>
+                    <a:blip r:embed="rId89"/>
+                    <a:stretch>
+                      <a:fillRect/>
+                    </a:stretch>
+                  </pic:blipFill>
+                  <pic:spPr>
+                    <a:xfrm>
+                      <a:off x="0" y="0"/>
+                      <a:ext cx="5486400" cy="2081530"/>
+                    </a:xfrm>
+                    <a:prstGeom prst="rect">
+                      <a:avLst/>
+                    </a:prstGeom>
+                  </pic:spPr>
+                </pic:pic>
+              </a:graphicData>
+            </a:graphic>
+          </wp:inline>
+        </w:drawing>
+      </w:r>
+    </w:p>
+    <w:p>
+      <w:pPr>
+        <w:pStyle w:val="Caption"/>
+        <w:jc w:val="center"/>
+      </w:pPr>
       <w:bookmarkStart w:id="166" w:name="_Toc242738695"/>
       <w:r>
         <w:t xml:space="preserve">Figure </w:t>
@@ -53991,7 +56159,7 @@
           <w:noProof/>
         </w:rPr>
         <w:drawing>
-          <wp:inline distT="0" distB="0" distL="0" distR="0" wp14:anchorId="54D335D9" wp14:editId="45C5A0DF">
+          <wp:inline distT="0" distB="0" distL="0" distR="0" wp14:anchorId="7BD47AA2" wp14:editId="21718DF7">
             <wp:extent cx="4583875" cy="2973683"/>
             <wp:effectExtent l="0" t="0" r="7620" b="0"/>
             <wp:docPr id="406081811" name="Picture 406081811" descr="A screenshot of a graph&#10;&#10;Description automatically generated"/>
@@ -54006,7 +56174,7 @@
                     <pic:cNvPicPr/>
                   </pic:nvPicPr>
                   <pic:blipFill>
-                    <a:blip r:embed="rId89"/>
+                    <a:blip r:embed="rId90"/>
                     <a:stretch>
                       <a:fillRect/>
                     </a:stretch>
@@ -54075,7 +56243,7 @@
           <w:noProof/>
         </w:rPr>
         <w:drawing>
-          <wp:inline distT="0" distB="0" distL="0" distR="0" wp14:anchorId="49B95916" wp14:editId="669B852B">
+          <wp:inline distT="0" distB="0" distL="0" distR="0" wp14:anchorId="1C6012FA" wp14:editId="2CC4B6EC">
             <wp:extent cx="4049486" cy="3883570"/>
             <wp:effectExtent l="0" t="0" r="8255" b="3175"/>
             <wp:docPr id="4" name="Picture 4" descr="A graph of different colored bars&#10;&#10;Description automatically generated with medium confidence"/>
@@ -54090,7 +56258,7 @@
                     <pic:cNvPicPr/>
                   </pic:nvPicPr>
                   <pic:blipFill>
-                    <a:blip r:embed="rId90"/>
+                    <a:blip r:embed="rId91"/>
                     <a:stretch>
                       <a:fillRect/>
                     </a:stretch>
@@ -54157,7 +56325,7 @@
         </w:rPr>
         <w:lastRenderedPageBreak/>
         <w:drawing>
-          <wp:inline distT="0" distB="0" distL="0" distR="0" wp14:anchorId="7750BD33" wp14:editId="6F775405">
+          <wp:inline distT="0" distB="0" distL="0" distR="0" wp14:anchorId="11AA34C2" wp14:editId="49B6B2B8">
             <wp:extent cx="5486400" cy="1753235"/>
             <wp:effectExtent l="0" t="0" r="0" b="0"/>
             <wp:docPr id="5" name="Picture 5" descr="A blue squares with black text&#10;&#10;Description automatically generated"/>
@@ -54172,7 +56340,7 @@
                     <pic:cNvPicPr/>
                   </pic:nvPicPr>
                   <pic:blipFill>
-                    <a:blip r:embed="rId91"/>
+                    <a:blip r:embed="rId92"/>
                     <a:stretch>
                       <a:fillRect/>
                     </a:stretch>
@@ -54241,7 +56409,7 @@
           <w:noProof/>
         </w:rPr>
         <w:drawing>
-          <wp:inline distT="0" distB="0" distL="0" distR="0" wp14:anchorId="4FDF45D1" wp14:editId="43864276">
+          <wp:inline distT="0" distB="0" distL="0" distR="0" wp14:anchorId="00F3182F" wp14:editId="08F386AA">
             <wp:extent cx="5486400" cy="3011805"/>
             <wp:effectExtent l="0" t="0" r="0" b="0"/>
             <wp:docPr id="7" name="Picture 7" descr="A graph of a bar graph&#10;&#10;Description automatically generated"/>
@@ -54256,7 +56424,7 @@
                     <pic:cNvPicPr/>
                   </pic:nvPicPr>
                   <pic:blipFill>
-                    <a:blip r:embed="rId92"/>
+                    <a:blip r:embed="rId93"/>
                     <a:stretch>
                       <a:fillRect/>
                     </a:stretch>
@@ -54326,7 +56494,7 @@
         </w:rPr>
         <w:lastRenderedPageBreak/>
         <w:drawing>
-          <wp:inline distT="0" distB="0" distL="0" distR="0" wp14:anchorId="10B0730D" wp14:editId="5C3A6674">
+          <wp:inline distT="0" distB="0" distL="0" distR="0" wp14:anchorId="0181D518" wp14:editId="6CD8B493">
             <wp:extent cx="4726379" cy="4354942"/>
             <wp:effectExtent l="0" t="0" r="0" b="7620"/>
             <wp:docPr id="8" name="Picture 8" descr="A graph of a test window&#10;&#10;Description automatically generated with medium confidence"/>
@@ -54341,7 +56509,7 @@
                     <pic:cNvPicPr/>
                   </pic:nvPicPr>
                   <pic:blipFill>
-                    <a:blip r:embed="rId93"/>
+                    <a:blip r:embed="rId94"/>
                     <a:stretch>
                       <a:fillRect/>
                     </a:stretch>
@@ -54409,7 +56577,7 @@
           <w:noProof/>
         </w:rPr>
         <w:drawing>
-          <wp:inline distT="0" distB="0" distL="0" distR="0" wp14:anchorId="47795AD7" wp14:editId="159EB6C3">
+          <wp:inline distT="0" distB="0" distL="0" distR="0" wp14:anchorId="50944C19" wp14:editId="64383CDD">
             <wp:extent cx="4868883" cy="3014875"/>
             <wp:effectExtent l="0" t="0" r="8255" b="0"/>
             <wp:docPr id="9" name="Picture 9" descr="A graph with blue and orange bars&#10;&#10;Description automatically generated"/>
@@ -54424,7 +56592,7 @@
                     <pic:cNvPicPr/>
                   </pic:nvPicPr>
                   <pic:blipFill>
-                    <a:blip r:embed="rId94"/>
+                    <a:blip r:embed="rId95"/>
                     <a:stretch>
                       <a:fillRect/>
                     </a:stretch>
@@ -54491,7 +56659,7 @@
         </w:rPr>
         <w:lastRenderedPageBreak/>
         <w:drawing>
-          <wp:inline distT="0" distB="0" distL="0" distR="0" wp14:anchorId="04D6035A" wp14:editId="214B4321">
+          <wp:inline distT="0" distB="0" distL="0" distR="0" wp14:anchorId="5C83C5B2" wp14:editId="46442E95">
             <wp:extent cx="5486400" cy="3392805"/>
             <wp:effectExtent l="0" t="0" r="0" b="0"/>
             <wp:docPr id="10" name="Picture 10" descr="A graph of a graph showing a number of different colored bars&#10;&#10;Description automatically generated with medium confidence"/>
@@ -54506,7 +56674,7 @@
                     <pic:cNvPicPr/>
                   </pic:nvPicPr>
                   <pic:blipFill>
-                    <a:blip r:embed="rId95"/>
+                    <a:blip r:embed="rId96"/>
                     <a:stretch>
                       <a:fillRect/>
                     </a:stretch>
@@ -54574,7 +56742,7 @@
           <w:noProof/>
         </w:rPr>
         <w:drawing>
-          <wp:inline distT="0" distB="0" distL="0" distR="0" wp14:anchorId="5F5AFBA3" wp14:editId="40749453">
+          <wp:inline distT="0" distB="0" distL="0" distR="0" wp14:anchorId="40BBD9B4" wp14:editId="019BA47D">
             <wp:extent cx="5486400" cy="2080895"/>
             <wp:effectExtent l="0" t="0" r="0" b="0"/>
             <wp:docPr id="13" name="Picture 13" descr="A graph of a graph&#10;&#10;Description automatically generated with medium confidence"/>
@@ -54589,7 +56757,7 @@
                     <pic:cNvPicPr/>
                   </pic:nvPicPr>
                   <pic:blipFill>
-                    <a:blip r:embed="rId96"/>
+                    <a:blip r:embed="rId97"/>
                     <a:stretch>
                       <a:fillRect/>
                     </a:stretch>
@@ -54663,7 +56831,7 @@
         </w:rPr>
         <w:lastRenderedPageBreak/>
         <w:drawing>
-          <wp:inline distT="0" distB="0" distL="0" distR="0" wp14:anchorId="536B1482" wp14:editId="4DFEAFB2">
+          <wp:inline distT="0" distB="0" distL="0" distR="0" wp14:anchorId="4B01F792" wp14:editId="258383AB">
             <wp:extent cx="5486400" cy="2081530"/>
             <wp:effectExtent l="0" t="0" r="0" b="0"/>
             <wp:docPr id="16" name="Picture 16" descr="A graph of different sizes and colors&#10;&#10;Description automatically generated with medium confidence"/>
@@ -54675,88 +56843,6 @@
                 <pic:pic xmlns:pic="http://schemas.openxmlformats.org/drawingml/2006/picture">
                   <pic:nvPicPr>
                     <pic:cNvPr id="16" name="Picture 16" descr="A graph of different sizes and colors&#10;&#10;Description automatically generated with medium confidence"/>
-                    <pic:cNvPicPr/>
-                  </pic:nvPicPr>
-                  <pic:blipFill>
-                    <a:blip r:embed="rId97"/>
-                    <a:stretch>
-                      <a:fillRect/>
-                    </a:stretch>
-                  </pic:blipFill>
-                  <pic:spPr>
-                    <a:xfrm>
-                      <a:off x="0" y="0"/>
-                      <a:ext cx="5486400" cy="2081530"/>
-                    </a:xfrm>
-                    <a:prstGeom prst="rect">
-                      <a:avLst/>
-                    </a:prstGeom>
-                  </pic:spPr>
-                </pic:pic>
-              </a:graphicData>
-            </a:graphic>
-          </wp:inline>
-        </w:drawing>
-      </w:r>
-    </w:p>
-    <w:p>
-      <w:pPr>
-        <w:pStyle w:val="Caption"/>
-        <w:jc w:val="center"/>
-      </w:pPr>
-      <w:bookmarkStart w:id="176" w:name="_Toc242738704"/>
-      <w:r>
-        <w:t xml:space="preserve">Figure </w:t>
-      </w:r>
-      <w:r>
-        <w:fldChar w:fldCharType="begin"/>
-      </w:r>
-      <w:r>
-        <w:instrText xml:space="preserve"> SEQ Figure \* ARABIC </w:instrText>
-      </w:r>
-      <w:r>
-        <w:fldChar w:fldCharType="separate"/>
-      </w:r>
-      <w:r>
-        <w:rPr>
-          <w:noProof/>
-        </w:rPr>
-        <w:t>33</w:t>
-      </w:r>
-      <w:r>
-        <w:fldChar w:fldCharType="end"/>
-      </w:r>
-      <w:r>
-        <w:t xml:space="preserve"> </w:t>
-      </w:r>
-      <w:r>
-        <w:t>Random Forest Accuracy and Macro-F1 by Number of Trees for Severity Classification</w:t>
-      </w:r>
-      <w:bookmarkEnd w:id="176"/>
-    </w:p>
-    <w:p/>
-    <w:p/>
-    <w:p>
-      <w:pPr>
-        <w:keepNext/>
-      </w:pPr>
-      <w:r>
-        <w:rPr>
-          <w:noProof/>
-        </w:rPr>
-        <w:drawing>
-          <wp:inline distT="0" distB="0" distL="0" distR="0" wp14:anchorId="3EA70BCB" wp14:editId="297C3334">
-            <wp:extent cx="5486400" cy="2081530"/>
-            <wp:effectExtent l="0" t="0" r="0" b="0"/>
-            <wp:docPr id="29" name="Picture 29" descr="A graph of a graph of a graph of a graph of a graph of a graph of a graph of a graph of a graph of a graph of a graph of a graph of a graph of&#10;&#10;Description automatically generated"/>
-            <wp:cNvGraphicFramePr>
-              <a:graphicFrameLocks xmlns:a="http://schemas.openxmlformats.org/drawingml/2006/main" noChangeAspect="1"/>
-            </wp:cNvGraphicFramePr>
-            <a:graphic xmlns:a="http://schemas.openxmlformats.org/drawingml/2006/main">
-              <a:graphicData uri="http://schemas.openxmlformats.org/drawingml/2006/picture">
-                <pic:pic xmlns:pic="http://schemas.openxmlformats.org/drawingml/2006/picture">
-                  <pic:nvPicPr>
-                    <pic:cNvPr id="29" name="Picture 29" descr="A graph of a graph of a graph of a graph of a graph of a graph of a graph of a graph of a graph of a graph of a graph of a graph of a graph of&#10;&#10;Description automatically generated"/>
                     <pic:cNvPicPr/>
                   </pic:nvPicPr>
                   <pic:blipFill>
@@ -54786,6 +56872,88 @@
         <w:pStyle w:val="Caption"/>
         <w:jc w:val="center"/>
       </w:pPr>
+      <w:bookmarkStart w:id="176" w:name="_Toc242738704"/>
+      <w:r>
+        <w:t xml:space="preserve">Figure </w:t>
+      </w:r>
+      <w:r>
+        <w:fldChar w:fldCharType="begin"/>
+      </w:r>
+      <w:r>
+        <w:instrText xml:space="preserve"> SEQ Figure \* ARABIC </w:instrText>
+      </w:r>
+      <w:r>
+        <w:fldChar w:fldCharType="separate"/>
+      </w:r>
+      <w:r>
+        <w:rPr>
+          <w:noProof/>
+        </w:rPr>
+        <w:t>33</w:t>
+      </w:r>
+      <w:r>
+        <w:fldChar w:fldCharType="end"/>
+      </w:r>
+      <w:r>
+        <w:t xml:space="preserve"> </w:t>
+      </w:r>
+      <w:r>
+        <w:t>Random Forest Accuracy and Macro-F1 by Number of Trees for Severity Classification</w:t>
+      </w:r>
+      <w:bookmarkEnd w:id="176"/>
+    </w:p>
+    <w:p/>
+    <w:p/>
+    <w:p>
+      <w:pPr>
+        <w:keepNext/>
+      </w:pPr>
+      <w:r>
+        <w:rPr>
+          <w:noProof/>
+        </w:rPr>
+        <w:drawing>
+          <wp:inline distT="0" distB="0" distL="0" distR="0" wp14:anchorId="415EFE14" wp14:editId="74461FA0">
+            <wp:extent cx="5486400" cy="2081530"/>
+            <wp:effectExtent l="0" t="0" r="0" b="0"/>
+            <wp:docPr id="29" name="Picture 29" descr="A graph of a graph of a graph of a graph of a graph of a graph of a graph of a graph of a graph of a graph of a graph of a graph of a graph of&#10;&#10;Description automatically generated"/>
+            <wp:cNvGraphicFramePr>
+              <a:graphicFrameLocks xmlns:a="http://schemas.openxmlformats.org/drawingml/2006/main" noChangeAspect="1"/>
+            </wp:cNvGraphicFramePr>
+            <a:graphic xmlns:a="http://schemas.openxmlformats.org/drawingml/2006/main">
+              <a:graphicData uri="http://schemas.openxmlformats.org/drawingml/2006/picture">
+                <pic:pic xmlns:pic="http://schemas.openxmlformats.org/drawingml/2006/picture">
+                  <pic:nvPicPr>
+                    <pic:cNvPr id="29" name="Picture 29" descr="A graph of a graph of a graph of a graph of a graph of a graph of a graph of a graph of a graph of a graph of a graph of a graph of a graph of&#10;&#10;Description automatically generated"/>
+                    <pic:cNvPicPr/>
+                  </pic:nvPicPr>
+                  <pic:blipFill>
+                    <a:blip r:embed="rId99"/>
+                    <a:stretch>
+                      <a:fillRect/>
+                    </a:stretch>
+                  </pic:blipFill>
+                  <pic:spPr>
+                    <a:xfrm>
+                      <a:off x="0" y="0"/>
+                      <a:ext cx="5486400" cy="2081530"/>
+                    </a:xfrm>
+                    <a:prstGeom prst="rect">
+                      <a:avLst/>
+                    </a:prstGeom>
+                  </pic:spPr>
+                </pic:pic>
+              </a:graphicData>
+            </a:graphic>
+          </wp:inline>
+        </w:drawing>
+      </w:r>
+    </w:p>
+    <w:p>
+      <w:pPr>
+        <w:pStyle w:val="Caption"/>
+        <w:jc w:val="center"/>
+      </w:pPr>
       <w:bookmarkStart w:id="177" w:name="_Toc242738705"/>
       <w:r>
         <w:t xml:space="preserve">Figure </w:t>
@@ -54967,7 +57135,7 @@
                 <w:color w:val="44546A" w:themeColor="text2"/>
               </w:rPr>
             </w:pPr>
-            <w:hyperlink r:id="rId99" w:history="1">
+            <w:hyperlink r:id="rId100" w:history="1">
               <w:r>
                 <w:rPr>
                   <w:rStyle w:val="Hyperlink"/>
@@ -55021,7 +57189,7 @@
                 <w:color w:val="44546A" w:themeColor="text2"/>
               </w:rPr>
             </w:pPr>
-            <w:hyperlink r:id="rId100" w:history="1">
+            <w:hyperlink r:id="rId101" w:history="1">
               <w:r>
                 <w:rPr>
                   <w:rStyle w:val="Hyperlink"/>
@@ -55075,7 +57243,7 @@
                 <w:color w:val="44546A" w:themeColor="text2"/>
               </w:rPr>
             </w:pPr>
-            <w:hyperlink r:id="rId101" w:history="1">
+            <w:hyperlink r:id="rId102" w:history="1">
               <w:r>
                 <w:rPr>
                   <w:rStyle w:val="Hyperlink"/>
@@ -55125,7 +57293,7 @@
                 <w:color w:val="44546A" w:themeColor="text2"/>
               </w:rPr>
             </w:pPr>
-            <w:hyperlink r:id="rId102" w:history="1">
+            <w:hyperlink r:id="rId103" w:history="1">
               <w:r>
                 <w:rPr>
                   <w:rStyle w:val="Hyperlink"/>
@@ -55152,7 +57320,7 @@
     </w:p>
     <w:p/>
     <w:sectPr>
-      <w:footerReference w:type="default" r:id="rId103"/>
+      <w:footerReference w:type="default" r:id="rId104"/>
       <w:pgSz w:w="12240" w:h="15840"/>
       <w:pgMar w:top="1440" w:right="1440" w:bottom="1440" w:left="2160" w:header="720" w:footer="720" w:gutter="0"/>
       <w:pgNumType w:start="1"/>
@@ -61012,4 +63180,16 @@
     </a:ext>
   </a:extLst>
 </a:theme>
+</file>
+
+<file path=customXml/item1.xml><?xml version="1.0" encoding="utf-8"?>
+<b:Sources xmlns:b="http://schemas.openxmlformats.org/officeDocument/2006/bibliography" xmlns="http://schemas.openxmlformats.org/officeDocument/2006/bibliography" SelectedStyle="\HarvardAnglia2008OfficeOnline.xsl" StyleName="Harvard - Anglia" Version="2008"/>
+</file>
+
+<file path=customXml/itemProps1.xml><?xml version="1.0" encoding="utf-8"?>
+<ds:datastoreItem xmlns:ds="http://schemas.openxmlformats.org/officeDocument/2006/customXml" ds:itemID="{C2EFAE84-A6C9-427B-97B2-7E3F74132A5D}">
+  <ds:schemaRefs>
+    <ds:schemaRef ds:uri="http://schemas.openxmlformats.org/officeDocument/2006/bibliography"/>
+  </ds:schemaRefs>
+</ds:datastoreItem>
 </file>